--- a/01.WORKING_SPACE/2.TranVietHai-25410198/v1/Quy Trình Thu Phí COD.docx
+++ b/01.WORKING_SPACE/2.TranVietHai-25410198/v1/Quy Trình Thu Phí COD.docx
@@ -1440,7 +1440,7 @@
               <w:rPr>
                 <w:sz w:val="18"/>
               </w:rPr>
-              <w:t>Phân loại hàng hóa theo tuyến vận chuyển — thực hiện sau khi hàng đã được lấy và vận chuyển về bưu cục (bước 8), đúng trình tự vật lý theo BPMN v06</w:t>
+              <w:t>Phân loại hàng hóa theo tuyến vận chuyển — thực hiện sau khi hàng đã được lấy và vận chuyển về bưu cục (bước 8)</w:t>
             </w:r>
           </w:p>
         </w:tc>
@@ -2315,7 +2315,7 @@
               <w:rPr>
                 <w:sz w:val="18"/>
               </w:rPr>
-              <w:t>Người gửi nhận thông báo kết quả giao hàng (thành công/thất bại) ngay khi hệ thống ghi nhận tại bước 19, không cần chờ đến khi hoàn tất đối soát và chuyển tiền (Message Flow, bổ sung theo BPMN v06)</w:t>
+              <w:t>Người gửi nhận thông báo kết quả giao hàng (thành công/thất bại) ngay khi hệ thống ghi nhận tại bước 19, không cần chờ đến khi hoàn tất đối soát và chuyển tiền</w:t>
             </w:r>
           </w:p>
         </w:tc>
@@ -2642,7 +2642,7 @@
               <w:rPr>
                 <w:sz w:val="18"/>
               </w:rPr>
-              <w:t>Đóng vòng lặp nội bộ, xác nhận đơn hàng đã hoàn tất toàn bộ chu trình COD; phát sự kiện thông báo cuối cùng tới người gửi/người nhận (Message Flow đang được hoàn thiện kết nối)</w:t>
+              <w:t xml:space="preserve">Đóng vòng lặp nội bộ, xác nhận đơn hàng đã hoàn tất toàn bộ chu trình COD; phát sự kiện thông báo cuối cùng tới người gửi/người nhận </w:t>
             </w:r>
           </w:p>
         </w:tc>
@@ -3092,7 +3092,6 @@
                       <w:sz w:val="20"/>
                       <w:szCs w:val="20"/>
                     </w:rPr>
-                    <w:lastRenderedPageBreak/>
                     <w:t>Đơn hàng được đối soát thành công và khoản tiền đủ điều kiện được chuyển cho người gửi</w:t>
                   </w:r>
                 </w:p>
@@ -5449,7 +5448,6 @@
         <w:spacing w:before="220" w:after="100"/>
       </w:pPr>
       <w:r>
-        <w:lastRenderedPageBreak/>
         <w:t>2.1.1. Sơ đồ tổ chức</w:t>
       </w:r>
     </w:p>
@@ -5462,6 +5460,7 @@
         <w:rPr>
           <w:noProof/>
         </w:rPr>
+        <w:lastRenderedPageBreak/>
         <w:drawing>
           <wp:inline distT="0" distB="0" distL="0" distR="0" wp14:anchorId="62A58D3C" wp14:editId="3C801FFE">
             <wp:extent cx="5731510" cy="3435985"/>
@@ -6267,7 +6266,6 @@
                 <w:sz w:val="20"/>
                 <w:szCs w:val="20"/>
               </w:rPr>
-              <w:lastRenderedPageBreak/>
               <w:t>Trước kỳ đối soát</w:t>
             </w:r>
           </w:p>
@@ -6354,6 +6352,7 @@
                 <w:sz w:val="20"/>
                 <w:szCs w:val="20"/>
               </w:rPr>
+              <w:lastRenderedPageBreak/>
               <w:t>Cuối ca (bàn giao ca)</w:t>
             </w:r>
           </w:p>
@@ -7749,7 +7748,6 @@
                 <w:sz w:val="20"/>
                 <w:szCs w:val="20"/>
               </w:rPr>
-              <w:lastRenderedPageBreak/>
               <w:t xml:space="preserve"> </w:t>
             </w:r>
             <w:r>
@@ -7958,6 +7956,7 @@
                 <w:sz w:val="18"/>
                 <w:szCs w:val="18"/>
               </w:rPr>
+              <w:lastRenderedPageBreak/>
               <w:t>BVA</w:t>
             </w:r>
           </w:p>
@@ -10139,6 +10138,7 @@
           <w:sz w:val="20"/>
           <w:szCs w:val="20"/>
         </w:rPr>
+        <w:lastRenderedPageBreak/>
         <w:t>Mục đích: ghi nhận nội dung, quyết định và phân công hành động sau các cuộc họp giao ban ca, họp kỳ đối soát hoặc họp rà soát khiếu nại COD. Người sử dụng: quản lý vận hành COD, trưởng ca bưu cục, kế toán COD.</w:t>
       </w:r>
     </w:p>
@@ -19785,10 +19785,10 @@
           <w:noProof/>
         </w:rPr>
         <w:drawing>
-          <wp:inline distT="0" distB="0" distL="0" distR="0" wp14:anchorId="3DF3C397" wp14:editId="07753374">
+          <wp:inline distT="0" distB="0" distL="0" distR="0" wp14:anchorId="185B430F" wp14:editId="4CD2922E">
             <wp:extent cx="5731510" cy="2673350"/>
             <wp:effectExtent l="0" t="0" r="2540" b="0"/>
-            <wp:docPr id="1348544911" name="Graphic 1"/>
+            <wp:docPr id="1887103479" name="Graphic 1"/>
             <wp:cNvGraphicFramePr>
               <a:graphicFrameLocks xmlns:a="http://schemas.openxmlformats.org/drawingml/2006/main" noChangeAspect="1"/>
             </wp:cNvGraphicFramePr>
@@ -19796,7 +19796,7 @@
               <a:graphicData uri="http://schemas.openxmlformats.org/drawingml/2006/picture">
                 <pic:pic xmlns:pic="http://schemas.openxmlformats.org/drawingml/2006/picture">
                   <pic:nvPicPr>
-                    <pic:cNvPr id="1348544911" name="Graphic 1348544911"/>
+                    <pic:cNvPr id="1887103479" name="Graphic 1887103479"/>
                     <pic:cNvPicPr/>
                   </pic:nvPicPr>
                   <pic:blipFill>
@@ -24795,10 +24795,10 @@
           <w:noProof/>
         </w:rPr>
         <w:drawing>
-          <wp:inline distT="0" distB="0" distL="0" distR="0" wp14:anchorId="355277F3" wp14:editId="2DEB24D2">
-            <wp:extent cx="6156470" cy="2870200"/>
-            <wp:effectExtent l="0" t="0" r="0" b="6350"/>
-            <wp:docPr id="1028328212" name="Picture 4"/>
+          <wp:inline distT="0" distB="0" distL="0" distR="0" wp14:anchorId="1D733E23" wp14:editId="4F510868">
+            <wp:extent cx="5951621" cy="2776016"/>
+            <wp:effectExtent l="0" t="0" r="0" b="5715"/>
+            <wp:docPr id="1436072736" name="Picture 2"/>
             <wp:cNvGraphicFramePr>
               <a:graphicFrameLocks xmlns:a="http://schemas.openxmlformats.org/drawingml/2006/main" noChangeAspect="1"/>
             </wp:cNvGraphicFramePr>
@@ -24806,7 +24806,7 @@
               <a:graphicData uri="http://schemas.openxmlformats.org/drawingml/2006/picture">
                 <pic:pic xmlns:pic="http://schemas.openxmlformats.org/drawingml/2006/picture">
                   <pic:nvPicPr>
-                    <pic:cNvPr id="1028328212" name="Picture 1028328212"/>
+                    <pic:cNvPr id="1436072736" name="Picture 1436072736"/>
                     <pic:cNvPicPr/>
                   </pic:nvPicPr>
                   <pic:blipFill>
@@ -24824,7 +24824,7 @@
                   <pic:spPr>
                     <a:xfrm>
                       <a:off x="0" y="0"/>
-                      <a:ext cx="6158749" cy="2871263"/>
+                      <a:ext cx="5956986" cy="2778518"/>
                     </a:xfrm>
                     <a:prstGeom prst="rect">
                       <a:avLst/>
@@ -25131,79 +25131,87 @@
                 <w:sz w:val="18"/>
                 <w:szCs w:val="18"/>
               </w:rPr>
+              <w:t>Move</w:t>
+            </w:r>
+          </w:p>
+        </w:tc>
+        <w:tc>
+          <w:tcPr>
+            <w:tcW w:w="0" w:type="auto"/>
+            <w:tcMar>
+              <w:top w:w="60" w:type="dxa"/>
+              <w:left w:w="100" w:type="dxa"/>
+              <w:bottom w:w="60" w:type="dxa"/>
+              <w:right w:w="100" w:type="dxa"/>
+            </w:tcMar>
+            <w:vAlign w:val="center"/>
+          </w:tcPr>
+          <w:p>
+            <w:pPr>
+              <w:jc w:val="both"/>
+            </w:pPr>
+            <w:r>
+              <w:rPr>
+                <w:sz w:val="18"/>
+                <w:szCs w:val="18"/>
+              </w:rPr>
+              <w:t>Transportation – dòng tiền qua nhiều điểm trung gian</w:t>
+            </w:r>
+          </w:p>
+        </w:tc>
+        <w:tc>
+          <w:tcPr>
+            <w:tcW w:w="0" w:type="auto"/>
+            <w:tcMar>
+              <w:top w:w="60" w:type="dxa"/>
+              <w:left w:w="100" w:type="dxa"/>
+              <w:bottom w:w="60" w:type="dxa"/>
+              <w:right w:w="100" w:type="dxa"/>
+            </w:tcMar>
+            <w:vAlign w:val="center"/>
+          </w:tcPr>
+          <w:p>
+            <w:pPr>
+              <w:jc w:val="both"/>
+            </w:pPr>
+            <w:r>
+              <w:rPr>
+                <w:sz w:val="18"/>
+                <w:szCs w:val="18"/>
+              </w:rPr>
+              <w:t xml:space="preserve">4 cặp Message Flow trung gian (Người nhận → Người </w:t>
+            </w:r>
+            <w:r>
+              <w:rPr>
+                <w:sz w:val="18"/>
+                <w:szCs w:val="18"/>
+              </w:rPr>
               <w:lastRenderedPageBreak/>
-              <w:t>Move</w:t>
-            </w:r>
-          </w:p>
-        </w:tc>
-        <w:tc>
-          <w:tcPr>
-            <w:tcW w:w="0" w:type="auto"/>
-            <w:tcMar>
-              <w:top w:w="60" w:type="dxa"/>
-              <w:left w:w="100" w:type="dxa"/>
-              <w:bottom w:w="60" w:type="dxa"/>
-              <w:right w:w="100" w:type="dxa"/>
-            </w:tcMar>
-            <w:vAlign w:val="center"/>
-          </w:tcPr>
-          <w:p>
-            <w:pPr>
-              <w:jc w:val="both"/>
-            </w:pPr>
-            <w:r>
-              <w:rPr>
-                <w:sz w:val="18"/>
-                <w:szCs w:val="18"/>
-              </w:rPr>
-              <w:t>Transportation – dòng tiền qua nhiều điểm trung gian</w:t>
-            </w:r>
-          </w:p>
-        </w:tc>
-        <w:tc>
-          <w:tcPr>
-            <w:tcW w:w="0" w:type="auto"/>
-            <w:tcMar>
-              <w:top w:w="60" w:type="dxa"/>
-              <w:left w:w="100" w:type="dxa"/>
-              <w:bottom w:w="60" w:type="dxa"/>
-              <w:right w:w="100" w:type="dxa"/>
-            </w:tcMar>
-            <w:vAlign w:val="center"/>
-          </w:tcPr>
-          <w:p>
-            <w:pPr>
-              <w:jc w:val="both"/>
-            </w:pPr>
-            <w:r>
-              <w:rPr>
-                <w:sz w:val="18"/>
-                <w:szCs w:val="18"/>
-              </w:rPr>
-              <w:t>4 cặp Message Flow trung gian (Người nhận → Người giao hàng → Hệ thống → Ngân hàng → Người gửi; đã hiệu chỉnh để khớp số cặp nêu, bản gốc chỉ liệt kê 3 cặp)</w:t>
-            </w:r>
-          </w:p>
-        </w:tc>
-        <w:tc>
-          <w:tcPr>
-            <w:tcW w:w="0" w:type="auto"/>
-            <w:tcMar>
-              <w:top w:w="60" w:type="dxa"/>
-              <w:left w:w="100" w:type="dxa"/>
-              <w:bottom w:w="60" w:type="dxa"/>
-              <w:right w:w="100" w:type="dxa"/>
-            </w:tcMar>
-            <w:vAlign w:val="center"/>
-          </w:tcPr>
-          <w:p>
-            <w:pPr>
-              <w:jc w:val="both"/>
-            </w:pPr>
-            <w:r>
-              <w:rPr>
-                <w:sz w:val="18"/>
-                <w:szCs w:val="18"/>
-              </w:rPr>
+              <w:t>giao hàng → Hệ thống → Ngân hàng → Người gửi; đã hiệu chỉnh để khớp số cặp nêu, bản gốc chỉ liệt kê 3 cặp)</w:t>
+            </w:r>
+          </w:p>
+        </w:tc>
+        <w:tc>
+          <w:tcPr>
+            <w:tcW w:w="0" w:type="auto"/>
+            <w:tcMar>
+              <w:top w:w="60" w:type="dxa"/>
+              <w:left w:w="100" w:type="dxa"/>
+              <w:bottom w:w="60" w:type="dxa"/>
+              <w:right w:w="100" w:type="dxa"/>
+            </w:tcMar>
+            <w:vAlign w:val="center"/>
+          </w:tcPr>
+          <w:p>
+            <w:pPr>
+              <w:jc w:val="both"/>
+            </w:pPr>
+            <w:r>
+              <w:rPr>
+                <w:sz w:val="18"/>
+                <w:szCs w:val="18"/>
+              </w:rPr>
+              <w:lastRenderedPageBreak/>
               <w:t>Tối giản số điểm trung gian bằng thanh toán trực tiếp qua ví điện tử</w:t>
             </w:r>
           </w:p>
@@ -26444,7 +26452,6 @@
           <w:b/>
           <w:bCs/>
         </w:rPr>
-        <w:lastRenderedPageBreak/>
         <w:br w:type="page"/>
       </w:r>
     </w:p>
@@ -26474,10 +26481,10 @@
           <w:noProof/>
         </w:rPr>
         <w:drawing>
-          <wp:inline distT="0" distB="0" distL="0" distR="0" wp14:anchorId="1E9F1B2A" wp14:editId="25708BB5">
-            <wp:extent cx="5731510" cy="2672080"/>
-            <wp:effectExtent l="0" t="0" r="2540" b="0"/>
-            <wp:docPr id="1491611865" name="Picture 5"/>
+          <wp:inline distT="0" distB="0" distL="0" distR="0" wp14:anchorId="4C98BCF9" wp14:editId="0CD48077">
+            <wp:extent cx="5855368" cy="2731121"/>
+            <wp:effectExtent l="0" t="0" r="0" b="0"/>
+            <wp:docPr id="953716860" name="Picture 3"/>
             <wp:cNvGraphicFramePr>
               <a:graphicFrameLocks xmlns:a="http://schemas.openxmlformats.org/drawingml/2006/main" noChangeAspect="1"/>
             </wp:cNvGraphicFramePr>
@@ -26485,7 +26492,7 @@
               <a:graphicData uri="http://schemas.openxmlformats.org/drawingml/2006/picture">
                 <pic:pic xmlns:pic="http://schemas.openxmlformats.org/drawingml/2006/picture">
                   <pic:nvPicPr>
-                    <pic:cNvPr id="1491611865" name="Picture 1491611865"/>
+                    <pic:cNvPr id="953716860" name="Picture 953716860"/>
                     <pic:cNvPicPr/>
                   </pic:nvPicPr>
                   <pic:blipFill>
@@ -26503,7 +26510,7 @@
                   <pic:spPr>
                     <a:xfrm>
                       <a:off x="0" y="0"/>
-                      <a:ext cx="5731510" cy="2672080"/>
+                      <a:ext cx="5866500" cy="2736313"/>
                     </a:xfrm>
                     <a:prstGeom prst="rect">
                       <a:avLst/>
@@ -27459,30 +27466,39 @@
                 <w:sz w:val="18"/>
                 <w:szCs w:val="18"/>
               </w:rPr>
-              <w:t>Bảng 8 (QL05): thời gian xử lý một khiếu nại đối soát trung bình trên 72 giờ (phương án C); với 20–50 khiếu nại/tuần (Bảng 11, QTL04) và chưa có SLA công khai, đây là khoảng trống minh bạch nghiêm trọng nhất phát hiện trong khảo sát (xem thêm Bảng 21)</w:t>
-            </w:r>
-          </w:p>
-        </w:tc>
-        <w:tc>
-          <w:tcPr>
-            <w:tcW w:w="0" w:type="auto"/>
-            <w:tcMar>
-              <w:top w:w="60" w:type="dxa"/>
-              <w:left w:w="100" w:type="dxa"/>
-              <w:bottom w:w="60" w:type="dxa"/>
-              <w:right w:w="100" w:type="dxa"/>
-            </w:tcMar>
-            <w:vAlign w:val="center"/>
-          </w:tcPr>
-          <w:p>
-            <w:pPr>
-              <w:jc w:val="both"/>
-            </w:pPr>
-            <w:r>
-              <w:rPr>
-                <w:sz w:val="18"/>
-                <w:szCs w:val="18"/>
-              </w:rPr>
+              <w:t xml:space="preserve">Bảng 8 (QL05): thời gian xử lý một khiếu nại đối soát trung bình trên 72 giờ (phương án C); với 20–50 khiếu nại/tuần (Bảng 11, QTL04) và chưa có SLA công khai, đây là khoảng trống minh bạch </w:t>
+            </w:r>
+            <w:r>
+              <w:rPr>
+                <w:sz w:val="18"/>
+                <w:szCs w:val="18"/>
+              </w:rPr>
+              <w:lastRenderedPageBreak/>
+              <w:t>nghiêm trọng nhất phát hiện trong khảo sát (xem thêm Bảng 21)</w:t>
+            </w:r>
+          </w:p>
+        </w:tc>
+        <w:tc>
+          <w:tcPr>
+            <w:tcW w:w="0" w:type="auto"/>
+            <w:tcMar>
+              <w:top w:w="60" w:type="dxa"/>
+              <w:left w:w="100" w:type="dxa"/>
+              <w:bottom w:w="60" w:type="dxa"/>
+              <w:right w:w="100" w:type="dxa"/>
+            </w:tcMar>
+            <w:vAlign w:val="center"/>
+          </w:tcPr>
+          <w:p>
+            <w:pPr>
+              <w:jc w:val="both"/>
+            </w:pPr>
+            <w:r>
+              <w:rPr>
+                <w:sz w:val="18"/>
+                <w:szCs w:val="18"/>
+              </w:rPr>
+              <w:lastRenderedPageBreak/>
               <w:t>Ảnh hưởng trải nghiệm khách hàng và tỷ lệ giữ chân khách hàng</w:t>
             </w:r>
           </w:p>
@@ -27509,7 +27525,6 @@
                 <w:sz w:val="18"/>
                 <w:szCs w:val="18"/>
               </w:rPr>
-              <w:lastRenderedPageBreak/>
               <w:t>Ban lãnh đạo Viettel Post</w:t>
             </w:r>
           </w:p>
@@ -28752,7 +28767,15 @@
                 <w:sz w:val="18"/>
                 <w:szCs w:val="18"/>
               </w:rPr>
-              <w:t>Vì sao nợ xấu COD tồn đọng lên tới hàng chục tỷ đồng (tính đến 31/3/2026)? Quy mô: chi phí tài chính +78% YoY, lợi nhuận sau thuế giảm 43,7% trong Quý I/2026 (PL-03). Tác nhân chịu ảnh hưởng trực tiếp: Ban lãnh đạo Viettel Post (chịu trách nhiệm giải trình báo cáo tài chính hợp nhất) và Người gửi hàng (bị giữ vốn lưu động)</w:t>
+              <w:t xml:space="preserve">Vì sao nợ xấu COD tồn đọng lên tới hàng chục tỷ đồng (tính đến 31/3/2026)? Quy mô: chi phí tài chính +78% YoY, lợi nhuận sau thuế giảm 43,7% trong Quý I/2026 (PL-03). Tác nhân chịu ảnh </w:t>
+            </w:r>
+            <w:r>
+              <w:rPr>
+                <w:sz w:val="18"/>
+                <w:szCs w:val="18"/>
+              </w:rPr>
+              <w:lastRenderedPageBreak/>
+              <w:t>hưởng trực tiếp: Ban lãnh đạo Viettel Post (chịu trách nhiệm giải trình báo cáo tài chính hợp nhất) và Người gửi hàng (bị giữ vốn lưu động)</w:t>
             </w:r>
           </w:p>
         </w:tc>
@@ -29116,7 +29139,7 @@
           <w:szCs w:val="18"/>
         </w:rPr>
         <w:drawing>
-          <wp:inline distT="0" distB="0" distL="0" distR="0" wp14:anchorId="10B07FE1" wp14:editId="36168E9F">
+          <wp:inline distT="0" distB="0" distL="0" distR="0" wp14:anchorId="10B07FE1" wp14:editId="29DC8B30">
             <wp:extent cx="5731510" cy="1971675"/>
             <wp:effectExtent l="0" t="0" r="2540" b="9525"/>
             <wp:docPr id="489833953" name="Picture 6"/>
@@ -29205,6 +29228,7 @@
           <w:sz w:val="20"/>
           <w:szCs w:val="20"/>
         </w:rPr>
+        <w:lastRenderedPageBreak/>
         <w:t xml:space="preserve">Giải pháp đề xuất: </w:t>
       </w:r>
       <w:r>
@@ -29221,7 +29245,6 @@
         <w:spacing w:before="280" w:after="120"/>
       </w:pPr>
       <w:r>
-        <w:lastRenderedPageBreak/>
         <w:t>4.2. Phân tích định lượng</w:t>
       </w:r>
     </w:p>
@@ -29593,7 +29616,19 @@
               <w:rPr>
                 <w:sz w:val="18"/>
               </w:rPr>
-              <w:t>PT = 3+2+2+20 phút (đã đổi số thứ tự theo BPMN v06, nội dung giữ nguyên như nhóm Người Lấy Hàng trước đây). 20 phút vận chuyển về bưu cục là thao tác di chuyển có phát sinh nhân công (waste Motion), không phải thời gian chờ</w:t>
+              <w:t>PT = 3+2+2+20 phút</w:t>
+            </w:r>
+            <w:r>
+              <w:rPr>
+                <w:sz w:val="18"/>
+              </w:rPr>
+              <w:t>.</w:t>
+            </w:r>
+            <w:r>
+              <w:rPr>
+                <w:sz w:val="18"/>
+              </w:rPr>
+              <w:t>20 phút vận chuyển về bưu cục là thao tác di chuyển có phát sinh nhân công (waste Motion), không phải thời gian chờ</w:t>
             </w:r>
           </w:p>
         </w:tc>
@@ -29660,7 +29695,7 @@
               <w:rPr>
                 <w:sz w:val="18"/>
               </w:rPr>
-              <w:t>PT = 5+0+0+5 phút (2 hoạt động xử lý dữ liệu; bước 10, 11 không phát sinh PT riêng). WT = 10 giờ chờ gom hàng (bước 9) + 2 giờ chờ phân công vận chuyển (bước 10) + 27 giờ tại bước 11 [3 giờ xử lý/bốc dỡ tại trung tâm trung chuyển + 24 giờ vận chuyển liên trung tâm (line-haul) theo SLA nội tỉnh 1–2 ngày, cận dưới] — đã gộp khoảng chờ vận chuyển trước đây (giữa bước 12 và 13 cũ) vào đúng bước 11 sau khi tái sắp xếp trình tự BPMN v06, vì bước 11 nay đúng là bước vận chuyển vật lý giữa các trung tâm</w:t>
+              <w:t>PT = 5+0+0+5 phút (2 hoạt động xử lý dữ liệu; bước 10, 11 không phát sinh PT riêng). WT = 10 giờ chờ gom hàng (bước 9) + 2 giờ chờ phân công vận chuyển (bước 10) + 27 giờ tại bước 11 [3 giờ xử lý/bốc dỡ tại trung tâm trung chuyển + 24 giờ vận chuyển liên trung tâm (line-haul) theo SLA nội tỉnh 1–2 ngày, cận dưới]</w:t>
             </w:r>
           </w:p>
         </w:tc>
@@ -29995,7 +30030,7 @@
               <w:rPr>
                 <w:sz w:val="18"/>
               </w:rPr>
-              <w:t>PT ước tính 1 phút/bước cho 2 bước xác nhận tự động (hệ thống + thông báo người gửi). WT = 24 giờ ước tính thời gian ngân hàng xử lý chuyển khoản trước khi người gửi nhận thông báo hoàn tất — CẦN xác nhận với vận hành thực tế vì đây là bước có PT/WT ít minh bạch nhất trong toàn bộ BPMN. Lưu ý: Message Flow thông báo cuối này (Event_033e9ab) hiện đang được hoàn thiện kết nối trong BPMN v06</w:t>
+              <w:t>PT ước tính 1 phút/bước cho 2 bước xác nhận tự động (hệ thống + thông báo người gửi). WT = 24 giờ ước tính thời gian ngân hàng xử lý chuyển khoản trước khi người gửi nhận thông báo hoàn tất</w:t>
             </w:r>
           </w:p>
         </w:tc>
@@ -30010,7 +30045,6 @@
               <w:rPr>
                 <w:sz w:val="18"/>
               </w:rPr>
-              <w:lastRenderedPageBreak/>
               <w:t>CSKH — Theo dõi và xử lý khiếu nại đối soát (bước 23, nhánh ~5%, kỳ vọng)</w:t>
             </w:r>
           </w:p>
@@ -30079,6 +30113,7 @@
                 <w:b/>
                 <w:sz w:val="18"/>
               </w:rPr>
+              <w:lastRenderedPageBreak/>
               <w:t>Tổng PT (nhánh chính, kỳ vọng)</w:t>
             </w:r>
           </w:p>
@@ -31677,14 +31712,7 @@
               <w:rPr>
                 <w:sz w:val="18"/>
               </w:rPr>
-              <w:t xml:space="preserve">*PT ghi nhận là thời gian tương tác lúc giao (từ phía Người Giao Hàng); PT cá nhân người </w:t>
-            </w:r>
-            <w:r>
-              <w:rPr>
-                <w:sz w:val="18"/>
-              </w:rPr>
-              <w:lastRenderedPageBreak/>
-              <w:t>nhận không tính. WT chỉ phát sinh nếu rơi nhánh 15.2</w:t>
+              <w:t>*PT ghi nhận là thời gian tương tác lúc giao (từ phía Người Giao Hàng); PT cá nhân người nhận không tính. WT chỉ phát sinh nếu rơi nhánh 15.2</w:t>
             </w:r>
           </w:p>
         </w:tc>
@@ -31700,7 +31728,6 @@
                 <w:b/>
                 <w:sz w:val="18"/>
               </w:rPr>
-              <w:lastRenderedPageBreak/>
               <w:t>16 (16.1–16.3)</w:t>
             </w:r>
           </w:p>
@@ -31782,6 +31809,7 @@
                 <w:b/>
                 <w:sz w:val="18"/>
               </w:rPr>
+              <w:lastRenderedPageBreak/>
               <w:t>17</w:t>
             </w:r>
           </w:p>
@@ -32688,10 +32716,10 @@
           <w:noProof/>
         </w:rPr>
         <w:drawing>
-          <wp:inline distT="0" distB="0" distL="0" distR="0" wp14:anchorId="003FAC89" wp14:editId="3B20A4F2">
-            <wp:extent cx="5731510" cy="2709545"/>
+          <wp:inline distT="0" distB="0" distL="0" distR="0" wp14:anchorId="4417FC2C" wp14:editId="2D7CDAA4">
+            <wp:extent cx="5731510" cy="2672080"/>
             <wp:effectExtent l="0" t="0" r="2540" b="0"/>
-            <wp:docPr id="104518455" name="Picture 7"/>
+            <wp:docPr id="1632357137" name="Picture 4"/>
             <wp:cNvGraphicFramePr>
               <a:graphicFrameLocks xmlns:a="http://schemas.openxmlformats.org/drawingml/2006/main" noChangeAspect="1"/>
             </wp:cNvGraphicFramePr>
@@ -32699,7 +32727,7 @@
               <a:graphicData uri="http://schemas.openxmlformats.org/drawingml/2006/picture">
                 <pic:pic xmlns:pic="http://schemas.openxmlformats.org/drawingml/2006/picture">
                   <pic:nvPicPr>
-                    <pic:cNvPr id="104518455" name="Picture 104518455"/>
+                    <pic:cNvPr id="1632357137" name="Picture 1632357137"/>
                     <pic:cNvPicPr/>
                   </pic:nvPicPr>
                   <pic:blipFill>
@@ -32717,7 +32745,7 @@
                   <pic:spPr>
                     <a:xfrm>
                       <a:off x="0" y="0"/>
-                      <a:ext cx="5731510" cy="2709545"/>
+                      <a:ext cx="5731510" cy="2672080"/>
                     </a:xfrm>
                     <a:prstGeom prst="rect">
                       <a:avLst/>
@@ -32769,7 +32797,6 @@
           <w:b/>
           <w:bCs/>
         </w:rPr>
-        <w:lastRenderedPageBreak/>
         <w:t>Bảng 21: Phân tích chất lượng</w:t>
       </w:r>
     </w:p>
@@ -32825,6 +32852,7 @@
                 <w:sz w:val="18"/>
                 <w:szCs w:val="18"/>
               </w:rPr>
+              <w:lastRenderedPageBreak/>
               <w:t>Chỉ số chất lượng</w:t>
             </w:r>
           </w:p>
@@ -33598,12 +33626,12 @@
         <w:tblLook w:val="04A0" w:firstRow="1" w:lastRow="0" w:firstColumn="1" w:lastColumn="0" w:noHBand="0" w:noVBand="1"/>
       </w:tblPr>
       <w:tblGrid>
-        <w:gridCol w:w="975"/>
-        <w:gridCol w:w="2058"/>
-        <w:gridCol w:w="1784"/>
+        <w:gridCol w:w="977"/>
+        <w:gridCol w:w="2062"/>
+        <w:gridCol w:w="1787"/>
         <w:gridCol w:w="1123"/>
-        <w:gridCol w:w="1726"/>
-        <w:gridCol w:w="1350"/>
+        <w:gridCol w:w="1730"/>
+        <w:gridCol w:w="1337"/>
       </w:tblGrid>
       <w:tr>
         <w:trPr>
@@ -34360,6 +34388,363 @@
                 <w:szCs w:val="18"/>
               </w:rPr>
               <w:t>Chatbot AI xử lý khiếu nại đơn giản, giảm giờ-người CSKH cần thiết</w:t>
+            </w:r>
+          </w:p>
+        </w:tc>
+      </w:tr>
+      <w:tr>
+        <w:tc>
+          <w:tcPr>
+            <w:tcW w:w="977" w:type="dxa"/>
+          </w:tcPr>
+          <w:p>
+            <w:r>
+              <w:rPr>
+                <w:sz w:val="18"/>
+              </w:rPr>
+              <w:t>Phí giao dịch ngân hàng (chuyển khoản COD)</w:t>
+            </w:r>
+          </w:p>
+        </w:tc>
+        <w:tc>
+          <w:tcPr>
+            <w:tcW w:w="2062" w:type="dxa"/>
+          </w:tcPr>
+          <w:p>
+            <w:r>
+              <w:rPr>
+                <w:sz w:val="18"/>
+              </w:rPr>
+              <w:t>Phí CỐ ĐỊNH theo giao dịch (không phải %) — benchmark ngành: GHN 5.500đ/giao dịch; GHTK 3.300đ (Vietcombank/VIB) hoặc 5.500đ (NH khác)/giao dịch</w:t>
+            </w:r>
+          </w:p>
+        </w:tc>
+        <w:tc>
+          <w:tcPr>
+            <w:tcW w:w="1787" w:type="dxa"/>
+          </w:tcPr>
+          <w:p>
+            <w:r>
+              <w:rPr>
+                <w:sz w:val="18"/>
+              </w:rPr>
+              <w:t>≈5.000đ/đơn</w:t>
+            </w:r>
+          </w:p>
+        </w:tc>
+        <w:tc>
+          <w:tcPr>
+            <w:tcW w:w="1123" w:type="dxa"/>
+          </w:tcPr>
+          <w:p>
+            <w:r>
+              <w:rPr>
+                <w:sz w:val="18"/>
+              </w:rPr>
+              <w:t>đồng/đơn</w:t>
+            </w:r>
+          </w:p>
+        </w:tc>
+        <w:tc>
+          <w:tcPr>
+            <w:tcW w:w="1730" w:type="dxa"/>
+          </w:tcPr>
+          <w:p>
+            <w:r>
+              <w:rPr>
+                <w:sz w:val="18"/>
+              </w:rPr>
+              <w:t>Giả định ban đầu dùng 0,3% giá trị đơn</w:t>
+            </w:r>
+          </w:p>
+        </w:tc>
+        <w:tc>
+          <w:tcPr>
+            <w:tcW w:w="1337" w:type="dxa"/>
+          </w:tcPr>
+          <w:p>
+            <w:r>
+              <w:rPr>
+                <w:sz w:val="18"/>
+              </w:rPr>
+              <w:t>Đàm phán mức phí giao dịch theo lô (batch settlement) với ngân hàng để giảm phí/giao dịch</w:t>
+            </w:r>
+          </w:p>
+        </w:tc>
+      </w:tr>
+      <w:tr>
+        <w:tc>
+          <w:tcPr>
+            <w:tcW w:w="977" w:type="dxa"/>
+          </w:tcPr>
+          <w:p>
+            <w:r>
+              <w:rPr>
+                <w:sz w:val="18"/>
+              </w:rPr>
+              <w:lastRenderedPageBreak/>
+              <w:t>Chi phí rủi ro ngoại lệ (hoàn hàng ~8% + khiếu nại ~5%, kỳ vọng)</w:t>
+            </w:r>
+          </w:p>
+        </w:tc>
+        <w:tc>
+          <w:tcPr>
+            <w:tcW w:w="2062" w:type="dxa"/>
+          </w:tcPr>
+          <w:p>
+            <w:r>
+              <w:rPr>
+                <w:sz w:val="18"/>
+              </w:rPr>
+              <w:t>Hoàn hàng: (PT 0,5h×60.000đ/h + phí hoàn 5.000đ + chi phí tài chính 148đ)×8%. Khiếu nại: chi phí tài chính riêng (WT 72h, B23)×5%</w:t>
+            </w:r>
+          </w:p>
+        </w:tc>
+        <w:tc>
+          <w:tcPr>
+            <w:tcW w:w="1787" w:type="dxa"/>
+          </w:tcPr>
+          <w:p>
+            <w:r>
+              <w:rPr>
+                <w:sz w:val="18"/>
+              </w:rPr>
+              <w:t>≈2.823đ/đơn (kỳ vọng)</w:t>
+            </w:r>
+          </w:p>
+        </w:tc>
+        <w:tc>
+          <w:tcPr>
+            <w:tcW w:w="1123" w:type="dxa"/>
+          </w:tcPr>
+          <w:p>
+            <w:r>
+              <w:rPr>
+                <w:sz w:val="18"/>
+              </w:rPr>
+              <w:t>đồng/đơn</w:t>
+            </w:r>
+          </w:p>
+        </w:tc>
+        <w:tc>
+          <w:tcPr>
+            <w:tcW w:w="1730" w:type="dxa"/>
+          </w:tcPr>
+          <w:p>
+            <w:r>
+              <w:rPr>
+                <w:sz w:val="18"/>
+              </w:rPr>
+              <w:t>Phí xử lý hoàn hàng theo benchmark GHTK (5.000đ/đơn, áp dụng nội tỉnh)</w:t>
+            </w:r>
+          </w:p>
+        </w:tc>
+        <w:tc>
+          <w:tcPr>
+            <w:tcW w:w="1337" w:type="dxa"/>
+          </w:tcPr>
+          <w:p>
+            <w:r>
+              <w:rPr>
+                <w:sz w:val="18"/>
+              </w:rPr>
+              <w:t>Xác nhận OTP trước khi giao (giảm hoàn hàng 8%→3%) + đối soát thời gian thực (giảm khiếu nại 5%→2%)</w:t>
+            </w:r>
+          </w:p>
+        </w:tc>
+      </w:tr>
+      <w:tr>
+        <w:tc>
+          <w:tcPr>
+            <w:tcW w:w="977" w:type="dxa"/>
+          </w:tcPr>
+          <w:p>
+            <w:pPr>
+              <w:rPr>
+                <w:bCs/>
+              </w:rPr>
+            </w:pPr>
+            <w:r>
+              <w:rPr>
+                <w:bCs/>
+                <w:sz w:val="18"/>
+              </w:rPr>
+              <w:t>TỔNG CHI PHÍ COD-SPECIFIC / ĐƠN</w:t>
+            </w:r>
+          </w:p>
+        </w:tc>
+        <w:tc>
+          <w:tcPr>
+            <w:tcW w:w="2062" w:type="dxa"/>
+          </w:tcPr>
+          <w:p>
+            <w:r>
+              <w:rPr>
+                <w:sz w:val="18"/>
+              </w:rPr>
+              <w:t>= Nhân công (34.350đ) + Tài chính vốn bị giữ 72h, giá trị đơn 300.000đ, lãi suất cơ hội 9%/năm (222đ) + Ngân hàng (5.000đ) + Rủi ro ngoại lệ (2.823đ)</w:t>
+            </w:r>
+          </w:p>
+        </w:tc>
+        <w:tc>
+          <w:tcPr>
+            <w:tcW w:w="1787" w:type="dxa"/>
+          </w:tcPr>
+          <w:p>
+            <w:pPr>
+              <w:rPr>
+                <w:bCs/>
+              </w:rPr>
+            </w:pPr>
+            <w:r>
+              <w:rPr>
+                <w:bCs/>
+                <w:sz w:val="18"/>
+              </w:rPr>
+              <w:t>42.395đ/đơn</w:t>
+            </w:r>
+          </w:p>
+        </w:tc>
+        <w:tc>
+          <w:tcPr>
+            <w:tcW w:w="1123" w:type="dxa"/>
+          </w:tcPr>
+          <w:p>
+            <w:pPr>
+              <w:rPr>
+                <w:bCs/>
+              </w:rPr>
+            </w:pPr>
+            <w:r>
+              <w:rPr>
+                <w:bCs/>
+                <w:sz w:val="18"/>
+              </w:rPr>
+              <w:t>đồng/đơn</w:t>
+            </w:r>
+          </w:p>
+        </w:tc>
+        <w:tc>
+          <w:tcPr>
+            <w:tcW w:w="1730" w:type="dxa"/>
+          </w:tcPr>
+          <w:p>
+            <w:r>
+              <w:rPr>
+                <w:sz w:val="18"/>
+              </w:rPr>
+              <w:t>Giả định đã kiểm chứng theo số liệu ngành (không tự ước): giá trị COD trung bình 300.000đ/đơn (benchmark goship.io khi phân tích tác động phí COD); lãi suất cơ hội vốn 9%/năm (lãi suất vay SXKD phổ biến 8–10%/năm, T6/2026, dùng thay WACC do không có dữ liệu công bố riêng)</w:t>
+            </w:r>
+          </w:p>
+        </w:tc>
+        <w:tc>
+          <w:tcPr>
+            <w:tcW w:w="1337" w:type="dxa"/>
+          </w:tcPr>
+          <w:p>
+            <w:r>
+              <w:rPr>
+                <w:sz w:val="18"/>
+              </w:rPr>
+              <w:t>TO-BE (sau tối ưu PT −30%, WT −60%, xác suất lỗi giảm theo AS-IS/TO-BE): Tổng chi phí giảm còn ≈30.188đ/đơn</w:t>
+            </w:r>
+          </w:p>
+        </w:tc>
+      </w:tr>
+      <w:tr>
+        <w:tc>
+          <w:tcPr>
+            <w:tcW w:w="977" w:type="dxa"/>
+          </w:tcPr>
+          <w:p>
+            <w:pPr>
+              <w:rPr>
+                <w:bCs/>
+              </w:rPr>
+            </w:pPr>
+            <w:r>
+              <w:rPr>
+                <w:bCs/>
+                <w:sz w:val="18"/>
+              </w:rPr>
+              <w:t>LỢI NHUẬN RÒNG / ĐƠN COD</w:t>
+            </w:r>
+          </w:p>
+        </w:tc>
+        <w:tc>
+          <w:tcPr>
+            <w:tcW w:w="2062" w:type="dxa"/>
+          </w:tcPr>
+          <w:p>
+            <w:r>
+              <w:rPr>
+                <w:sz w:val="18"/>
+              </w:rPr>
+              <w:t>Doanh thu (phí COD thu từ khách hàng, PL-01, trung bình 17.500đ) − Tổng chi phí COD-specific (42.395đ)</w:t>
+            </w:r>
+          </w:p>
+        </w:tc>
+        <w:tc>
+          <w:tcPr>
+            <w:tcW w:w="1787" w:type="dxa"/>
+          </w:tcPr>
+          <w:p>
+            <w:pPr>
+              <w:rPr>
+                <w:bCs/>
+              </w:rPr>
+            </w:pPr>
+            <w:r>
+              <w:rPr>
+                <w:bCs/>
+                <w:sz w:val="18"/>
+              </w:rPr>
+              <w:t>−24.895đ/đơn (= −142,3% doanh thu)</w:t>
+            </w:r>
+          </w:p>
+        </w:tc>
+        <w:tc>
+          <w:tcPr>
+            <w:tcW w:w="1123" w:type="dxa"/>
+          </w:tcPr>
+          <w:p>
+            <w:pPr>
+              <w:rPr>
+                <w:bCs/>
+              </w:rPr>
+            </w:pPr>
+            <w:r>
+              <w:rPr>
+                <w:bCs/>
+                <w:sz w:val="18"/>
+              </w:rPr>
+              <w:t>đồng/đơn (%)</w:t>
+            </w:r>
+          </w:p>
+        </w:tc>
+        <w:tc>
+          <w:tcPr>
+            <w:tcW w:w="1730" w:type="dxa"/>
+          </w:tcPr>
+          <w:p>
+            <w:r>
+              <w:rPr>
+                <w:sz w:val="18"/>
+              </w:rPr>
+              <w:t>Viettel Post đang LỖ trên mỗi đơn COD ở mức phí hiện hành — đây là bằng chứng định lượng trực tiếp, ở cấp độ 1 đơn hàng, cho kết luận tại Bảng 19 (chi phí tài chính +78% YoY, LNST giảm 43,7% Quý I/2026)</w:t>
+            </w:r>
+          </w:p>
+        </w:tc>
+        <w:tc>
+          <w:tcPr>
+            <w:tcW w:w="1337" w:type="dxa"/>
+          </w:tcPr>
+          <w:p>
+            <w:r>
+              <w:rPr>
+                <w:sz w:val="18"/>
+              </w:rPr>
+              <w:t>TO-BE sau tối ưu toàn diện vẫn lỗ ≈ −72,5% doanh thu (−12.688đ/đơn) → tối ưu vận hành KHÔNG đủ để hòa vốn; cần bổ sung khuyến nghị chiến lược: xem xét lại cấu trúc/mức phí COD</w:t>
             </w:r>
           </w:p>
         </w:tc>
@@ -34389,7 +34774,6 @@
           <w:sz w:val="20"/>
           <w:szCs w:val="20"/>
         </w:rPr>
-        <w:lastRenderedPageBreak/>
         <w:t>[1] Vietnambiz - Viettel Post tuyên bố chiếm hơn 22% thị phần, dẫn đầu thị trường chuyển phát: https://vietnambiz.vn/viettel-post-tuyen-bo-chiem-hon-22-thi-phan-dan-dau-thi-truong-chuyen-phat-202641141945835.htm</w:t>
       </w:r>
     </w:p>
@@ -34481,6 +34865,7 @@
           <w:sz w:val="20"/>
           <w:szCs w:val="20"/>
         </w:rPr>
+        <w:lastRenderedPageBreak/>
         <w:t>[8] Onship - Chính sách bồi thường đơn hàng của Viettel Post: https://onship.io/2022/08/08/chinh-sach-boi-thuong-don-hang-cua-viettel-post/</w:t>
       </w:r>
     </w:p>
@@ -37489,6 +37874,7 @@
   <w:style w:type="character" w:default="1" w:styleId="DefaultParagraphFont">
     <w:name w:val="Default Paragraph Font"/>
     <w:uiPriority w:val="1"/>
+    <w:semiHidden/>
     <w:unhideWhenUsed/>
   </w:style>
   <w:style w:type="table" w:default="1" w:styleId="TableNormal">

--- a/01.WORKING_SPACE/2.TranVietHai-25410198/v1/Quy Trình Thu Phí COD.docx
+++ b/01.WORKING_SPACE/2.TranVietHai-25410198/v1/Quy Trình Thu Phí COD.docx
@@ -8542,7 +8542,21 @@
                 <w:sz w:val="18"/>
                 <w:szCs w:val="18"/>
               </w:rPr>
-              <w:t>PCE</w:t>
+              <w:t>C</w:t>
+            </w:r>
+            <w:r>
+              <w:rPr>
+                <w:sz w:val="18"/>
+                <w:szCs w:val="18"/>
+              </w:rPr>
+              <w:t>T</w:t>
+            </w:r>
+            <w:r>
+              <w:rPr>
+                <w:sz w:val="18"/>
+                <w:szCs w:val="18"/>
+              </w:rPr>
+              <w:t>E</w:t>
             </w:r>
           </w:p>
         </w:tc>
@@ -8563,7 +8577,7 @@
                 <w:sz w:val="18"/>
                 <w:szCs w:val="18"/>
               </w:rPr>
-              <w:t>Process Cycle Efficiency</w:t>
+              <w:t>Cycle Time Efficiency</w:t>
             </w:r>
           </w:p>
         </w:tc>
@@ -8584,7 +8598,21 @@
                 <w:sz w:val="18"/>
                 <w:szCs w:val="18"/>
               </w:rPr>
-              <w:t>Hiệu suất chu trình, PCE = PT / CT × 100%</w:t>
+              <w:t>Hiệu suất chu trình, C</w:t>
+            </w:r>
+            <w:r>
+              <w:rPr>
+                <w:sz w:val="18"/>
+                <w:szCs w:val="18"/>
+              </w:rPr>
+              <w:t>T</w:t>
+            </w:r>
+            <w:r>
+              <w:rPr>
+                <w:sz w:val="18"/>
+                <w:szCs w:val="18"/>
+              </w:rPr>
+              <w:t>E = PT / CT × 100%</w:t>
             </w:r>
           </w:p>
         </w:tc>
@@ -29139,7 +29167,7 @@
           <w:szCs w:val="18"/>
         </w:rPr>
         <w:drawing>
-          <wp:inline distT="0" distB="0" distL="0" distR="0" wp14:anchorId="10B07FE1" wp14:editId="29DC8B30">
+          <wp:inline distT="0" distB="0" distL="0" distR="0" wp14:anchorId="10B07FE1" wp14:editId="2F1AA1A0">
             <wp:extent cx="5731510" cy="1971675"/>
             <wp:effectExtent l="0" t="0" r="2540" b="9525"/>
             <wp:docPr id="489833953" name="Picture 6"/>
@@ -29266,7 +29294,19 @@
         <w:rPr>
           <w:sz w:val="20"/>
         </w:rPr>
-        <w:t>Giả định đo lường dựa trên sơ đồ BPMN chuẩn v06 (Bảng 2, 23 bước chính) và dữ liệu phỏng vấn tại Bảng 8/Bảng 11: tổng thời gian xử lý (PT) kỳ vọng ≈ 111,35 phút (≈1,86 giờ), tổng thời gian chờ (WT) trên nhánh chính = 111 giờ (xem Bảng 20). Chu kỳ (CT = PT + WT) ≈ 112,86 giờ ≈ 4,70 ngày — thấp hơn nhẹ khung 5–7 ngày công bố tại PL-02 (mô hình happy-path lý thuyết, thực tế còn chịu thêm độ trễ hàng đợi/theo lô). Hiệu suất chu trình (PCE = PT/CT × 100%) ≈ 1,64%, cho thấy hơn 98% thời gian của quy trình COD là thời gian chờ chứ không phải xử lý thực chất. Tỷ lệ xử lý đúng ngay lần đầu (FTR) = 92% × 95% = 87,4% (xem Bảng 21). Với 12,6% đơn còn lại rơi vào nhánh ngoại lệ (hoàn hàng ~8% hoặc khiếu nại đối soát ~5%), CT thực tế dài hơn đáng kể (xem 2 dòng cuối Bảng 20).</w:t>
+        <w:t>Giả định đo lường dựa trên sơ đồ BPMN chuẩn v06 (Bảng 2, 23 bước chính) và dữ liệu phỏng vấn tại Bảng 8/Bảng 11: tổng thời gian xử lý (PT) kỳ vọng ≈ 111,35 phút (≈1,86 giờ), tổng thời gian chờ (WT) trên nhánh chính = 111 giờ (xem Bảng 20). Chu kỳ (CT = PT + WT) ≈ 112,86 giờ ≈ 4,70 ngày — thấp hơn nhẹ khung 5–7 ngày công bố tại PL-02 (mô hình happy-path lý thuyết, thực tế còn chịu thêm độ trễ hàng đợi/theo lô). Hiệu suất chu trình (C</w:t>
+      </w:r>
+      <w:r>
+        <w:rPr>
+          <w:sz w:val="20"/>
+        </w:rPr>
+        <w:t>T</w:t>
+      </w:r>
+      <w:r>
+        <w:rPr>
+          <w:sz w:val="20"/>
+        </w:rPr>
+        <w:t>E = PT/CT × 100%) ≈ 1,64%, cho thấy hơn 98% thời gian của quy trình COD là thời gian chờ chứ không phải xử lý thực chất. Tỷ lệ xử lý đúng ngay lần đầu (FTR) = 92% × 95% = 87,4% (xem Bảng 21). Với 12,6% đơn còn lại rơi vào nhánh ngoại lệ (hoàn hàng ~8% hoặc khiếu nại đối soát ~5%), CT thực tế dài hơn đáng kể (xem 2 dòng cuối Bảng 20).</w:t>
       </w:r>
     </w:p>
     <w:p>
@@ -30256,7 +30296,21 @@
                 <w:b/>
                 <w:sz w:val="18"/>
               </w:rPr>
-              <w:t>CT — Cycle Time (nhánh chính) / PCE / FTR</w:t>
+              <w:t>CT — Cycle Time (nhánh chính) / C</w:t>
+            </w:r>
+            <w:r>
+              <w:rPr>
+                <w:b/>
+                <w:sz w:val="18"/>
+              </w:rPr>
+              <w:t>T</w:t>
+            </w:r>
+            <w:r>
+              <w:rPr>
+                <w:b/>
+                <w:sz w:val="18"/>
+              </w:rPr>
+              <w:t>E / FTR</w:t>
             </w:r>
           </w:p>
         </w:tc>
@@ -30311,7 +30365,19 @@
               <w:rPr>
                 <w:sz w:val="18"/>
               </w:rPr>
-              <w:t>CT = PT + WT = 1,86 + 111 = 112,86 giờ ≈ 4,70 ngày (thấp hơn nhẹ khung 5–7 ngày công bố tại PL-02 — đây là mô hình happy-path lý thuyết, thực tế còn chịu thêm độ trễ hàng đợi/theo lô chưa mô hình hóa chi tiết ở đây). PCE = PT/CT×100% = 111,35/(112,86×60)×100% ≈ 1,64%. FTR = 92%×95% = 87,4% (Bảng 21)</w:t>
+              <w:t>CT = PT + WT = 1,86 + 111 = 112,86 giờ ≈ 4,70 ngày (thấp hơn nhẹ khung 5–7 ngày công bố tại PL-02 — đây là mô hình happy-path lý thuyết, thực tế còn chịu thêm độ trễ hàng đợi/theo lô chưa mô hình hóa chi tiết ở đây). C</w:t>
+            </w:r>
+            <w:r>
+              <w:rPr>
+                <w:sz w:val="18"/>
+              </w:rPr>
+              <w:t>T</w:t>
+            </w:r>
+            <w:r>
+              <w:rPr>
+                <w:sz w:val="18"/>
+              </w:rPr>
+              <w:t>E = PT/CT×100% = 111,35/(112,86×60)×100% ≈ 1,64%. FTR = 92%×95% = 87,4% (Bảng 21)</w:t>
             </w:r>
           </w:p>
         </w:tc>
@@ -37874,7 +37940,6 @@
   <w:style w:type="character" w:default="1" w:styleId="DefaultParagraphFont">
     <w:name w:val="Default Paragraph Font"/>
     <w:uiPriority w:val="1"/>
-    <w:semiHidden/>
     <w:unhideWhenUsed/>
   </w:style>
   <w:style w:type="table" w:default="1" w:styleId="TableNormal">

--- a/01.WORKING_SPACE/2.TranVietHai-25410198/v1/Quy Trình Thu Phí COD.docx
+++ b/01.WORKING_SPACE/2.TranVietHai-25410198/v1/Quy Trình Thu Phí COD.docx
@@ -812,7 +812,7 @@
               <w:rPr>
                 <w:sz w:val="18"/>
               </w:rPr>
-              <w:t>Kiểm tra hợp đồng</w:t>
+              <w:t>Cung cấp tài khoản nhận tiền</w:t>
             </w:r>
           </w:p>
         </w:tc>
@@ -838,7 +838,7 @@
               <w:rPr>
                 <w:sz w:val="18"/>
               </w:rPr>
-              <w:t>Xác nhận điều khoản hợp đồng dịch vụ COD đã ký với Viettel Post</w:t>
+              <w:t>Khai báo tài khoản ngân hàng để nhận tiền COD sau đối soát</w:t>
             </w:r>
           </w:p>
         </w:tc>
@@ -866,7 +866,7 @@
               <w:rPr>
                 <w:sz w:val="18"/>
               </w:rPr>
-              <w:t>Cung cấp tài khoản nhận tiền</w:t>
+              <w:t>Các lưu ý khi vận chuyển</w:t>
             </w:r>
           </w:p>
         </w:tc>
@@ -892,7 +892,7 @@
               <w:rPr>
                 <w:sz w:val="18"/>
               </w:rPr>
-              <w:t>Khai báo tài khoản ngân hàng để nhận tiền COD sau đối soát</w:t>
+              <w:t>Ghi chú đặc biệt về hàng hóa/vận chuyển</w:t>
             </w:r>
           </w:p>
         </w:tc>
@@ -905,9 +905,10 @@
           <w:p>
             <w:r>
               <w:rPr>
-                <w:sz w:val="18"/>
-              </w:rPr>
-              <w:t>1.4</w:t>
+                <w:b/>
+                <w:sz w:val="18"/>
+              </w:rPr>
+              <w:t>2</w:t>
             </w:r>
           </w:p>
         </w:tc>
@@ -920,7 +921,7 @@
               <w:rPr>
                 <w:sz w:val="18"/>
               </w:rPr>
-              <w:t>Các lưu ý khi vận chuyển</w:t>
+              <w:t>Thông tin đơn hàng</w:t>
             </w:r>
           </w:p>
         </w:tc>
@@ -946,7 +947,7 @@
               <w:rPr>
                 <w:sz w:val="18"/>
               </w:rPr>
-              <w:t>Ghi chú đặc biệt về hàng hóa/vận chuyển (dễ vỡ, cần kiểm tra, v.v.)</w:t>
+              <w:t>Tổng hợp thông tin đơn hàng hoàn chỉnh, gửi vào hệ thống nội bộ</w:t>
             </w:r>
           </w:p>
         </w:tc>
@@ -962,7 +963,7 @@
                 <w:b/>
                 <w:sz w:val="18"/>
               </w:rPr>
-              <w:t>2</w:t>
+              <w:t>3</w:t>
             </w:r>
           </w:p>
         </w:tc>
@@ -975,7 +976,7 @@
               <w:rPr>
                 <w:sz w:val="18"/>
               </w:rPr>
-              <w:t>Thông tin đơn hàng</w:t>
+              <w:t>Tiếp nhận thông tin vận đơn cần xử lý</w:t>
             </w:r>
           </w:p>
         </w:tc>
@@ -988,7 +989,7 @@
               <w:rPr>
                 <w:sz w:val="18"/>
               </w:rPr>
-              <w:t>Người gửi</w:t>
+              <w:t>Bưu cục Viettel Post</w:t>
             </w:r>
           </w:p>
         </w:tc>
@@ -1001,7 +1002,7 @@
               <w:rPr>
                 <w:sz w:val="18"/>
               </w:rPr>
-              <w:t>Tổng hợp thông tin người nhận, hàng hóa, số tiền COD và thông tin nhận tiền thành một gói dữ liệu vận đơn hoàn chỉnh</w:t>
+              <w:t>Hệ thống tiếp nhận dữ liệu vận đơn để xử lý nội bộ</w:t>
             </w:r>
           </w:p>
         </w:tc>
@@ -1017,7 +1018,7 @@
                 <w:b/>
                 <w:sz w:val="18"/>
               </w:rPr>
-              <w:t>3</w:t>
+              <w:t>4</w:t>
             </w:r>
           </w:p>
         </w:tc>
@@ -1030,7 +1031,7 @@
               <w:rPr>
                 <w:sz w:val="18"/>
               </w:rPr>
-              <w:t>Tiếp nhận thông tin vận đơn cần xử lý</w:t>
+              <w:t>Kiểm tra điều kiện của đơn hàng và phí COD</w:t>
             </w:r>
           </w:p>
         </w:tc>
@@ -1056,7 +1057,7 @@
               <w:rPr>
                 <w:sz w:val="18"/>
               </w:rPr>
-              <w:t>Hệ thống tiếp nhận dữ liệu vận đơn vừa tạo để xử lý nội bộ</w:t>
+              <w:t>Kiểm tra tính hợp lệ của thông tin đơn hàng và điều kiện tiếp nhận COD</w:t>
             </w:r>
           </w:p>
         </w:tc>
@@ -1072,7 +1073,7 @@
                 <w:b/>
                 <w:sz w:val="18"/>
               </w:rPr>
-              <w:t>4</w:t>
+              <w:t>5</w:t>
             </w:r>
           </w:p>
         </w:tc>
@@ -1085,7 +1086,7 @@
               <w:rPr>
                 <w:sz w:val="18"/>
               </w:rPr>
-              <w:t>Kiểm tra điều kiện của đơn hàng và phí COD</w:t>
+              <w:t>Xác nhận thông tin đơn</w:t>
             </w:r>
           </w:p>
         </w:tc>
@@ -1098,7 +1099,7 @@
               <w:rPr>
                 <w:sz w:val="18"/>
               </w:rPr>
-              <w:t>Bưu cục Viettel Post / Hệ thống</w:t>
+              <w:t>Người Lấy Hàng</w:t>
             </w:r>
           </w:p>
         </w:tc>
@@ -1111,7 +1112,7 @@
               <w:rPr>
                 <w:sz w:val="18"/>
               </w:rPr>
-              <w:t>Kiểm tra tính hợp lệ của thông tin đơn hàng và điều kiện tiếp nhận COD</w:t>
+              <w:t>Kiểm tra thông tin đơn và hàng hóa trước khi lấy</w:t>
             </w:r>
           </w:p>
         </w:tc>
@@ -1127,7 +1128,7 @@
                 <w:b/>
                 <w:sz w:val="18"/>
               </w:rPr>
-              <w:t>5</w:t>
+              <w:t>6</w:t>
             </w:r>
           </w:p>
         </w:tc>
@@ -1140,7 +1141,7 @@
               <w:rPr>
                 <w:sz w:val="18"/>
               </w:rPr>
-              <w:t>Tiếp nhận đơn hàng</w:t>
+              <w:t>Liên hệ người gửi</w:t>
             </w:r>
           </w:p>
         </w:tc>
@@ -1166,7 +1167,7 @@
               <w:rPr>
                 <w:sz w:val="18"/>
               </w:rPr>
-              <w:t>Nhận thông tin đơn hàng cần lấy và thực hiện lấy hàng theo tuyến (đã cập nhật thứ tự BPMN v06: thực hiện trước khi phân loại/luân chuyển vật lý)</w:t>
+              <w:t>Xác minh thông tin với người gửi khi phát sinh thiếu/sai lệch</w:t>
             </w:r>
           </w:p>
         </w:tc>
@@ -1182,7 +1183,7 @@
                 <w:b/>
                 <w:sz w:val="18"/>
               </w:rPr>
-              <w:t>6</w:t>
+              <w:t>7</w:t>
             </w:r>
           </w:p>
         </w:tc>
@@ -1195,7 +1196,7 @@
               <w:rPr>
                 <w:sz w:val="18"/>
               </w:rPr>
-              <w:t>Xác nhận thông tin đơn</w:t>
+              <w:t>Xác nhận với Người lấy đơn và gửi hàng</w:t>
             </w:r>
           </w:p>
         </w:tc>
@@ -1208,7 +1209,7 @@
               <w:rPr>
                 <w:sz w:val="18"/>
               </w:rPr>
-              <w:t>Người Lấy Hàng</w:t>
+              <w:t>Người gửi</w:t>
             </w:r>
           </w:p>
         </w:tc>
@@ -1221,7 +1222,13 @@
               <w:rPr>
                 <w:sz w:val="18"/>
               </w:rPr>
-              <w:t>Kiểm tra thông tin đơn và hàng hóa trước khi lấy</w:t>
+              <w:t xml:space="preserve">Người gửi xác nhận </w:t>
+            </w:r>
+            <w:r>
+              <w:rPr>
+                <w:sz w:val="18"/>
+              </w:rPr>
+              <w:t>và gửi đơn cho người lấy hàng</w:t>
             </w:r>
           </w:p>
         </w:tc>
@@ -1237,7 +1244,7 @@
                 <w:b/>
                 <w:sz w:val="18"/>
               </w:rPr>
-              <w:t>7</w:t>
+              <w:t>8</w:t>
             </w:r>
           </w:p>
         </w:tc>
@@ -1250,7 +1257,7 @@
               <w:rPr>
                 <w:sz w:val="18"/>
               </w:rPr>
-              <w:t>Liên hệ người gửi</w:t>
+              <w:t>Vận chuyển về bưu cục và cập nhật thông tin</w:t>
             </w:r>
           </w:p>
         </w:tc>
@@ -1276,7 +1283,7 @@
               <w:rPr>
                 <w:sz w:val="18"/>
               </w:rPr>
-              <w:t>Xác minh thông tin với người gửi khi phát sinh thiếu hoặc sai lệch</w:t>
+              <w:t>Hoàn tất lấy hàng, vận chuyển về bưu cục</w:t>
             </w:r>
           </w:p>
         </w:tc>
@@ -1289,9 +1296,10 @@
           <w:p>
             <w:r>
               <w:rPr>
-                <w:sz w:val="18"/>
-              </w:rPr>
-              <w:t>7.1</w:t>
+                <w:b/>
+                <w:sz w:val="18"/>
+              </w:rPr>
+              <w:t>9</w:t>
             </w:r>
           </w:p>
         </w:tc>
@@ -1304,7 +1312,7 @@
               <w:rPr>
                 <w:sz w:val="18"/>
               </w:rPr>
-              <w:t>Xác nhận với người lấy đơn và gửi hàng</w:t>
+              <w:t>Phân loại hàng hoá</w:t>
             </w:r>
           </w:p>
         </w:tc>
@@ -1317,7 +1325,7 @@
               <w:rPr>
                 <w:sz w:val="18"/>
               </w:rPr>
-              <w:t>Người gửi</w:t>
+              <w:t>Bưu cục Viettel Post</w:t>
             </w:r>
           </w:p>
         </w:tc>
@@ -1330,7 +1338,7 @@
               <w:rPr>
                 <w:sz w:val="18"/>
               </w:rPr>
-              <w:t>Người gửi phản hồi xác nhận thông tin cho người lấy hàng (vòng lặp xác minh, Message Flow)</w:t>
+              <w:t>Phân loại hàng hóa theo tuyến vận chuyển</w:t>
             </w:r>
           </w:p>
         </w:tc>
@@ -1346,7 +1354,7 @@
                 <w:b/>
                 <w:sz w:val="18"/>
               </w:rPr>
-              <w:t>8</w:t>
+              <w:t>10</w:t>
             </w:r>
           </w:p>
         </w:tc>
@@ -1359,7 +1367,7 @@
               <w:rPr>
                 <w:sz w:val="18"/>
               </w:rPr>
-              <w:t>Vận chuyển về bưu cục và cập nhật thông tin</w:t>
+              <w:t>Điều phối vận chuyển</w:t>
             </w:r>
           </w:p>
         </w:tc>
@@ -1372,7 +1380,7 @@
               <w:rPr>
                 <w:sz w:val="18"/>
               </w:rPr>
-              <w:t>Người Lấy Hàng</w:t>
+              <w:t>Bưu cục Viettel Post</w:t>
             </w:r>
           </w:p>
         </w:tc>
@@ -1385,7 +1393,7 @@
               <w:rPr>
                 <w:sz w:val="18"/>
               </w:rPr>
-              <w:t>Hoàn tất việc lấy hàng, vận chuyển về bưu cục và cập nhật trạng thái</w:t>
+              <w:t>Điều phối hàng theo tuyến và khu vực</w:t>
             </w:r>
           </w:p>
         </w:tc>
@@ -1401,7 +1409,7 @@
                 <w:b/>
                 <w:sz w:val="18"/>
               </w:rPr>
-              <w:t>9</w:t>
+              <w:t>11</w:t>
             </w:r>
           </w:p>
         </w:tc>
@@ -1414,7 +1422,7 @@
               <w:rPr>
                 <w:sz w:val="18"/>
               </w:rPr>
-              <w:t>Phân loại hàng hoá</w:t>
+              <w:t>Luân chuyển hàng giữa các trung tâm</w:t>
             </w:r>
           </w:p>
         </w:tc>
@@ -1440,7 +1448,7 @@
               <w:rPr>
                 <w:sz w:val="18"/>
               </w:rPr>
-              <w:t>Phân loại hàng hóa theo tuyến vận chuyển — thực hiện sau khi hàng đã được lấy và vận chuyển về bưu cục (bước 8)</w:t>
+              <w:t>Vận chuyển hàng đến bưu cục phát (xử lý hub + line-haul)</w:t>
             </w:r>
           </w:p>
         </w:tc>
@@ -1456,7 +1464,7 @@
                 <w:b/>
                 <w:sz w:val="18"/>
               </w:rPr>
-              <w:t>10</w:t>
+              <w:t>12</w:t>
             </w:r>
           </w:p>
         </w:tc>
@@ -1469,7 +1477,7 @@
               <w:rPr>
                 <w:sz w:val="18"/>
               </w:rPr>
-              <w:t>Điều phối vận chuyển</w:t>
+              <w:t>Ghi nhận vận đơn và giá trị COD</w:t>
             </w:r>
           </w:p>
         </w:tc>
@@ -1495,7 +1503,7 @@
               <w:rPr>
                 <w:sz w:val="18"/>
               </w:rPr>
-              <w:t>Điều phối hàng theo tuyến và khu vực</w:t>
+              <w:t>Cập nhật trạng thái, giá trị COD lên hệ thống</w:t>
             </w:r>
           </w:p>
         </w:tc>
@@ -1511,8 +1519,7 @@
                 <w:b/>
                 <w:sz w:val="18"/>
               </w:rPr>
-              <w:lastRenderedPageBreak/>
-              <w:t>11</w:t>
+              <w:t>13</w:t>
             </w:r>
           </w:p>
         </w:tc>
@@ -1525,7 +1532,7 @@
               <w:rPr>
                 <w:sz w:val="18"/>
               </w:rPr>
-              <w:t>Luân chuyển hàng giữa các trung tâm</w:t>
+              <w:t>Vận chuyển và liên hệ người nhận để giao hàng</w:t>
             </w:r>
           </w:p>
         </w:tc>
@@ -1538,7 +1545,7 @@
               <w:rPr>
                 <w:sz w:val="18"/>
               </w:rPr>
-              <w:t>Bưu cục Viettel Post</w:t>
+              <w:t>Người Giao Hàng</w:t>
             </w:r>
           </w:p>
         </w:tc>
@@ -1551,7 +1558,43 @@
               <w:rPr>
                 <w:sz w:val="18"/>
               </w:rPr>
-              <w:t>Vận chuyển hàng đến đơn vị/bưu cục phát (xử lý/bốc dỡ tại hub + line-haul liên trung tâm theo SLA nội tỉnh)</w:t>
+              <w:t>nhận thông tin</w:t>
+            </w:r>
+            <w:r>
+              <w:rPr>
+                <w:sz w:val="18"/>
+              </w:rPr>
+              <w:t>,</w:t>
+            </w:r>
+            <w:r>
+              <w:rPr>
+                <w:sz w:val="18"/>
+              </w:rPr>
+              <w:t xml:space="preserve"> di chuyển </w:t>
+            </w:r>
+            <w:r>
+              <w:rPr>
+                <w:sz w:val="18"/>
+              </w:rPr>
+              <w:t>và</w:t>
+            </w:r>
+            <w:r>
+              <w:rPr>
+                <w:sz w:val="18"/>
+              </w:rPr>
+              <w:t xml:space="preserve"> liên hệ</w:t>
+            </w:r>
+            <w:r>
+              <w:rPr>
+                <w:sz w:val="18"/>
+              </w:rPr>
+              <w:t xml:space="preserve"> người nhận</w:t>
+            </w:r>
+            <w:r>
+              <w:rPr>
+                <w:sz w:val="18"/>
+              </w:rPr>
+              <w:t xml:space="preserve"> xác nhận trước khi giao</w:t>
             </w:r>
           </w:p>
         </w:tc>
@@ -1567,7 +1610,7 @@
                 <w:b/>
                 <w:sz w:val="18"/>
               </w:rPr>
-              <w:t>12</w:t>
+              <w:t>14</w:t>
             </w:r>
           </w:p>
         </w:tc>
@@ -1580,7 +1623,7 @@
               <w:rPr>
                 <w:sz w:val="18"/>
               </w:rPr>
-              <w:t>Ghi nhận vận đơn và giá trị COD</w:t>
+              <w:t>Giao đơn cho người nhận</w:t>
             </w:r>
           </w:p>
         </w:tc>
@@ -1593,7 +1636,7 @@
               <w:rPr>
                 <w:sz w:val="18"/>
               </w:rPr>
-              <w:t>Bưu cục Viettel Post</w:t>
+              <w:t>Người Giao Hàng</w:t>
             </w:r>
           </w:p>
         </w:tc>
@@ -1602,11 +1645,65 @@
             <w:tcW w:w="3964" w:type="dxa"/>
           </w:tcPr>
           <w:p>
-            <w:r>
-              <w:rPr>
-                <w:sz w:val="18"/>
-              </w:rPr>
-              <w:t>Cập nhật trạng thái, vị trí và giá trị COD của vận đơn lên hệ thống (ghi vào Data Store “Dữ liệu thông tin vận đơn”)</w:t>
+            <w:pPr>
+              <w:rPr>
+                <w:sz w:val="18"/>
+              </w:rPr>
+            </w:pPr>
+            <w:r>
+              <w:rPr>
+                <w:sz w:val="18"/>
+              </w:rPr>
+              <w:t>L</w:t>
+            </w:r>
+            <w:r>
+              <w:rPr>
+                <w:sz w:val="18"/>
+              </w:rPr>
+              <w:t>iên hệ được (~95%): thực hiện giao hàn</w:t>
+            </w:r>
+            <w:r>
+              <w:rPr>
+                <w:sz w:val="18"/>
+              </w:rPr>
+              <w:t>ng</w:t>
+            </w:r>
+          </w:p>
+          <w:p>
+            <w:pPr>
+              <w:rPr>
+                <w:sz w:val="18"/>
+              </w:rPr>
+            </w:pPr>
+            <w:r>
+              <w:rPr>
+                <w:sz w:val="18"/>
+              </w:rPr>
+              <w:t>,</w:t>
+            </w:r>
+            <w:r>
+              <w:rPr>
+                <w:sz w:val="18"/>
+              </w:rPr>
+              <w:t>nếu KHÔNG liên hệ</w:t>
+            </w:r>
+            <w:r>
+              <w:rPr>
+                <w:sz w:val="18"/>
+              </w:rPr>
+              <w:t xml:space="preserve"> được (5%)</w:t>
+            </w:r>
+            <w:r>
+              <w:rPr>
+                <w:sz w:val="18"/>
+              </w:rPr>
+              <w:t xml:space="preserve"> </w:t>
+            </w:r>
+            <w:r>
+              <w:rPr>
+                <w:sz w:val="18"/>
+              </w:rPr>
+              <w:t>, kết thúc quy trình.</w:t>
             </w:r>
           </w:p>
         </w:tc>
@@ -1622,7 +1719,7 @@
                 <w:b/>
                 <w:sz w:val="18"/>
               </w:rPr>
-              <w:t>13</w:t>
+              <w:t>15</w:t>
             </w:r>
           </w:p>
         </w:tc>
@@ -1635,7 +1732,7 @@
               <w:rPr>
                 <w:sz w:val="18"/>
               </w:rPr>
-              <w:t>Nhận thông tin đơn hàng và vận chuyển</w:t>
+              <w:t>Nhận và kiểm tra đơn hàng</w:t>
             </w:r>
           </w:p>
         </w:tc>
@@ -1648,7 +1745,7 @@
               <w:rPr>
                 <w:sz w:val="18"/>
               </w:rPr>
-              <w:t>Người Giao Hàng</w:t>
+              <w:t>Người nhận</w:t>
             </w:r>
           </w:p>
         </w:tc>
@@ -1661,7 +1758,7 @@
               <w:rPr>
                 <w:sz w:val="18"/>
               </w:rPr>
-              <w:t>Nhận đơn và chuẩn bị tuyến giao</w:t>
+              <w:t>Kiểm tra tình trạng đơn hàng</w:t>
             </w:r>
           </w:p>
         </w:tc>
@@ -1677,7 +1774,8 @@
                 <w:b/>
                 <w:sz w:val="18"/>
               </w:rPr>
-              <w:t>14</w:t>
+              <w:lastRenderedPageBreak/>
+              <w:t>16</w:t>
             </w:r>
           </w:p>
         </w:tc>
@@ -1690,7 +1788,7 @@
               <w:rPr>
                 <w:sz w:val="18"/>
               </w:rPr>
-              <w:t>Giao đơn cho người nhận</w:t>
+              <w:t>Hủy nhận đơn hàng</w:t>
             </w:r>
           </w:p>
         </w:tc>
@@ -1703,7 +1801,7 @@
               <w:rPr>
                 <w:sz w:val="18"/>
               </w:rPr>
-              <w:t>Người Giao Hàng</w:t>
+              <w:t>Người nhận</w:t>
             </w:r>
           </w:p>
         </w:tc>
@@ -1716,7 +1814,25 @@
               <w:rPr>
                 <w:sz w:val="18"/>
               </w:rPr>
-              <w:t>Thực hiện giao hàng tới người nhận</w:t>
+              <w:t>Nhánh thất bại (~</w:t>
+            </w:r>
+            <w:r>
+              <w:rPr>
+                <w:sz w:val="18"/>
+              </w:rPr>
+              <w:t>8</w:t>
+            </w:r>
+            <w:r>
+              <w:rPr>
+                <w:sz w:val="18"/>
+              </w:rPr>
+              <w:t xml:space="preserve">%): hàng không đạt yêu cầu → kết thúc, hoàn hàng </w:t>
+            </w:r>
+            <w:r>
+              <w:rPr>
+                <w:sz w:val="18"/>
+              </w:rPr>
+              <w:t>về bưu cục</w:t>
             </w:r>
           </w:p>
         </w:tc>
@@ -1732,7 +1848,7 @@
                 <w:b/>
                 <w:sz w:val="18"/>
               </w:rPr>
-              <w:t>15</w:t>
+              <w:t>17</w:t>
             </w:r>
           </w:p>
         </w:tc>
@@ -1745,7 +1861,7 @@
               <w:rPr>
                 <w:sz w:val="18"/>
               </w:rPr>
-              <w:t>Nhận và kiểm tra đơn hàng</w:t>
+              <w:t>Đơn hàng hoàn tất, không phát sinh vấn đề</w:t>
             </w:r>
           </w:p>
         </w:tc>
@@ -1771,7 +1887,7 @@
               <w:rPr>
                 <w:sz w:val="18"/>
               </w:rPr>
-              <w:t>Kiểm tra tình trạng và thông tin đơn hàng (Gateway: Kết quả giao đơn hàng?)</w:t>
+              <w:t>Nhánh thành công (~92%) → tiếp tục thu tiền COD</w:t>
             </w:r>
           </w:p>
         </w:tc>
@@ -1784,9 +1900,10 @@
           <w:p>
             <w:r>
               <w:rPr>
-                <w:sz w:val="18"/>
-              </w:rPr>
-              <w:t>15.1</w:t>
+                <w:b/>
+                <w:sz w:val="18"/>
+              </w:rPr>
+              <w:t>18</w:t>
             </w:r>
           </w:p>
         </w:tc>
@@ -1799,7 +1916,7 @@
               <w:rPr>
                 <w:sz w:val="18"/>
               </w:rPr>
-              <w:t>Đơn hàng hoàn tất, không phát sinh vấn đề</w:t>
+              <w:t>Thu tiền COD</w:t>
             </w:r>
           </w:p>
         </w:tc>
@@ -1812,7 +1929,7 @@
               <w:rPr>
                 <w:sz w:val="18"/>
               </w:rPr>
-              <w:t>Người nhận</w:t>
+              <w:t>Người Giao Hàng</w:t>
             </w:r>
           </w:p>
         </w:tc>
@@ -1825,7 +1942,7 @@
               <w:rPr>
                 <w:sz w:val="18"/>
               </w:rPr>
-              <w:t>Tiếp tục sang bước thu tiền COD</w:t>
+              <w:t>Thu khoản tiền COD</w:t>
             </w:r>
           </w:p>
         </w:tc>
@@ -1840,7 +1957,7 @@
               <w:rPr>
                 <w:sz w:val="18"/>
               </w:rPr>
-              <w:t>15.2</w:t>
+              <w:t>18.1</w:t>
             </w:r>
           </w:p>
         </w:tc>
@@ -1853,7 +1970,7 @@
               <w:rPr>
                 <w:sz w:val="18"/>
               </w:rPr>
-              <w:t>Đơn hàng không đạt yêu cầu</w:t>
+              <w:t>Thanh toán banking</w:t>
             </w:r>
           </w:p>
         </w:tc>
@@ -1866,7 +1983,7 @@
               <w:rPr>
                 <w:sz w:val="18"/>
               </w:rPr>
-              <w:t>Người nhận</w:t>
+              <w:t>Người Giao Hàng</w:t>
             </w:r>
           </w:p>
         </w:tc>
@@ -1879,7 +1996,7 @@
               <w:rPr>
                 <w:sz w:val="18"/>
               </w:rPr>
-              <w:t>Chuyển sang luồng giao thất bại/hoàn hàng (nhánh ngoại lệ, ~8% số đơn)</w:t>
+              <w:t>Ghi nhận giao dịch chuyển khoản điện tử</w:t>
             </w:r>
           </w:p>
         </w:tc>
@@ -1892,10 +2009,9 @@
           <w:p>
             <w:r>
               <w:rPr>
-                <w:b/>
-                <w:sz w:val="18"/>
-              </w:rPr>
-              <w:t>16</w:t>
+                <w:sz w:val="18"/>
+              </w:rPr>
+              <w:t>18.2</w:t>
             </w:r>
           </w:p>
         </w:tc>
@@ -1908,7 +2024,7 @@
               <w:rPr>
                 <w:sz w:val="18"/>
               </w:rPr>
-              <w:t>Thu tiền COD</w:t>
+              <w:t>Thanh toán tiền mặt</w:t>
             </w:r>
           </w:p>
         </w:tc>
@@ -1934,7 +2050,7 @@
               <w:rPr>
                 <w:sz w:val="18"/>
               </w:rPr>
-              <w:t>Thu khoản tiền COD theo thông tin vận đơn (Gateway: Hình thức thanh toán)</w:t>
+              <w:t>Thu tiền mặt trực tiếp từ người nhận</w:t>
             </w:r>
           </w:p>
         </w:tc>
@@ -1949,7 +2065,7 @@
               <w:rPr>
                 <w:sz w:val="18"/>
               </w:rPr>
-              <w:t>16.1</w:t>
+              <w:t>18.3</w:t>
             </w:r>
           </w:p>
         </w:tc>
@@ -1962,7 +2078,7 @@
               <w:rPr>
                 <w:sz w:val="18"/>
               </w:rPr>
-              <w:t>Thanh toán banking</w:t>
+              <w:t>Nhận tiền mặt</w:t>
             </w:r>
           </w:p>
         </w:tc>
@@ -1988,7 +2104,7 @@
               <w:rPr>
                 <w:sz w:val="18"/>
               </w:rPr>
-              <w:t>Ghi nhận giao dịch thanh toán chuyển khoản điện tử</w:t>
+              <w:t>Xác nhận đã nhận đủ tiền mặt COD</w:t>
             </w:r>
           </w:p>
         </w:tc>
@@ -2001,9 +2117,10 @@
           <w:p>
             <w:r>
               <w:rPr>
-                <w:sz w:val="18"/>
-              </w:rPr>
-              <w:t>16.2</w:t>
+                <w:b/>
+                <w:sz w:val="18"/>
+              </w:rPr>
+              <w:t>19</w:t>
             </w:r>
           </w:p>
         </w:tc>
@@ -2016,7 +2133,7 @@
               <w:rPr>
                 <w:sz w:val="18"/>
               </w:rPr>
-              <w:t>Thanh toán tiền mặt</w:t>
+              <w:t>Tiếp nhận thông tin chứng từ, phí COD và cập nhật kết quả giao hàng</w:t>
             </w:r>
           </w:p>
         </w:tc>
@@ -2042,7 +2159,19 @@
               <w:rPr>
                 <w:sz w:val="18"/>
               </w:rPr>
-              <w:t>Thu tiền mặt trực tiếp từ người nhận</w:t>
+              <w:t xml:space="preserve">tiếp nhận chứng từ </w:t>
+            </w:r>
+            <w:r>
+              <w:rPr>
+                <w:sz w:val="18"/>
+              </w:rPr>
+              <w:t>và</w:t>
+            </w:r>
+            <w:r>
+              <w:rPr>
+                <w:sz w:val="18"/>
+              </w:rPr>
+              <w:t xml:space="preserve"> cập nhật kết quả</w:t>
             </w:r>
           </w:p>
         </w:tc>
@@ -2055,9 +2184,10 @@
           <w:p>
             <w:r>
               <w:rPr>
-                <w:sz w:val="18"/>
-              </w:rPr>
-              <w:t>16.3</w:t>
+                <w:b/>
+                <w:sz w:val="18"/>
+              </w:rPr>
+              <w:t>20</w:t>
             </w:r>
           </w:p>
         </w:tc>
@@ -2070,7 +2200,7 @@
               <w:rPr>
                 <w:sz w:val="18"/>
               </w:rPr>
-              <w:t>Nhận tiền mặt</w:t>
+              <w:t>Thông tin đơn hàng</w:t>
             </w:r>
           </w:p>
         </w:tc>
@@ -2083,7 +2213,7 @@
               <w:rPr>
                 <w:sz w:val="18"/>
               </w:rPr>
-              <w:t>Người Giao Hàng</w:t>
+              <w:t>Bưu cục Viettel Post</w:t>
             </w:r>
           </w:p>
         </w:tc>
@@ -2096,7 +2226,7 @@
               <w:rPr>
                 <w:sz w:val="18"/>
               </w:rPr>
-              <w:t>Xác nhận đã nhận đủ tiền mặt COD từ người nhận</w:t>
+              <w:t>Tổng hợp thông tin đơn đã giao</w:t>
             </w:r>
           </w:p>
         </w:tc>
@@ -2109,10 +2239,9 @@
           <w:p>
             <w:r>
               <w:rPr>
-                <w:b/>
-                <w:sz w:val="18"/>
-              </w:rPr>
-              <w:t>17</w:t>
+                <w:sz w:val="18"/>
+              </w:rPr>
+              <w:t>20.1</w:t>
             </w:r>
           </w:p>
         </w:tc>
@@ -2125,7 +2254,7 @@
               <w:rPr>
                 <w:sz w:val="18"/>
               </w:rPr>
-              <w:t>Hoàn tất các chứng từ liên quan và phí COD trên vận đơn đã giao</w:t>
+              <w:t>Thông tin trạng thái đơn hàng</w:t>
             </w:r>
           </w:p>
         </w:tc>
@@ -2138,7 +2267,7 @@
               <w:rPr>
                 <w:sz w:val="18"/>
               </w:rPr>
-              <w:t>Người Giao Hàng</w:t>
+              <w:t>Người gửi</w:t>
             </w:r>
           </w:p>
         </w:tc>
@@ -2151,7 +2280,7 @@
               <w:rPr>
                 <w:sz w:val="18"/>
               </w:rPr>
-              <w:t>Cập nhật kết quả giao hàng và hoàn tất chứng từ giao dịch COD</w:t>
+              <w:t xml:space="preserve">Người gửi nhận thông báo trạng thái đơn hàng </w:t>
             </w:r>
           </w:p>
         </w:tc>
@@ -2167,7 +2296,7 @@
                 <w:b/>
                 <w:sz w:val="18"/>
               </w:rPr>
-              <w:t>18</w:t>
+              <w:t>21</w:t>
             </w:r>
           </w:p>
         </w:tc>
@@ -2180,7 +2309,7 @@
               <w:rPr>
                 <w:sz w:val="18"/>
               </w:rPr>
-              <w:t>Tiếp nhận thông tin chứng từ và phí COD (tiền mặt)</w:t>
+              <w:t>Theo dõi và xử lý các vấn đề liên quan đến đơn hàng khiếu nại</w:t>
             </w:r>
           </w:p>
         </w:tc>
@@ -2193,7 +2322,7 @@
               <w:rPr>
                 <w:sz w:val="18"/>
               </w:rPr>
-              <w:t>Bưu cục Viettel Post</w:t>
+              <w:t>Bộ phận CSKH</w:t>
             </w:r>
           </w:p>
         </w:tc>
@@ -2206,7 +2335,7 @@
               <w:rPr>
                 <w:sz w:val="18"/>
               </w:rPr>
-              <w:t>Bưu cục tiếp nhận chứng từ/tiền mặt COD do Người Giao Hàng nộp trong vòng 24h</w:t>
+              <w:t>Xử lý khiếu nại nếu phát hiện vấn đề</w:t>
             </w:r>
           </w:p>
         </w:tc>
@@ -2222,7 +2351,7 @@
                 <w:b/>
                 <w:sz w:val="18"/>
               </w:rPr>
-              <w:t>19</w:t>
+              <w:t>22</w:t>
             </w:r>
           </w:p>
         </w:tc>
@@ -2235,7 +2364,7 @@
               <w:rPr>
                 <w:sz w:val="18"/>
               </w:rPr>
-              <w:t>Cập nhật kết quả giao hàng lên hệ thống Viettel Post</w:t>
+              <w:t>Hoàn tất các chứng từ liên quan và phí COD trên vận đơn đã giao</w:t>
             </w:r>
           </w:p>
         </w:tc>
@@ -2248,7 +2377,7 @@
               <w:rPr>
                 <w:sz w:val="18"/>
               </w:rPr>
-              <w:t>Bưu cục Viettel Post</w:t>
+              <w:t>Người Giao Hàng</w:t>
             </w:r>
           </w:p>
         </w:tc>
@@ -2261,7 +2390,7 @@
               <w:rPr>
                 <w:sz w:val="18"/>
               </w:rPr>
-              <w:t>Ghi nhận giao thành công/thất bại; phát sự kiện thông báo trạng thái (Intermediate Throw Message Event) trước khi vào Gateway kết quả giao hàng</w:t>
+              <w:t>Hoàn tất chứng từ nếu không phát sinh khiếu nại</w:t>
             </w:r>
           </w:p>
         </w:tc>
@@ -2274,9 +2403,10 @@
           <w:p>
             <w:r>
               <w:rPr>
-                <w:sz w:val="18"/>
-              </w:rPr>
-              <w:t>19.1</w:t>
+                <w:b/>
+                <w:sz w:val="18"/>
+              </w:rPr>
+              <w:t>23</w:t>
             </w:r>
           </w:p>
         </w:tc>
@@ -2289,7 +2419,7 @@
               <w:rPr>
                 <w:sz w:val="18"/>
               </w:rPr>
-              <w:t>Thông tin trạng thái đơn hàng</w:t>
+              <w:t>Xác nhận đơn thông tin</w:t>
             </w:r>
           </w:p>
         </w:tc>
@@ -2302,7 +2432,7 @@
               <w:rPr>
                 <w:sz w:val="18"/>
               </w:rPr>
-              <w:t>Người gửi</w:t>
+              <w:t>Kế toán/Đối soát</w:t>
             </w:r>
           </w:p>
         </w:tc>
@@ -2315,7 +2445,7 @@
               <w:rPr>
                 <w:sz w:val="18"/>
               </w:rPr>
-              <w:t>Người gửi nhận thông báo kết quả giao hàng (thành công/thất bại) ngay khi hệ thống ghi nhận tại bước 19, không cần chờ đến khi hoàn tất đối soát và chuyển tiền</w:t>
+              <w:t xml:space="preserve">Bắt đầu quy trình đối soát </w:t>
             </w:r>
           </w:p>
         </w:tc>
@@ -2328,10 +2458,9 @@
           <w:p>
             <w:r>
               <w:rPr>
-                <w:b/>
-                <w:sz w:val="18"/>
-              </w:rPr>
-              <w:t>20</w:t>
+                <w:sz w:val="18"/>
+              </w:rPr>
+              <w:t>23.1</w:t>
             </w:r>
           </w:p>
         </w:tc>
@@ -2344,7 +2473,7 @@
               <w:rPr>
                 <w:sz w:val="18"/>
               </w:rPr>
-              <w:t>Xác nhận đơn thông tin</w:t>
+              <w:t>Kiểm soát các dữ liệu cần đối soát</w:t>
             </w:r>
           </w:p>
         </w:tc>
@@ -2370,7 +2499,7 @@
               <w:rPr>
                 <w:sz w:val="18"/>
               </w:rPr>
-              <w:t>Kiểm tra dữ liệu vận hành, chứng từ và số tiền thu được</w:t>
+              <w:t>Rà soát danh sách đơn cần đối soát trong kỳ</w:t>
             </w:r>
           </w:p>
         </w:tc>
@@ -2385,7 +2514,7 @@
               <w:rPr>
                 <w:sz w:val="18"/>
               </w:rPr>
-              <w:t>20.1</w:t>
+              <w:t>23.2</w:t>
             </w:r>
           </w:p>
         </w:tc>
@@ -2398,7 +2527,7 @@
               <w:rPr>
                 <w:sz w:val="18"/>
               </w:rPr>
-              <w:t>Kiểm soát các dữ liệu cần đối soát</w:t>
+              <w:t>Đối soát, đối chiếu số tiền COD với hệ thống và bưu tá</w:t>
             </w:r>
           </w:p>
         </w:tc>
@@ -2424,7 +2553,7 @@
               <w:rPr>
                 <w:sz w:val="18"/>
               </w:rPr>
-              <w:t>Rà soát danh sách đơn cần đối soát trong kỳ</w:t>
+              <w:t>Đối chiếu số tiền COD</w:t>
             </w:r>
           </w:p>
         </w:tc>
@@ -2437,9 +2566,10 @@
           <w:p>
             <w:r>
               <w:rPr>
-                <w:sz w:val="18"/>
-              </w:rPr>
-              <w:t>20.2</w:t>
+                <w:b/>
+                <w:sz w:val="18"/>
+              </w:rPr>
+              <w:t>24</w:t>
             </w:r>
           </w:p>
         </w:tc>
@@ -2452,7 +2582,7 @@
               <w:rPr>
                 <w:sz w:val="18"/>
               </w:rPr>
-              <w:t>Đối soát, đối chiếu số tiền COD</w:t>
+              <w:t>Thông tin đối soát phí COD</w:t>
             </w:r>
           </w:p>
         </w:tc>
@@ -2478,7 +2608,7 @@
               <w:rPr>
                 <w:sz w:val="18"/>
               </w:rPr>
-              <w:t>Đối chiếu số tiền COD giữa hệ thống vận hành và chứng từ thực thu</w:t>
+              <w:t>Tổng hợp kết quả đối soát (</w:t>
             </w:r>
           </w:p>
         </w:tc>
@@ -2491,9 +2621,10 @@
           <w:p>
             <w:r>
               <w:rPr>
-                <w:sz w:val="18"/>
-              </w:rPr>
-              <w:t>20.3</w:t>
+                <w:b/>
+                <w:sz w:val="18"/>
+              </w:rPr>
+              <w:t>25</w:t>
             </w:r>
           </w:p>
         </w:tc>
@@ -2506,7 +2637,7 @@
               <w:rPr>
                 <w:sz w:val="18"/>
               </w:rPr>
-              <w:t>Theo dõi và xử lý các vấn đề liên quan đến thanh toán</w:t>
+              <w:t>Xác nhận số tiền đã nhận và cập nhật thông tin lên Viettel Post</w:t>
             </w:r>
           </w:p>
         </w:tc>
@@ -2519,7 +2650,7 @@
               <w:rPr>
                 <w:sz w:val="18"/>
               </w:rPr>
-              <w:t>Kế toán/Đối soát</w:t>
+              <w:t>Kế toán</w:t>
             </w:r>
           </w:p>
         </w:tc>
@@ -2532,7 +2663,7 @@
               <w:rPr>
                 <w:sz w:val="18"/>
               </w:rPr>
-              <w:t>Xử lý các trường hợp lệch số liệu hoặc vướng mắc thanh toán phát sinh</w:t>
+              <w:t>Nhánh khớp số liệu (~95%): xác định số tiền COD đủ điều kiện thanh toán</w:t>
             </w:r>
           </w:p>
         </w:tc>
@@ -2548,7 +2679,7 @@
                 <w:b/>
                 <w:sz w:val="18"/>
               </w:rPr>
-              <w:t>21</w:t>
+              <w:t>26</w:t>
             </w:r>
           </w:p>
         </w:tc>
@@ -2561,7 +2692,7 @@
               <w:rPr>
                 <w:sz w:val="18"/>
               </w:rPr>
-              <w:t>Xác nhận số tiền đã nhận và cập nhật thông tin lên Viettel Post</w:t>
+              <w:t>Theo dõi và xử lý các vấn đề liên quan đến thanh toán</w:t>
             </w:r>
           </w:p>
         </w:tc>
@@ -2574,7 +2705,7 @@
               <w:rPr>
                 <w:sz w:val="18"/>
               </w:rPr>
-              <w:t>Kế toán</w:t>
+              <w:t>Kế toán/Đối soát</w:t>
             </w:r>
           </w:p>
         </w:tc>
@@ -2587,7 +2718,7 @@
               <w:rPr>
                 <w:sz w:val="18"/>
               </w:rPr>
-              <w:t>Xác định số tiền COD đủ điều kiện thanh toán sau khấu trừ, thực hiện chuyển tiền và cập nhật kết quả</w:t>
+              <w:t>Nhánh lệch số liệu (~5%): xử lý vướng mắc trước khi tiếp tục</w:t>
             </w:r>
           </w:p>
         </w:tc>
@@ -2603,7 +2734,7 @@
                 <w:b/>
                 <w:sz w:val="18"/>
               </w:rPr>
-              <w:t>22</w:t>
+              <w:t>27</w:t>
             </w:r>
           </w:p>
         </w:tc>
@@ -2616,7 +2747,7 @@
               <w:rPr>
                 <w:sz w:val="18"/>
               </w:rPr>
-              <w:t>Hoàn tất thông tin đơn hàng &amp; COD</w:t>
+              <w:t>Tiến hành chuyển khoản COD</w:t>
             </w:r>
           </w:p>
         </w:tc>
@@ -2629,7 +2760,7 @@
               <w:rPr>
                 <w:sz w:val="18"/>
               </w:rPr>
-              <w:t>Bưu cục Viettel Post</w:t>
+              <w:t>Kế toán</w:t>
             </w:r>
           </w:p>
         </w:tc>
@@ -2642,7 +2773,7 @@
               <w:rPr>
                 <w:sz w:val="18"/>
               </w:rPr>
-              <w:t xml:space="preserve">Đóng vòng lặp nội bộ, xác nhận đơn hàng đã hoàn tất toàn bộ chu trình COD; phát sự kiện thông báo cuối cùng tới người gửi/người nhận </w:t>
+              <w:t>Thực hiện chuyển tiền COD cho người gửi</w:t>
             </w:r>
           </w:p>
         </w:tc>
@@ -2658,7 +2789,7 @@
                 <w:b/>
                 <w:sz w:val="18"/>
               </w:rPr>
-              <w:t>23</w:t>
+              <w:t>28</w:t>
             </w:r>
           </w:p>
         </w:tc>
@@ -2671,7 +2802,7 @@
               <w:rPr>
                 <w:sz w:val="18"/>
               </w:rPr>
-              <w:t>Theo dõi và xử lý các vấn đề liên quan đến thanh toán, khiếu nại</w:t>
+              <w:t>Hoàn tất thông tin đơn hàng &amp; COD</w:t>
             </w:r>
           </w:p>
         </w:tc>
@@ -2684,7 +2815,7 @@
               <w:rPr>
                 <w:sz w:val="18"/>
               </w:rPr>
-              <w:t>Bộ phận CSKH</w:t>
+              <w:t>Bưu cục Viettel Post</w:t>
             </w:r>
           </w:p>
         </w:tc>
@@ -2697,7 +2828,62 @@
               <w:rPr>
                 <w:sz w:val="18"/>
               </w:rPr>
-              <w:t>Xử lý khiếu nại đối soát khi phát sinh (nhánh ngoại lệ, ~5% số đơn)</w:t>
+              <w:t>Hoàn tất thông tin đơn</w:t>
+            </w:r>
+          </w:p>
+        </w:tc>
+      </w:tr>
+      <w:tr>
+        <w:tc>
+          <w:tcPr>
+            <w:tcW w:w="669" w:type="dxa"/>
+          </w:tcPr>
+          <w:p>
+            <w:r>
+              <w:rPr>
+                <w:b/>
+                <w:sz w:val="18"/>
+              </w:rPr>
+              <w:t>29</w:t>
+            </w:r>
+          </w:p>
+        </w:tc>
+        <w:tc>
+          <w:tcPr>
+            <w:tcW w:w="2448" w:type="dxa"/>
+          </w:tcPr>
+          <w:p>
+            <w:r>
+              <w:rPr>
+                <w:sz w:val="18"/>
+              </w:rPr>
+              <w:t>Nhận thông tin và phí COD</w:t>
+            </w:r>
+          </w:p>
+        </w:tc>
+        <w:tc>
+          <w:tcPr>
+            <w:tcW w:w="1935" w:type="dxa"/>
+          </w:tcPr>
+          <w:p>
+            <w:r>
+              <w:rPr>
+                <w:sz w:val="18"/>
+              </w:rPr>
+              <w:t>Người gửi</w:t>
+            </w:r>
+          </w:p>
+        </w:tc>
+        <w:tc>
+          <w:tcPr>
+            <w:tcW w:w="3964" w:type="dxa"/>
+          </w:tcPr>
+          <w:p>
+            <w:r>
+              <w:rPr>
+                <w:sz w:val="18"/>
+              </w:rPr>
+              <w:t>Người gửi nhận thông báo hoàn tất, tiền COD đã về tài khoản</w:t>
             </w:r>
           </w:p>
         </w:tc>
@@ -2891,7 +3077,6 @@
               <w:bottom w:w="60" w:type="dxa"/>
               <w:right w:w="100" w:type="dxa"/>
             </w:tcMar>
-            <w:vAlign w:val="center"/>
           </w:tcPr>
           <w:p>
             <w:pPr>
@@ -2903,16 +3088,44 @@
             </w:pPr>
             <w:r>
               <w:rPr>
+                <w:b/>
+                <w:sz w:val="18"/>
+              </w:rPr>
+              <w:t>Tích cực</w:t>
+            </w:r>
+          </w:p>
+        </w:tc>
+        <w:tc>
+          <w:tcPr>
+            <w:tcW w:w="6753" w:type="dxa"/>
+            <w:tcMar>
+              <w:top w:w="60" w:type="dxa"/>
+              <w:left w:w="100" w:type="dxa"/>
+              <w:bottom w:w="60" w:type="dxa"/>
+              <w:right w:w="100" w:type="dxa"/>
+            </w:tcMar>
+          </w:tcPr>
+          <w:p>
+            <w:pPr>
+              <w:jc w:val="both"/>
+              <w:rPr>
                 <w:sz w:val="20"/>
                 <w:szCs w:val="20"/>
               </w:rPr>
-              <w:t>Tích cực</w:t>
-            </w:r>
-          </w:p>
-        </w:tc>
-        <w:tc>
-          <w:tcPr>
-            <w:tcW w:w="6753" w:type="dxa"/>
+            </w:pPr>
+            <w:r>
+              <w:rPr>
+                <w:sz w:val="18"/>
+              </w:rPr>
+              <w:t>Người gửi hàng nhận thông tin trạng thái đơn hàng thành công hoặc thất bại</w:t>
+            </w:r>
+          </w:p>
+        </w:tc>
+      </w:tr>
+      <w:tr>
+        <w:tc>
+          <w:tcPr>
+            <w:tcW w:w="0" w:type="auto"/>
             <w:tcMar>
               <w:top w:w="60" w:type="dxa"/>
               <w:left w:w="100" w:type="dxa"/>
@@ -2934,7 +3147,60 @@
                 <w:sz w:val="20"/>
                 <w:szCs w:val="20"/>
               </w:rPr>
-              <w:t>Đơn hàng giao thành công, thu đúng số tiền COD và giao dịch được ghi nhận đầy đủ</w:t>
+              <w:t>2</w:t>
+            </w:r>
+          </w:p>
+        </w:tc>
+        <w:tc>
+          <w:tcPr>
+            <w:tcW w:w="1684" w:type="dxa"/>
+            <w:tcMar>
+              <w:top w:w="60" w:type="dxa"/>
+              <w:left w:w="100" w:type="dxa"/>
+              <w:bottom w:w="60" w:type="dxa"/>
+              <w:right w:w="100" w:type="dxa"/>
+            </w:tcMar>
+          </w:tcPr>
+          <w:p>
+            <w:pPr>
+              <w:jc w:val="both"/>
+              <w:rPr>
+                <w:sz w:val="20"/>
+                <w:szCs w:val="20"/>
+              </w:rPr>
+            </w:pPr>
+            <w:r>
+              <w:rPr>
+                <w:b/>
+                <w:sz w:val="18"/>
+              </w:rPr>
+              <w:t>Tích cực</w:t>
+            </w:r>
+          </w:p>
+        </w:tc>
+        <w:tc>
+          <w:tcPr>
+            <w:tcW w:w="6753" w:type="dxa"/>
+            <w:tcMar>
+              <w:top w:w="60" w:type="dxa"/>
+              <w:left w:w="100" w:type="dxa"/>
+              <w:bottom w:w="60" w:type="dxa"/>
+              <w:right w:w="100" w:type="dxa"/>
+            </w:tcMar>
+          </w:tcPr>
+          <w:p>
+            <w:pPr>
+              <w:jc w:val="both"/>
+              <w:rPr>
+                <w:sz w:val="20"/>
+                <w:szCs w:val="20"/>
+              </w:rPr>
+            </w:pPr>
+            <w:r>
+              <w:rPr>
+                <w:sz w:val="18"/>
+              </w:rPr>
+              <w:t>Đơn hàng được đối soát thành công và khoản tiền đủ điều kiện được chuyển cho người gửi hoàn tất</w:t>
             </w:r>
           </w:p>
         </w:tc>
@@ -2964,7 +3230,7 @@
                 <w:sz w:val="20"/>
                 <w:szCs w:val="20"/>
               </w:rPr>
-              <w:t>2</w:t>
+              <w:t>3</w:t>
             </w:r>
           </w:p>
         </w:tc>
@@ -2977,7 +3243,6 @@
               <w:bottom w:w="60" w:type="dxa"/>
               <w:right w:w="100" w:type="dxa"/>
             </w:tcMar>
-            <w:vAlign w:val="center"/>
           </w:tcPr>
           <w:p>
             <w:pPr>
@@ -2989,123 +3254,120 @@
             </w:pPr>
             <w:r>
               <w:rPr>
+                <w:b/>
+                <w:sz w:val="18"/>
+              </w:rPr>
+              <w:t>Tích cực</w:t>
+            </w:r>
+          </w:p>
+        </w:tc>
+        <w:tc>
+          <w:tcPr>
+            <w:tcW w:w="6753" w:type="dxa"/>
+            <w:tcMar>
+              <w:top w:w="60" w:type="dxa"/>
+              <w:left w:w="100" w:type="dxa"/>
+              <w:bottom w:w="60" w:type="dxa"/>
+              <w:right w:w="100" w:type="dxa"/>
+            </w:tcMar>
+          </w:tcPr>
+          <w:p>
+            <w:pPr>
+              <w:jc w:val="both"/>
+              <w:rPr>
                 <w:sz w:val="20"/>
                 <w:szCs w:val="20"/>
               </w:rPr>
-              <w:t>Tích cực</w:t>
-            </w:r>
-          </w:p>
-        </w:tc>
-        <w:tc>
-          <w:tcPr>
-            <w:tcW w:w="6753" w:type="dxa"/>
-            <w:tcMar>
-              <w:top w:w="60" w:type="dxa"/>
-              <w:left w:w="100" w:type="dxa"/>
-              <w:bottom w:w="60" w:type="dxa"/>
-              <w:right w:w="100" w:type="dxa"/>
-            </w:tcMar>
-            <w:vAlign w:val="center"/>
-          </w:tcPr>
-          <w:tbl>
-            <w:tblPr>
-              <w:tblW w:w="0" w:type="auto"/>
-              <w:tblCellSpacing w:w="15" w:type="dxa"/>
-              <w:tblCellMar>
-                <w:top w:w="15" w:type="dxa"/>
-                <w:left w:w="15" w:type="dxa"/>
-                <w:bottom w:w="15" w:type="dxa"/>
-                <w:right w:w="15" w:type="dxa"/>
-              </w:tblCellMar>
-              <w:tblLook w:val="04A0" w:firstRow="1" w:lastRow="0" w:firstColumn="1" w:lastColumn="0" w:noHBand="0" w:noVBand="1"/>
-            </w:tblPr>
-            <w:tblGrid>
-              <w:gridCol w:w="96"/>
-            </w:tblGrid>
-            <w:tr>
-              <w:trPr>
-                <w:tblCellSpacing w:w="15" w:type="dxa"/>
-              </w:trPr>
-              <w:tc>
-                <w:tcPr>
-                  <w:tcW w:w="0" w:type="auto"/>
-                  <w:vAlign w:val="center"/>
-                  <w:hideMark/>
-                </w:tcPr>
-                <w:p>
-                  <w:pPr>
-                    <w:jc w:val="both"/>
-                    <w:rPr>
-                      <w:sz w:val="20"/>
-                      <w:szCs w:val="20"/>
-                    </w:rPr>
-                  </w:pPr>
-                </w:p>
-              </w:tc>
-            </w:tr>
-          </w:tbl>
-          <w:p>
-            <w:pPr>
-              <w:jc w:val="both"/>
-              <w:rPr>
-                <w:vanish/>
+            </w:pPr>
+            <w:r>
+              <w:rPr>
+                <w:sz w:val="18"/>
+              </w:rPr>
+              <w:t>Xử lý các khiếu nại từ đơn hàng hoàn tất</w:t>
+            </w:r>
+          </w:p>
+        </w:tc>
+      </w:tr>
+      <w:tr>
+        <w:tc>
+          <w:tcPr>
+            <w:tcW w:w="0" w:type="auto"/>
+            <w:tcMar>
+              <w:top w:w="60" w:type="dxa"/>
+              <w:left w:w="100" w:type="dxa"/>
+              <w:bottom w:w="60" w:type="dxa"/>
+              <w:right w:w="100" w:type="dxa"/>
+            </w:tcMar>
+            <w:vAlign w:val="center"/>
+          </w:tcPr>
+          <w:p>
+            <w:pPr>
+              <w:jc w:val="both"/>
+              <w:rPr>
                 <w:sz w:val="20"/>
                 <w:szCs w:val="20"/>
               </w:rPr>
             </w:pPr>
-          </w:p>
-          <w:tbl>
-            <w:tblPr>
-              <w:tblW w:w="0" w:type="auto"/>
-              <w:tblCellSpacing w:w="15" w:type="dxa"/>
-              <w:tblCellMar>
-                <w:top w:w="15" w:type="dxa"/>
-                <w:left w:w="15" w:type="dxa"/>
-                <w:bottom w:w="15" w:type="dxa"/>
-                <w:right w:w="15" w:type="dxa"/>
-              </w:tblCellMar>
-              <w:tblLook w:val="04A0" w:firstRow="1" w:lastRow="0" w:firstColumn="1" w:lastColumn="0" w:noHBand="0" w:noVBand="1"/>
-            </w:tblPr>
-            <w:tblGrid>
-              <w:gridCol w:w="6553"/>
-            </w:tblGrid>
-            <w:tr>
-              <w:trPr>
-                <w:tblCellSpacing w:w="15" w:type="dxa"/>
-              </w:trPr>
-              <w:tc>
-                <w:tcPr>
-                  <w:tcW w:w="0" w:type="auto"/>
-                  <w:vAlign w:val="center"/>
-                  <w:hideMark/>
-                </w:tcPr>
-                <w:p>
-                  <w:pPr>
-                    <w:jc w:val="both"/>
-                    <w:rPr>
-                      <w:sz w:val="20"/>
-                      <w:szCs w:val="20"/>
-                    </w:rPr>
-                  </w:pPr>
-                  <w:r>
-                    <w:rPr>
-                      <w:sz w:val="20"/>
-                      <w:szCs w:val="20"/>
-                    </w:rPr>
-                    <w:t>Đơn hàng được đối soát thành công và khoản tiền đủ điều kiện được chuyển cho người gửi</w:t>
-                  </w:r>
-                </w:p>
-              </w:tc>
-            </w:tr>
-          </w:tbl>
-          <w:p>
-            <w:pPr>
-              <w:jc w:val="both"/>
+            <w:r>
               <w:rPr>
                 <w:sz w:val="20"/>
                 <w:szCs w:val="20"/>
               </w:rPr>
-            </w:pPr>
+              <w:t>4</w:t>
+            </w:r>
+          </w:p>
+        </w:tc>
+        <w:tc>
+          <w:tcPr>
+            <w:tcW w:w="1684" w:type="dxa"/>
+            <w:tcMar>
+              <w:top w:w="60" w:type="dxa"/>
+              <w:left w:w="100" w:type="dxa"/>
+              <w:bottom w:w="60" w:type="dxa"/>
+              <w:right w:w="100" w:type="dxa"/>
+            </w:tcMar>
+          </w:tcPr>
+          <w:p>
+            <w:pPr>
+              <w:jc w:val="both"/>
+              <w:rPr>
+                <w:sz w:val="20"/>
+                <w:szCs w:val="20"/>
+              </w:rPr>
+            </w:pPr>
+            <w:r>
+              <w:rPr>
+                <w:b/>
+                <w:sz w:val="18"/>
+              </w:rPr>
+              <w:t>Tiêu cực</w:t>
+            </w:r>
+          </w:p>
+        </w:tc>
+        <w:tc>
+          <w:tcPr>
+            <w:tcW w:w="6753" w:type="dxa"/>
+            <w:tcMar>
+              <w:top w:w="60" w:type="dxa"/>
+              <w:left w:w="100" w:type="dxa"/>
+              <w:bottom w:w="60" w:type="dxa"/>
+              <w:right w:w="100" w:type="dxa"/>
+            </w:tcMar>
+          </w:tcPr>
+          <w:p>
+            <w:pPr>
+              <w:jc w:val="both"/>
+              <w:rPr>
+                <w:sz w:val="20"/>
+                <w:szCs w:val="20"/>
+              </w:rPr>
+            </w:pPr>
+            <w:r>
+              <w:rPr>
+                <w:sz w:val="18"/>
+              </w:rPr>
+              <w:t>Đơn hàng bị hoàn trả do giao không thành công, không liên hệ được khách</w:t>
+            </w:r>
           </w:p>
         </w:tc>
       </w:tr>
@@ -3134,8 +3396,7 @@
                 <w:sz w:val="20"/>
                 <w:szCs w:val="20"/>
               </w:rPr>
-              <w:lastRenderedPageBreak/>
-              <w:t>3</w:t>
+              <w:t>5</w:t>
             </w:r>
           </w:p>
         </w:tc>
@@ -3148,7 +3409,6 @@
               <w:bottom w:w="60" w:type="dxa"/>
               <w:right w:w="100" w:type="dxa"/>
             </w:tcMar>
-            <w:vAlign w:val="center"/>
           </w:tcPr>
           <w:p>
             <w:pPr>
@@ -3160,210 +3420,36 @@
             </w:pPr>
             <w:r>
               <w:rPr>
+                <w:b/>
+                <w:sz w:val="18"/>
+              </w:rPr>
+              <w:t>Tiêu cực</w:t>
+            </w:r>
+          </w:p>
+        </w:tc>
+        <w:tc>
+          <w:tcPr>
+            <w:tcW w:w="6753" w:type="dxa"/>
+            <w:tcMar>
+              <w:top w:w="60" w:type="dxa"/>
+              <w:left w:w="100" w:type="dxa"/>
+              <w:bottom w:w="60" w:type="dxa"/>
+              <w:right w:w="100" w:type="dxa"/>
+            </w:tcMar>
+          </w:tcPr>
+          <w:p>
+            <w:pPr>
+              <w:jc w:val="both"/>
+              <w:rPr>
                 <w:sz w:val="20"/>
                 <w:szCs w:val="20"/>
               </w:rPr>
-              <w:t>Tiêu cực</w:t>
-            </w:r>
-          </w:p>
-        </w:tc>
-        <w:tc>
-          <w:tcPr>
-            <w:tcW w:w="6753" w:type="dxa"/>
-            <w:tcMar>
-              <w:top w:w="60" w:type="dxa"/>
-              <w:left w:w="100" w:type="dxa"/>
-              <w:bottom w:w="60" w:type="dxa"/>
-              <w:right w:w="100" w:type="dxa"/>
-            </w:tcMar>
-            <w:vAlign w:val="center"/>
-          </w:tcPr>
-          <w:p>
-            <w:pPr>
-              <w:jc w:val="both"/>
-              <w:rPr>
-                <w:sz w:val="20"/>
-                <w:szCs w:val="20"/>
-              </w:rPr>
-            </w:pPr>
-            <w:r>
-              <w:rPr>
-                <w:sz w:val="20"/>
-                <w:szCs w:val="20"/>
-              </w:rPr>
-              <w:t>Đơn hàng bị hoàn trả do giao không thành công (khách từ chối nhận hoặc không liên hệ được)</w:t>
-            </w:r>
-          </w:p>
-        </w:tc>
-      </w:tr>
-      <w:tr>
-        <w:tc>
-          <w:tcPr>
-            <w:tcW w:w="0" w:type="auto"/>
-            <w:tcMar>
-              <w:top w:w="60" w:type="dxa"/>
-              <w:left w:w="100" w:type="dxa"/>
-              <w:bottom w:w="60" w:type="dxa"/>
-              <w:right w:w="100" w:type="dxa"/>
-            </w:tcMar>
-            <w:vAlign w:val="center"/>
-          </w:tcPr>
-          <w:p>
-            <w:pPr>
-              <w:jc w:val="both"/>
-              <w:rPr>
-                <w:sz w:val="20"/>
-                <w:szCs w:val="20"/>
-              </w:rPr>
-            </w:pPr>
-            <w:r>
-              <w:rPr>
-                <w:sz w:val="20"/>
-                <w:szCs w:val="20"/>
-              </w:rPr>
-              <w:t>4</w:t>
-            </w:r>
-          </w:p>
-        </w:tc>
-        <w:tc>
-          <w:tcPr>
-            <w:tcW w:w="1684" w:type="dxa"/>
-            <w:tcMar>
-              <w:top w:w="60" w:type="dxa"/>
-              <w:left w:w="100" w:type="dxa"/>
-              <w:bottom w:w="60" w:type="dxa"/>
-              <w:right w:w="100" w:type="dxa"/>
-            </w:tcMar>
-            <w:vAlign w:val="center"/>
-          </w:tcPr>
-          <w:p>
-            <w:pPr>
-              <w:jc w:val="both"/>
-              <w:rPr>
-                <w:sz w:val="20"/>
-                <w:szCs w:val="20"/>
-              </w:rPr>
-            </w:pPr>
-            <w:r>
-              <w:rPr>
-                <w:sz w:val="20"/>
-                <w:szCs w:val="20"/>
-              </w:rPr>
-              <w:t>Tiêu cực</w:t>
-            </w:r>
-          </w:p>
-        </w:tc>
-        <w:tc>
-          <w:tcPr>
-            <w:tcW w:w="6753" w:type="dxa"/>
-            <w:tcMar>
-              <w:top w:w="60" w:type="dxa"/>
-              <w:left w:w="100" w:type="dxa"/>
-              <w:bottom w:w="60" w:type="dxa"/>
-              <w:right w:w="100" w:type="dxa"/>
-            </w:tcMar>
-            <w:vAlign w:val="center"/>
-          </w:tcPr>
-          <w:p>
-            <w:pPr>
-              <w:jc w:val="both"/>
-              <w:rPr>
-                <w:sz w:val="20"/>
-                <w:szCs w:val="20"/>
-              </w:rPr>
-            </w:pPr>
-            <w:r>
-              <w:rPr>
-                <w:sz w:val="20"/>
-                <w:szCs w:val="20"/>
-              </w:rPr>
-              <w:t>Khiếu nại đối soát phát sinh do sai lệch số liệu COD giữa hệ thống vận hành và kế toán</w:t>
-            </w:r>
-          </w:p>
-        </w:tc>
-      </w:tr>
-      <w:tr>
-        <w:tc>
-          <w:tcPr>
-            <w:tcW w:w="0" w:type="auto"/>
-            <w:tcMar>
-              <w:top w:w="60" w:type="dxa"/>
-              <w:left w:w="100" w:type="dxa"/>
-              <w:bottom w:w="60" w:type="dxa"/>
-              <w:right w:w="100" w:type="dxa"/>
-            </w:tcMar>
-            <w:vAlign w:val="center"/>
-          </w:tcPr>
-          <w:p>
-            <w:pPr>
-              <w:jc w:val="both"/>
-              <w:rPr>
-                <w:sz w:val="20"/>
-                <w:szCs w:val="20"/>
-              </w:rPr>
-            </w:pPr>
-            <w:r>
-              <w:rPr>
-                <w:sz w:val="20"/>
-                <w:szCs w:val="20"/>
-              </w:rPr>
-              <w:t>5</w:t>
-            </w:r>
-          </w:p>
-        </w:tc>
-        <w:tc>
-          <w:tcPr>
-            <w:tcW w:w="1684" w:type="dxa"/>
-            <w:tcMar>
-              <w:top w:w="60" w:type="dxa"/>
-              <w:left w:w="100" w:type="dxa"/>
-              <w:bottom w:w="60" w:type="dxa"/>
-              <w:right w:w="100" w:type="dxa"/>
-            </w:tcMar>
-            <w:vAlign w:val="center"/>
-          </w:tcPr>
-          <w:p>
-            <w:pPr>
-              <w:jc w:val="both"/>
-              <w:rPr>
-                <w:sz w:val="20"/>
-                <w:szCs w:val="20"/>
-              </w:rPr>
-            </w:pPr>
-            <w:r>
-              <w:rPr>
-                <w:sz w:val="20"/>
-                <w:szCs w:val="20"/>
-              </w:rPr>
-              <w:t>Tích cực</w:t>
-            </w:r>
-          </w:p>
-        </w:tc>
-        <w:tc>
-          <w:tcPr>
-            <w:tcW w:w="6753" w:type="dxa"/>
-            <w:tcMar>
-              <w:top w:w="60" w:type="dxa"/>
-              <w:left w:w="100" w:type="dxa"/>
-              <w:bottom w:w="60" w:type="dxa"/>
-              <w:right w:w="100" w:type="dxa"/>
-            </w:tcMar>
-            <w:vAlign w:val="center"/>
-          </w:tcPr>
-          <w:p>
-            <w:pPr>
-              <w:jc w:val="both"/>
-              <w:rPr>
-                <w:sz w:val="20"/>
-                <w:szCs w:val="20"/>
-              </w:rPr>
-            </w:pPr>
-            <w:r>
-              <w:rPr>
-                <w:sz w:val="20"/>
-                <w:szCs w:val="20"/>
-              </w:rPr>
-              <w:t>Tiền COD được hoàn tất chuyển trả cho người gửi đúng chu kỳ, không phát sinh khiếu nại</w:t>
+            </w:pPr>
+            <w:r>
+              <w:rPr>
+                <w:sz w:val="18"/>
+              </w:rPr>
+              <w:t>Đơn hàng được hoàn trả vì không đạt yêu cầu</w:t>
             </w:r>
           </w:p>
         </w:tc>
@@ -3460,6 +3546,7 @@
                 <w:sz w:val="18"/>
                 <w:szCs w:val="18"/>
               </w:rPr>
+              <w:lastRenderedPageBreak/>
               <w:t>STT</w:t>
             </w:r>
           </w:p>
@@ -6919,7 +7006,21 @@
                 <w:sz w:val="20"/>
                 <w:szCs w:val="20"/>
               </w:rPr>
-              <w:t>Tổng hợp khiếu nại liên quan đến COD trong tuần (sai số tiền, chậm nhận tiền), phối hợp kế toán xử lý.</w:t>
+              <w:t>Tổng h</w:t>
+            </w:r>
+            <w:r>
+              <w:rPr>
+                <w:sz w:val="20"/>
+                <w:szCs w:val="20"/>
+              </w:rPr>
+              <w:t xml:space="preserve"> </w:t>
+            </w:r>
+            <w:r>
+              <w:rPr>
+                <w:sz w:val="20"/>
+                <w:szCs w:val="20"/>
+              </w:rPr>
+              <w:t>ợp khiếu nại liên quan đến COD trong tuần (sai số tiền, chậm nhận tiền), phối hợp kế toán xử lý.</w:t>
             </w:r>
           </w:p>
         </w:tc>
@@ -19813,10 +19914,10 @@
           <w:noProof/>
         </w:rPr>
         <w:drawing>
-          <wp:inline distT="0" distB="0" distL="0" distR="0" wp14:anchorId="185B430F" wp14:editId="4CD2922E">
-            <wp:extent cx="5731510" cy="2673350"/>
+          <wp:inline distT="0" distB="0" distL="0" distR="0" wp14:anchorId="77E08806" wp14:editId="4E9BC09F">
+            <wp:extent cx="5731510" cy="2325370"/>
             <wp:effectExtent l="0" t="0" r="2540" b="0"/>
-            <wp:docPr id="1887103479" name="Graphic 1"/>
+            <wp:docPr id="1798599981" name="Graphic 1"/>
             <wp:cNvGraphicFramePr>
               <a:graphicFrameLocks xmlns:a="http://schemas.openxmlformats.org/drawingml/2006/main" noChangeAspect="1"/>
             </wp:cNvGraphicFramePr>
@@ -19824,7 +19925,7 @@
               <a:graphicData uri="http://schemas.openxmlformats.org/drawingml/2006/picture">
                 <pic:pic xmlns:pic="http://schemas.openxmlformats.org/drawingml/2006/picture">
                   <pic:nvPicPr>
-                    <pic:cNvPr id="1887103479" name="Graphic 1887103479"/>
+                    <pic:cNvPr id="1798599981" name="Graphic 1798599981"/>
                     <pic:cNvPicPr/>
                   </pic:nvPicPr>
                   <pic:blipFill>
@@ -19842,7 +19943,7 @@
                   <pic:spPr>
                     <a:xfrm>
                       <a:off x="0" y="0"/>
-                      <a:ext cx="5731510" cy="2673350"/>
+                      <a:ext cx="5731510" cy="2325370"/>
                     </a:xfrm>
                     <a:prstGeom prst="rect">
                       <a:avLst/>
@@ -20583,7 +20684,6 @@
                 <w:sz w:val="18"/>
                 <w:szCs w:val="18"/>
               </w:rPr>
-              <w:lastRenderedPageBreak/>
               <w:t>NVA</w:t>
             </w:r>
           </w:p>
@@ -20992,14 +21092,28 @@
                 <w:sz w:val="18"/>
                 <w:szCs w:val="18"/>
               </w:rPr>
-              <w:t>14 -</w:t>
-            </w:r>
-            <w:r>
-              <w:rPr>
-                <w:sz w:val="18"/>
-                <w:szCs w:val="18"/>
-              </w:rPr>
-              <w:t>16</w:t>
+              <w:t>1</w:t>
+            </w:r>
+            <w:r>
+              <w:rPr>
+                <w:sz w:val="18"/>
+                <w:szCs w:val="18"/>
+              </w:rPr>
+              <w:t>3</w:t>
+            </w:r>
+            <w:r>
+              <w:rPr>
+                <w:sz w:val="18"/>
+                <w:szCs w:val="18"/>
+              </w:rPr>
+              <w:t xml:space="preserve"> -</w:t>
+            </w:r>
+            <w:r>
+              <w:rPr>
+                <w:sz w:val="18"/>
+                <w:szCs w:val="18"/>
+              </w:rPr>
+              <w:t>20</w:t>
             </w:r>
           </w:p>
         </w:tc>
@@ -21258,14 +21372,28 @@
                 <w:sz w:val="18"/>
                 <w:szCs w:val="18"/>
               </w:rPr>
-              <w:t>20</w:t>
-            </w:r>
-            <w:r>
-              <w:rPr>
-                <w:sz w:val="18"/>
-                <w:szCs w:val="18"/>
-              </w:rPr>
-              <w:t>- 20.3</w:t>
+              <w:t>2</w:t>
+            </w:r>
+            <w:r>
+              <w:rPr>
+                <w:sz w:val="18"/>
+                <w:szCs w:val="18"/>
+              </w:rPr>
+              <w:t>3</w:t>
+            </w:r>
+            <w:r>
+              <w:rPr>
+                <w:sz w:val="18"/>
+                <w:szCs w:val="18"/>
+              </w:rPr>
+              <w:t xml:space="preserve">- </w:t>
+            </w:r>
+            <w:r>
+              <w:rPr>
+                <w:sz w:val="18"/>
+                <w:szCs w:val="18"/>
+              </w:rPr>
+              <w:t>6</w:t>
             </w:r>
           </w:p>
         </w:tc>
@@ -21398,7 +21526,7 @@
                 <w:sz w:val="18"/>
                 <w:szCs w:val="18"/>
               </w:rPr>
-              <w:t>3</w:t>
+              <w:t>1</w:t>
             </w:r>
           </w:p>
         </w:tc>
@@ -21524,7 +21652,14 @@
                 <w:sz w:val="18"/>
                 <w:szCs w:val="18"/>
               </w:rPr>
-              <w:t>21</w:t>
+              <w:t>2</w:t>
+            </w:r>
+            <w:r>
+              <w:rPr>
+                <w:sz w:val="18"/>
+                <w:szCs w:val="18"/>
+              </w:rPr>
+              <w:t>7</w:t>
             </w:r>
           </w:p>
         </w:tc>
@@ -21847,7 +21982,7 @@
               <w:rPr>
                 <w:sz w:val="18"/>
               </w:rPr>
-              <w:t>Khởi tạo dịch vụ, trực tiếp tạo giá trị giao dịch mà khách hàng cần</w:t>
+              <w:t>Khởi tạo dịch vụ, trực tiếp tạo giá trị giao dịch</w:t>
             </w:r>
           </w:p>
         </w:tc>
@@ -21860,7 +21995,7 @@
               <w:rPr>
                 <w:sz w:val="18"/>
               </w:rPr>
-              <w:t>Chuẩn hóa validate địa chỉ tự động để giảm sai sót đầu vào</w:t>
+              <w:t>Chuẩn hóa validate địa chỉ tự động</w:t>
             </w:r>
           </w:p>
         </w:tc>
@@ -21996,7 +22131,7 @@
               <w:rPr>
                 <w:sz w:val="18"/>
               </w:rPr>
-              <w:t>Kiểm tra hợp đồng</w:t>
+              <w:t>Cung cấp tài khoản nhận tiền</w:t>
             </w:r>
           </w:p>
         </w:tc>
@@ -22009,7 +22144,7 @@
               <w:rPr>
                 <w:sz w:val="18"/>
               </w:rPr>
-              <w:t>Cần thiết xác nhận điều khoản dịch vụ, khách hàng không trực tiếp cảm nhận giá trị</w:t>
+              <w:t>Cần thiết cho bước 25-27 nhưng chưa tạo giá trị ngay</w:t>
             </w:r>
           </w:p>
         </w:tc>
@@ -22022,7 +22157,7 @@
               <w:rPr>
                 <w:sz w:val="18"/>
               </w:rPr>
-              <w:t>Tự động kiểm tra hợp đồng đã ký qua hệ thống</w:t>
+              <w:t>Lưu tài khoản mặc định từ lần đăng ký đầu</w:t>
             </w:r>
           </w:p>
         </w:tc>
@@ -22077,7 +22212,7 @@
               <w:rPr>
                 <w:sz w:val="18"/>
               </w:rPr>
-              <w:t>Cung cấp tài khoản nhận tiền</w:t>
+              <w:t>Các lưu ý khi vận chuyển</w:t>
             </w:r>
           </w:p>
         </w:tc>
@@ -22090,7 +22225,7 @@
               <w:rPr>
                 <w:sz w:val="18"/>
               </w:rPr>
-              <w:t>Cần thiết cho bước 21 (chuyển tiền) nhưng chưa tạo giá trị ngay</w:t>
+              <w:t>Thông tin kiểm soát vận hành bổ trợ</w:t>
             </w:r>
           </w:p>
         </w:tc>
@@ -22103,7 +22238,7 @@
               <w:rPr>
                 <w:sz w:val="18"/>
               </w:rPr>
-              <w:t>Lưu tài khoản mặc định từ lần đăng ký đầu</w:t>
+              <w:t>Gợi ý lưu ý tự động theo loại hàng hóa</w:t>
             </w:r>
           </w:p>
         </w:tc>
@@ -22116,9 +22251,10 @@
           <w:p>
             <w:r>
               <w:rPr>
-                <w:sz w:val="18"/>
-              </w:rPr>
-              <w:t>1.4</w:t>
+                <w:b/>
+                <w:sz w:val="18"/>
+              </w:rPr>
+              <w:t>2</w:t>
             </w:r>
           </w:p>
         </w:tc>
@@ -22158,7 +22294,7 @@
               <w:rPr>
                 <w:sz w:val="18"/>
               </w:rPr>
-              <w:t>Các lưu ý khi vận chuyển</w:t>
+              <w:t>Thông tin đơn hàng (tổng hợp)</w:t>
             </w:r>
           </w:p>
         </w:tc>
@@ -22171,7 +22307,7 @@
               <w:rPr>
                 <w:sz w:val="18"/>
               </w:rPr>
-              <w:t>Thông tin kiểm soát vận hành bổ trợ, không phải giá trị cốt lõi</w:t>
+              <w:t>Bước tổng hợp dữ liệu nội bộ, cần thiết cho vận hành</w:t>
             </w:r>
           </w:p>
         </w:tc>
@@ -22184,7 +22320,7 @@
               <w:rPr>
                 <w:sz w:val="18"/>
               </w:rPr>
-              <w:t>Gợi ý lưu ý tự động theo loại hàng hóa</w:t>
+              <w:t>Tự động đóng gói dữ liệu ngay khi hoàn tất bước 1-1.3</w:t>
             </w:r>
           </w:p>
         </w:tc>
@@ -22200,7 +22336,7 @@
                 <w:b/>
                 <w:sz w:val="18"/>
               </w:rPr>
-              <w:t>2</w:t>
+              <w:t>3</w:t>
             </w:r>
           </w:p>
         </w:tc>
@@ -22213,7 +22349,7 @@
               <w:rPr>
                 <w:sz w:val="18"/>
               </w:rPr>
-              <w:t>Người gửi</w:t>
+              <w:t>Bưu cục Viettel Post</w:t>
             </w:r>
           </w:p>
         </w:tc>
@@ -22240,7 +22376,7 @@
               <w:rPr>
                 <w:sz w:val="18"/>
               </w:rPr>
-              <w:t>Thông tin đơn hàng (tổng hợp)</w:t>
+              <w:t>Tiếp nhận thông tin vận đơn cần xử lý</w:t>
             </w:r>
           </w:p>
         </w:tc>
@@ -22253,7 +22389,7 @@
               <w:rPr>
                 <w:sz w:val="18"/>
               </w:rPr>
-              <w:t>Bước tổng hợp dữ liệu nội bộ trước khi vào hệ thống, cần thiết cho vận hành</w:t>
+              <w:t>Kiểm soát vận hành nội bộ</w:t>
             </w:r>
           </w:p>
         </w:tc>
@@ -22266,7 +22402,7 @@
               <w:rPr>
                 <w:sz w:val="18"/>
               </w:rPr>
-              <w:t>Tự động đóng gói dữ liệu ngay khi hoàn tất bước 1–1.4</w:t>
+              <w:t>Tự động đồng bộ dữ liệu ngay khi bước 2 hoàn tất</w:t>
             </w:r>
           </w:p>
         </w:tc>
@@ -22282,7 +22418,7 @@
                 <w:b/>
                 <w:sz w:val="18"/>
               </w:rPr>
-              <w:t>3</w:t>
+              <w:t>4</w:t>
             </w:r>
           </w:p>
         </w:tc>
@@ -22322,7 +22458,7 @@
               <w:rPr>
                 <w:sz w:val="18"/>
               </w:rPr>
-              <w:t>Tiếp nhận thông tin vận đơn cần xử lý</w:t>
+              <w:t>Kiểm tra điều kiện của đơn hàng và phí COD</w:t>
             </w:r>
           </w:p>
         </w:tc>
@@ -22335,7 +22471,7 @@
               <w:rPr>
                 <w:sz w:val="18"/>
               </w:rPr>
-              <w:t>Kiểm soát vận hành nội bộ, khách hàng không trực tiếp thấy giá trị</w:t>
+              <w:t>Kiểm soát điều kiện tiếp nhận</w:t>
             </w:r>
           </w:p>
         </w:tc>
@@ -22348,7 +22484,7 @@
               <w:rPr>
                 <w:sz w:val="18"/>
               </w:rPr>
-              <w:t>Tự động đồng bộ dữ liệu ngay khi bước 2 hoàn tất</w:t>
+              <w:t>Tự động hóa quy tắc kiểm tra điều kiện</w:t>
             </w:r>
           </w:p>
         </w:tc>
@@ -22364,7 +22500,7 @@
                 <w:b/>
                 <w:sz w:val="18"/>
               </w:rPr>
-              <w:t>4</w:t>
+              <w:t>5</w:t>
             </w:r>
           </w:p>
         </w:tc>
@@ -22377,7 +22513,7 @@
               <w:rPr>
                 <w:sz w:val="18"/>
               </w:rPr>
-              <w:t>Bưu cục Viettel Post</w:t>
+              <w:t>Người Lấy Hàng</w:t>
             </w:r>
           </w:p>
         </w:tc>
@@ -22404,7 +22540,7 @@
               <w:rPr>
                 <w:sz w:val="18"/>
               </w:rPr>
-              <w:t>Kiểm tra điều kiện của đơn hàng và phí COD</w:t>
+              <w:t>Xác nhận thông tin đơn</w:t>
             </w:r>
           </w:p>
         </w:tc>
@@ -22417,7 +22553,7 @@
               <w:rPr>
                 <w:sz w:val="18"/>
               </w:rPr>
-              <w:t>Kiểm soát điều kiện tiếp nhận, cần cho vận hành</w:t>
+              <w:t>Kiểm soát chất lượng đầu vào trước khi lấy hàng</w:t>
             </w:r>
           </w:p>
         </w:tc>
@@ -22430,7 +22566,7 @@
               <w:rPr>
                 <w:sz w:val="18"/>
               </w:rPr>
-              <w:t>Tự động hóa quy tắc kiểm tra điều kiện (rule engine)</w:t>
+              <w:t>Xác nhận qua quét mã thay vì đối chiếu thủ công</w:t>
             </w:r>
           </w:p>
         </w:tc>
@@ -22446,7 +22582,7 @@
                 <w:b/>
                 <w:sz w:val="18"/>
               </w:rPr>
-              <w:t>5</w:t>
+              <w:t>6</w:t>
             </w:r>
           </w:p>
         </w:tc>
@@ -22486,7 +22622,7 @@
               <w:rPr>
                 <w:sz w:val="18"/>
               </w:rPr>
-              <w:t>Tiếp nhận đơn hàng</w:t>
+              <w:t>Liên hệ người gửi</w:t>
             </w:r>
           </w:p>
         </w:tc>
@@ -22499,7 +22635,7 @@
               <w:rPr>
                 <w:sz w:val="18"/>
               </w:rPr>
-              <w:t>Cần thiết để bắt đầu khâu lấy hàng vật lý</w:t>
+              <w:t>Kiểm soát ngoại lệ khi thiếu/sai lệch thông tin</w:t>
             </w:r>
           </w:p>
         </w:tc>
@@ -22512,7 +22648,7 @@
               <w:rPr>
                 <w:sz w:val="18"/>
               </w:rPr>
-              <w:t>Đẩy thông tin đơn tự động đến app bưu tá</w:t>
+              <w:t>Xác thực thông tin từ bước 1 để giảm tần suất liên hệ lại</w:t>
             </w:r>
           </w:p>
         </w:tc>
@@ -22528,7 +22664,7 @@
                 <w:b/>
                 <w:sz w:val="18"/>
               </w:rPr>
-              <w:t>6</w:t>
+              <w:t>7</w:t>
             </w:r>
           </w:p>
         </w:tc>
@@ -22541,7 +22677,7 @@
               <w:rPr>
                 <w:sz w:val="18"/>
               </w:rPr>
-              <w:t>Người Lấy Hàng</w:t>
+              <w:t>Người gửi</w:t>
             </w:r>
           </w:p>
         </w:tc>
@@ -22568,7 +22704,7 @@
               <w:rPr>
                 <w:sz w:val="18"/>
               </w:rPr>
-              <w:t>Xác nhận thông tin đơn</w:t>
+              <w:t>Xác nhận với Người lấy đơn và gửi hàng</w:t>
             </w:r>
           </w:p>
         </w:tc>
@@ -22581,7 +22717,7 @@
               <w:rPr>
                 <w:sz w:val="18"/>
               </w:rPr>
-              <w:t>Kiểm soát chất lượng đầu vào trước khi lấy hàng</w:t>
+              <w:t>Phản hồi xác nhận, khép vòng lặp xác minh</w:t>
             </w:r>
           </w:p>
         </w:tc>
@@ -22594,7 +22730,7 @@
               <w:rPr>
                 <w:sz w:val="18"/>
               </w:rPr>
-              <w:t>Xác nhận qua quét mã thay vì đối chiếu thủ công</w:t>
+              <w:t>Tự động gửi xác nhận qua app/SMS</w:t>
             </w:r>
           </w:p>
         </w:tc>
@@ -22610,7 +22746,7 @@
                 <w:b/>
                 <w:sz w:val="18"/>
               </w:rPr>
-              <w:t>7</w:t>
+              <w:t>8</w:t>
             </w:r>
           </w:p>
         </w:tc>
@@ -22650,7 +22786,7 @@
               <w:rPr>
                 <w:sz w:val="18"/>
               </w:rPr>
-              <w:t>Liên hệ người gửi</w:t>
+              <w:t>Vận chuyển về bưu cục và cập nhật thông tin</w:t>
             </w:r>
           </w:p>
         </w:tc>
@@ -22663,7 +22799,7 @@
               <w:rPr>
                 <w:sz w:val="18"/>
               </w:rPr>
-              <w:t>Hoạt động kiểm soát ngoại lệ khi thiếu/sai lệch thông tin</w:t>
+              <w:t>Di chuyển vật lý cần thiết — waste Motion 20'/đơn</w:t>
             </w:r>
           </w:p>
         </w:tc>
@@ -22676,7 +22812,7 @@
               <w:rPr>
                 <w:sz w:val="18"/>
               </w:rPr>
-              <w:t>Xác thực thông tin ngay từ bước 1 để giảm tần suất liên hệ lại</w:t>
+              <w:t>Gom nhiều đơn trong một lượt lấy hàng</w:t>
             </w:r>
           </w:p>
         </w:tc>
@@ -22689,10 +22825,10 @@
           <w:p>
             <w:r>
               <w:rPr>
-                <w:sz w:val="18"/>
-              </w:rPr>
-              <w:lastRenderedPageBreak/>
-              <w:t>7.1</w:t>
+                <w:b/>
+                <w:sz w:val="18"/>
+              </w:rPr>
+              <w:t>9</w:t>
             </w:r>
           </w:p>
         </w:tc>
@@ -22705,7 +22841,7 @@
               <w:rPr>
                 <w:sz w:val="18"/>
               </w:rPr>
-              <w:t>Người gửi</w:t>
+              <w:t>Bưu cục Viettel Post</w:t>
             </w:r>
           </w:p>
         </w:tc>
@@ -22719,7 +22855,7 @@
                 <w:b/>
                 <w:sz w:val="18"/>
               </w:rPr>
-              <w:t>BVA</w:t>
+              <w:t>VA</w:t>
             </w:r>
           </w:p>
         </w:tc>
@@ -22732,7 +22868,7 @@
               <w:rPr>
                 <w:sz w:val="18"/>
               </w:rPr>
-              <w:t>Xác nhận với người lấy đơn và gửi hàng</w:t>
+              <w:t>Phân loại hàng hoá</w:t>
             </w:r>
           </w:p>
         </w:tc>
@@ -22745,7 +22881,7 @@
               <w:rPr>
                 <w:sz w:val="18"/>
               </w:rPr>
-              <w:t>Phản hồi xác nhận, cần thiết để khép vòng lặp xác minh</w:t>
+              <w:t>Phục vụ trực tiếp tốc độ giao hàng</w:t>
             </w:r>
           </w:p>
         </w:tc>
@@ -22758,7 +22894,7 @@
               <w:rPr>
                 <w:sz w:val="18"/>
               </w:rPr>
-              <w:t>Tự động gửi xác nhận qua app/SMS thay vì gọi điện</w:t>
+              <w:t>Duy trì tự động hóa phân loại</w:t>
             </w:r>
           </w:p>
         </w:tc>
@@ -22774,7 +22910,7 @@
                 <w:b/>
                 <w:sz w:val="18"/>
               </w:rPr>
-              <w:t>8</w:t>
+              <w:t>10</w:t>
             </w:r>
           </w:p>
         </w:tc>
@@ -22787,7 +22923,7 @@
               <w:rPr>
                 <w:sz w:val="18"/>
               </w:rPr>
-              <w:t>Người Lấy Hàng</w:t>
+              <w:t>Bưu cục Viettel Post</w:t>
             </w:r>
           </w:p>
         </w:tc>
@@ -22814,7 +22950,7 @@
               <w:rPr>
                 <w:sz w:val="18"/>
               </w:rPr>
-              <w:t>Vận chuyển về bưu cục và cập nhật thông tin</w:t>
+              <w:t>Điều phối vận chuyển</w:t>
             </w:r>
           </w:p>
         </w:tc>
@@ -22827,7 +22963,7 @@
               <w:rPr>
                 <w:sz w:val="18"/>
               </w:rPr>
-              <w:t>Di chuyển vật lý cần thiết nhưng không trực tiếp tạo giá trị — waste Motion 20 phút/đơn</w:t>
+              <w:t>Cần thiết cho vận hành logistics nội bộ</w:t>
             </w:r>
           </w:p>
         </w:tc>
@@ -22840,7 +22976,7 @@
               <w:rPr>
                 <w:sz w:val="18"/>
               </w:rPr>
-              <w:t>Gom nhiều đơn trong một lượt lấy hàng, tối ưu tuyến khu vực</w:t>
+              <w:t>Tối ưu thuật toán điều phối</w:t>
             </w:r>
           </w:p>
         </w:tc>
@@ -22856,7 +22992,7 @@
                 <w:b/>
                 <w:sz w:val="18"/>
               </w:rPr>
-              <w:t>9</w:t>
+              <w:t>11</w:t>
             </w:r>
           </w:p>
         </w:tc>
@@ -22896,7 +23032,7 @@
               <w:rPr>
                 <w:sz w:val="18"/>
               </w:rPr>
-              <w:t>Phân loại hàng hoá</w:t>
+              <w:t>Luân chuyển hàng giữa các trung tâm</w:t>
             </w:r>
           </w:p>
         </w:tc>
@@ -22909,7 +23045,7 @@
               <w:rPr>
                 <w:sz w:val="18"/>
               </w:rPr>
-              <w:t>Phục vụ trực tiếp tốc độ giao hàng mà khách hàng hưởng lợi</w:t>
+              <w:t>Vận chuyển vật lý cốt lõi để hàng đến đúng nơi giao</w:t>
             </w:r>
           </w:p>
         </w:tc>
@@ -22922,7 +23058,7 @@
               <w:rPr>
                 <w:sz w:val="18"/>
               </w:rPr>
-              <w:t>Duy trì tự động hóa phân loại (chia chọn thông minh)</w:t>
+              <w:t>Tối ưu tuyến trung chuyển</w:t>
             </w:r>
           </w:p>
         </w:tc>
@@ -22938,7 +23074,7 @@
                 <w:b/>
                 <w:sz w:val="18"/>
               </w:rPr>
-              <w:t>10</w:t>
+              <w:t>12</w:t>
             </w:r>
           </w:p>
         </w:tc>
@@ -22978,7 +23114,7 @@
               <w:rPr>
                 <w:sz w:val="18"/>
               </w:rPr>
-              <w:t>Điều phối vận chuyển</w:t>
+              <w:t>Ghi nhận vận đơn và giá trị COD</w:t>
             </w:r>
           </w:p>
         </w:tc>
@@ -22991,7 +23127,7 @@
               <w:rPr>
                 <w:sz w:val="18"/>
               </w:rPr>
-              <w:t>Cần thiết cho vận hành logistics nội bộ</w:t>
+              <w:t>Cần cho kiểm soát dữ liệu COD xuyên suốt</w:t>
             </w:r>
           </w:p>
         </w:tc>
@@ -23004,7 +23140,7 @@
               <w:rPr>
                 <w:sz w:val="18"/>
               </w:rPr>
-              <w:t>Tối ưu thuật toán điều phối, giảm chờ gom hàng</w:t>
+              <w:t>Ghi nhận tự động ngay khi hàng qua trạm chia chọn</w:t>
             </w:r>
           </w:p>
         </w:tc>
@@ -23020,7 +23156,7 @@
                 <w:b/>
                 <w:sz w:val="18"/>
               </w:rPr>
-              <w:t>11</w:t>
+              <w:t>13</w:t>
             </w:r>
           </w:p>
         </w:tc>
@@ -23033,7 +23169,7 @@
               <w:rPr>
                 <w:sz w:val="18"/>
               </w:rPr>
-              <w:t>Bưu cục Viettel Post</w:t>
+              <w:t>Người Giao Hàng</w:t>
             </w:r>
           </w:p>
         </w:tc>
@@ -23047,7 +23183,7 @@
                 <w:b/>
                 <w:sz w:val="18"/>
               </w:rPr>
-              <w:t>VA</w:t>
+              <w:t>BVA</w:t>
             </w:r>
           </w:p>
         </w:tc>
@@ -23060,7 +23196,7 @@
               <w:rPr>
                 <w:sz w:val="18"/>
               </w:rPr>
-              <w:t>Luân chuyển hàng giữa các trung tâm</w:t>
+              <w:t>Vận chuyển và liên hệ người nhận để giao hàng</w:t>
             </w:r>
           </w:p>
         </w:tc>
@@ -23073,7 +23209,14 @@
               <w:rPr>
                 <w:sz w:val="18"/>
               </w:rPr>
-              <w:t>Vận chuyển vật lý cốt lõi để hàng đến đúng nơi giao</w:t>
+              <w:t xml:space="preserve">Di chuyển + xác nhận trước — cổng kiểm soát giảm rủi ro hoàn hàng, </w:t>
+            </w:r>
+            <w:r>
+              <w:rPr>
+                <w:sz w:val="18"/>
+              </w:rPr>
+              <w:lastRenderedPageBreak/>
+              <w:t>chưa phải khoảnh khắc giá trị</w:t>
             </w:r>
           </w:p>
         </w:tc>
@@ -23086,7 +23229,8 @@
               <w:rPr>
                 <w:sz w:val="18"/>
               </w:rPr>
-              <w:t>Tối ưu tuyến trung chuyển để rút ngắn thời gian line-haul</w:t>
+              <w:lastRenderedPageBreak/>
+              <w:t>Tối ưu tuyến giao; tự động gửi SMS/OTP xác nhận trước</w:t>
             </w:r>
           </w:p>
         </w:tc>
@@ -23102,7 +23246,7 @@
                 <w:b/>
                 <w:sz w:val="18"/>
               </w:rPr>
-              <w:t>12</w:t>
+              <w:t>14</w:t>
             </w:r>
           </w:p>
         </w:tc>
@@ -23115,7 +23259,7 @@
               <w:rPr>
                 <w:sz w:val="18"/>
               </w:rPr>
-              <w:t>Bưu cục Viettel Post</w:t>
+              <w:t>Người Giao Hàng</w:t>
             </w:r>
           </w:p>
         </w:tc>
@@ -23129,7 +23273,7 @@
                 <w:b/>
                 <w:sz w:val="18"/>
               </w:rPr>
-              <w:t>BVA</w:t>
+              <w:t>VA</w:t>
             </w:r>
           </w:p>
         </w:tc>
@@ -23142,7 +23286,7 @@
               <w:rPr>
                 <w:sz w:val="18"/>
               </w:rPr>
-              <w:t>Ghi nhận vận đơn và giá trị COD</w:t>
+              <w:t>Giao đơn cho người nhận</w:t>
             </w:r>
           </w:p>
         </w:tc>
@@ -23155,7 +23299,7 @@
               <w:rPr>
                 <w:sz w:val="18"/>
               </w:rPr>
-              <w:t>Cần cho kiểm soát dữ liệu COD xuyên suốt quy trình</w:t>
+              <w:t>Hoạt động cốt lõi khách hàng trả phí để nhận được</w:t>
             </w:r>
           </w:p>
         </w:tc>
@@ -23168,7 +23312,7 @@
               <w:rPr>
                 <w:sz w:val="18"/>
               </w:rPr>
-              <w:t>Ghi nhận tự động ngay khi hàng qua trạm chia chọn</w:t>
+              <w:t>Cam kết khung giờ giao hàng cụ thể</w:t>
             </w:r>
           </w:p>
         </w:tc>
@@ -23184,7 +23328,7 @@
                 <w:b/>
                 <w:sz w:val="18"/>
               </w:rPr>
-              <w:t>13</w:t>
+              <w:t>15</w:t>
             </w:r>
           </w:p>
         </w:tc>
@@ -23197,7 +23341,7 @@
               <w:rPr>
                 <w:sz w:val="18"/>
               </w:rPr>
-              <w:t>Người Giao Hàng</w:t>
+              <w:t>Người nhận</w:t>
             </w:r>
           </w:p>
         </w:tc>
@@ -23211,7 +23355,7 @@
                 <w:b/>
                 <w:sz w:val="18"/>
               </w:rPr>
-              <w:t>BVA</w:t>
+              <w:t>VA</w:t>
             </w:r>
           </w:p>
         </w:tc>
@@ -23224,7 +23368,7 @@
               <w:rPr>
                 <w:sz w:val="18"/>
               </w:rPr>
-              <w:t>Nhận thông tin đơn hàng và vận chuyển</w:t>
+              <w:t>Nhận và kiểm tra đơn hàng</w:t>
             </w:r>
           </w:p>
         </w:tc>
@@ -23237,7 +23381,7 @@
               <w:rPr>
                 <w:sz w:val="18"/>
               </w:rPr>
-              <w:t>Bước chuẩn bị cần thiết trước khi giao hàng</w:t>
+              <w:t>Khách hàng trực tiếp kiểm tra hàng hóa — giá trị mong đợi</w:t>
             </w:r>
           </w:p>
         </w:tc>
@@ -23250,7 +23394,7 @@
               <w:rPr>
                 <w:sz w:val="18"/>
               </w:rPr>
-              <w:t>Tự động đẩy tuyến giao ngay khi đơn về bưu cục phát</w:t>
+              <w:t>Minh bạch hóa thông tin đơn trước khi giao</w:t>
             </w:r>
           </w:p>
         </w:tc>
@@ -23266,7 +23410,7 @@
                 <w:b/>
                 <w:sz w:val="18"/>
               </w:rPr>
-              <w:t>14</w:t>
+              <w:t>16</w:t>
             </w:r>
           </w:p>
         </w:tc>
@@ -23279,7 +23423,7 @@
               <w:rPr>
                 <w:sz w:val="18"/>
               </w:rPr>
-              <w:t>Người Giao Hàng</w:t>
+              <w:t>Người nhận</w:t>
             </w:r>
           </w:p>
         </w:tc>
@@ -23293,7 +23437,7 @@
                 <w:b/>
                 <w:sz w:val="18"/>
               </w:rPr>
-              <w:t>VA</w:t>
+              <w:t>BVA</w:t>
             </w:r>
           </w:p>
         </w:tc>
@@ -23306,7 +23450,7 @@
               <w:rPr>
                 <w:sz w:val="18"/>
               </w:rPr>
-              <w:t>Giao đơn cho người nhận</w:t>
+              <w:t>Hủy nhận đơn hàng</w:t>
             </w:r>
           </w:p>
         </w:tc>
@@ -23319,7 +23463,7 @@
               <w:rPr>
                 <w:sz w:val="18"/>
               </w:rPr>
-              <w:t>Hoạt động cốt lõi khách hàng trả phí để nhận được</w:t>
+              <w:t>Hành động xử lý ngoại lệ hợp lệ, dựa trên quyết định khách hàng</w:t>
             </w:r>
           </w:p>
         </w:tc>
@@ -23332,7 +23476,7 @@
               <w:rPr>
                 <w:sz w:val="18"/>
               </w:rPr>
-              <w:t>Cam kết khung giờ giao hàng cụ thể</w:t>
+              <w:t>Quy trình hoàn hàng tự động hóa</w:t>
             </w:r>
           </w:p>
         </w:tc>
@@ -23348,7 +23492,7 @@
                 <w:b/>
                 <w:sz w:val="18"/>
               </w:rPr>
-              <w:t>15</w:t>
+              <w:t>17</w:t>
             </w:r>
           </w:p>
         </w:tc>
@@ -23388,7 +23532,7 @@
               <w:rPr>
                 <w:sz w:val="18"/>
               </w:rPr>
-              <w:t>Nhận và kiểm tra đơn hàng</w:t>
+              <w:t>Đơn hàng hoàn tất, không phát sinh vấn đề</w:t>
             </w:r>
           </w:p>
         </w:tc>
@@ -23401,7 +23545,7 @@
               <w:rPr>
                 <w:sz w:val="18"/>
               </w:rPr>
-              <w:t>Khách hàng trực tiếp kiểm tra hàng hóa — giá trị họ mong đợi</w:t>
+              <w:t>Nhánh xác nhận thành công, nối tiếp giá trị giao dịch</w:t>
             </w:r>
           </w:p>
         </w:tc>
@@ -23414,7 +23558,7 @@
               <w:rPr>
                 <w:sz w:val="18"/>
               </w:rPr>
-              <w:t>Minh bạch hóa thông tin đơn hàng trước khi giao qua tin nhắn/OTP</w:t>
+              <w:t>Duy trì trải nghiệm giao nhận nhanh</w:t>
             </w:r>
           </w:p>
         </w:tc>
@@ -23427,9 +23571,10 @@
           <w:p>
             <w:r>
               <w:rPr>
-                <w:sz w:val="18"/>
-              </w:rPr>
-              <w:t>15.1</w:t>
+                <w:b/>
+                <w:sz w:val="18"/>
+              </w:rPr>
+              <w:t>18</w:t>
             </w:r>
           </w:p>
         </w:tc>
@@ -23442,7 +23587,7 @@
               <w:rPr>
                 <w:sz w:val="18"/>
               </w:rPr>
-              <w:t>Người nhận</w:t>
+              <w:t>Người Giao Hàng</w:t>
             </w:r>
           </w:p>
         </w:tc>
@@ -23469,7 +23614,7 @@
               <w:rPr>
                 <w:sz w:val="18"/>
               </w:rPr>
-              <w:t>Đơn hàng hoàn tất, không phát sinh vấn đề</w:t>
+              <w:t>Thu tiền COD</w:t>
             </w:r>
           </w:p>
         </w:tc>
@@ -23482,7 +23627,7 @@
               <w:rPr>
                 <w:sz w:val="18"/>
               </w:rPr>
-              <w:t>Nhánh xác nhận thành công, tiếp nối trực tiếp giá trị giao dịch</w:t>
+              <w:t>Hoạt động cốt lõi hoàn tất giao dịch</w:t>
             </w:r>
           </w:p>
         </w:tc>
@@ -23495,7 +23640,7 @@
               <w:rPr>
                 <w:sz w:val="18"/>
               </w:rPr>
-              <w:t>Duy trì trải nghiệm giao nhận nhanh, không phát sinh thủ tục thêm</w:t>
+              <w:t>Số hóa thao tác thu tiền qua QR/quét mã</w:t>
             </w:r>
           </w:p>
         </w:tc>
@@ -23510,7 +23655,7 @@
               <w:rPr>
                 <w:sz w:val="18"/>
               </w:rPr>
-              <w:t>15.2</w:t>
+              <w:t>18.1</w:t>
             </w:r>
           </w:p>
         </w:tc>
@@ -23523,7 +23668,7 @@
               <w:rPr>
                 <w:sz w:val="18"/>
               </w:rPr>
-              <w:t>Người nhận</w:t>
+              <w:t>Người Giao Hàng</w:t>
             </w:r>
           </w:p>
         </w:tc>
@@ -23537,7 +23682,7 @@
                 <w:b/>
                 <w:sz w:val="18"/>
               </w:rPr>
-              <w:t>BVA</w:t>
+              <w:t>VA</w:t>
             </w:r>
           </w:p>
         </w:tc>
@@ -23550,7 +23695,7 @@
               <w:rPr>
                 <w:sz w:val="18"/>
               </w:rPr>
-              <w:t>Đơn hàng không đạt yêu cầu</w:t>
+              <w:t>Thanh toán banking</w:t>
             </w:r>
           </w:p>
         </w:tc>
@@ -23563,7 +23708,7 @@
               <w:rPr>
                 <w:sz w:val="18"/>
               </w:rPr>
-              <w:t>Cổng kiểm soát chất lượng cần thiết trước khi từ chối nhận, không phải lỗi tự nó tạo ra</w:t>
+              <w:t>Phương thức thanh toán trực tiếp phục vụ khách hàng</w:t>
             </w:r>
           </w:p>
         </w:tc>
@@ -23576,7 +23721,7 @@
               <w:rPr>
                 <w:sz w:val="18"/>
               </w:rPr>
-              <w:t>Xác nhận đơn qua tin nhắn/OTP trước khi giao để giảm tỷ lệ từ chối</w:t>
+              <w:t>Khuyến khích banking để giảm rủi ro tiền mặt</w:t>
             </w:r>
           </w:p>
         </w:tc>
@@ -23589,36 +23734,35 @@
           <w:p>
             <w:r>
               <w:rPr>
+                <w:sz w:val="18"/>
+              </w:rPr>
+              <w:t>18.2</w:t>
+            </w:r>
+          </w:p>
+        </w:tc>
+        <w:tc>
+          <w:tcPr>
+            <w:tcW w:w="2056" w:type="dxa"/>
+          </w:tcPr>
+          <w:p>
+            <w:r>
+              <w:rPr>
+                <w:sz w:val="18"/>
+              </w:rPr>
+              <w:t>Người Giao Hàng</w:t>
+            </w:r>
+          </w:p>
+        </w:tc>
+        <w:tc>
+          <w:tcPr>
+            <w:tcW w:w="1200" w:type="dxa"/>
+          </w:tcPr>
+          <w:p>
+            <w:r>
+              <w:rPr>
                 <w:b/>
                 <w:sz w:val="18"/>
               </w:rPr>
-              <w:t>16</w:t>
-            </w:r>
-          </w:p>
-        </w:tc>
-        <w:tc>
-          <w:tcPr>
-            <w:tcW w:w="2056" w:type="dxa"/>
-          </w:tcPr>
-          <w:p>
-            <w:r>
-              <w:rPr>
-                <w:sz w:val="18"/>
-              </w:rPr>
-              <w:t>Người Giao Hàng</w:t>
-            </w:r>
-          </w:p>
-        </w:tc>
-        <w:tc>
-          <w:tcPr>
-            <w:tcW w:w="1200" w:type="dxa"/>
-          </w:tcPr>
-          <w:p>
-            <w:r>
-              <w:rPr>
-                <w:b/>
-                <w:sz w:val="18"/>
-              </w:rPr>
               <w:t>VA</w:t>
             </w:r>
           </w:p>
@@ -23632,7 +23776,7 @@
               <w:rPr>
                 <w:sz w:val="18"/>
               </w:rPr>
-              <w:t>Thu tiền COD</w:t>
+              <w:t>Thanh toán tiền mặt</w:t>
             </w:r>
           </w:p>
         </w:tc>
@@ -23645,7 +23789,7 @@
               <w:rPr>
                 <w:sz w:val="18"/>
               </w:rPr>
-              <w:t>Hoạt động cốt lõi hoàn tất giao dịch, khách hàng trả phí để sử dụng</w:t>
+              <w:t>Phương thức khách hàng lựa chọn, vẫn tạo giá trị giao dịch</w:t>
             </w:r>
           </w:p>
         </w:tc>
@@ -23658,7 +23802,7 @@
               <w:rPr>
                 <w:sz w:val="18"/>
               </w:rPr>
-              <w:t>Số hóa thao tác thu tiền qua QR/quét mã tự động</w:t>
+              <w:t>Số hóa xác nhận thu tiền mặt qua ứng dụng</w:t>
             </w:r>
           </w:p>
         </w:tc>
@@ -23673,7 +23817,7 @@
               <w:rPr>
                 <w:sz w:val="18"/>
               </w:rPr>
-              <w:t>16.1</w:t>
+              <w:t>18.3</w:t>
             </w:r>
           </w:p>
         </w:tc>
@@ -23713,7 +23857,7 @@
               <w:rPr>
                 <w:sz w:val="18"/>
               </w:rPr>
-              <w:t>Thanh toán banking</w:t>
+              <w:t>Nhận tiền mặt</w:t>
             </w:r>
           </w:p>
         </w:tc>
@@ -23726,7 +23870,7 @@
               <w:rPr>
                 <w:sz w:val="18"/>
               </w:rPr>
-              <w:t>Phương thức thanh toán trực tiếp phục vụ trải nghiệm khách hàng</w:t>
+              <w:t>Hoàn tất thu tiền vật lý, khách cảm nhận giao dịch hoàn tất</w:t>
             </w:r>
           </w:p>
         </w:tc>
@@ -23739,7 +23883,7 @@
               <w:rPr>
                 <w:sz w:val="18"/>
               </w:rPr>
-              <w:t>Khuyến khích banking để giảm rủi ro tiền mặt</w:t>
+              <w:t>Xác nhận nhận tiền qua app ngay tại điểm giao</w:t>
             </w:r>
           </w:p>
         </w:tc>
@@ -23752,9 +23896,10 @@
           <w:p>
             <w:r>
               <w:rPr>
-                <w:sz w:val="18"/>
-              </w:rPr>
-              <w:t>16.2</w:t>
+                <w:b/>
+                <w:sz w:val="18"/>
+              </w:rPr>
+              <w:t>19</w:t>
             </w:r>
           </w:p>
         </w:tc>
@@ -23781,7 +23926,7 @@
                 <w:b/>
                 <w:sz w:val="18"/>
               </w:rPr>
-              <w:t>VA</w:t>
+              <w:t>BVA</w:t>
             </w:r>
           </w:p>
         </w:tc>
@@ -23794,7 +23939,7 @@
               <w:rPr>
                 <w:sz w:val="18"/>
               </w:rPr>
-              <w:t>Thanh toán tiền mặt</w:t>
+              <w:t>Tiếp nhận thông tin chứng từ, phí COD và cập nhật kết quả giao hàng</w:t>
             </w:r>
           </w:p>
         </w:tc>
@@ -23807,7 +23952,7 @@
               <w:rPr>
                 <w:sz w:val="18"/>
               </w:rPr>
-              <w:t>Phương thức thanh toán khách hàng lựa chọn, vẫn tạo giá trị giao dịch</w:t>
+              <w:t>Kiểm soát tài chính nội bộ ngay sau khi thu tiền</w:t>
             </w:r>
           </w:p>
         </w:tc>
@@ -23820,7 +23965,7 @@
               <w:rPr>
                 <w:sz w:val="18"/>
               </w:rPr>
-              <w:t>Số hóa xác nhận thu tiền mặt qua ứng dụng</w:t>
+              <w:t>Số hóa ghi nhận tự động qua quét mã</w:t>
             </w:r>
           </w:p>
         </w:tc>
@@ -23833,9 +23978,10 @@
           <w:p>
             <w:r>
               <w:rPr>
-                <w:sz w:val="18"/>
-              </w:rPr>
-              <w:t>16.3</w:t>
+                <w:b/>
+                <w:sz w:val="18"/>
+              </w:rPr>
+              <w:t>20</w:t>
             </w:r>
           </w:p>
         </w:tc>
@@ -23848,7 +23994,7 @@
               <w:rPr>
                 <w:sz w:val="18"/>
               </w:rPr>
-              <w:t>Người Giao Hàng</w:t>
+              <w:t>Bưu cục Viettel Post</w:t>
             </w:r>
           </w:p>
         </w:tc>
@@ -23862,7 +24008,7 @@
                 <w:b/>
                 <w:sz w:val="18"/>
               </w:rPr>
-              <w:t>VA</w:t>
+              <w:t>BVA</w:t>
             </w:r>
           </w:p>
         </w:tc>
@@ -23875,7 +24021,7 @@
               <w:rPr>
                 <w:sz w:val="18"/>
               </w:rPr>
-              <w:t>Nhận tiền mặt</w:t>
+              <w:t>Thông tin đơn hàng (tổng hợp)</w:t>
             </w:r>
           </w:p>
         </w:tc>
@@ -23888,7 +24034,7 @@
               <w:rPr>
                 <w:sz w:val="18"/>
               </w:rPr>
-              <w:t>Hoàn tất việc thu tiền vật lý, khách hàng cảm nhận giao dịch hoàn tất</w:t>
+              <w:t>Kiểm soát vận hành, căn cứ cho Gateway kết quả</w:t>
             </w:r>
           </w:p>
         </w:tc>
@@ -23901,7 +24047,7 @@
               <w:rPr>
                 <w:sz w:val="18"/>
               </w:rPr>
-              <w:t>Xác nhận nhận tiền qua app ngay tại điểm giao</w:t>
+              <w:t>Tự động tổng hợp ngay khi có xác nhận giao</w:t>
             </w:r>
           </w:p>
         </w:tc>
@@ -23914,37 +24060,36 @@
           <w:p>
             <w:r>
               <w:rPr>
+                <w:sz w:val="18"/>
+              </w:rPr>
+              <w:t>20.1</w:t>
+            </w:r>
+          </w:p>
+        </w:tc>
+        <w:tc>
+          <w:tcPr>
+            <w:tcW w:w="2056" w:type="dxa"/>
+          </w:tcPr>
+          <w:p>
+            <w:r>
+              <w:rPr>
+                <w:sz w:val="18"/>
+              </w:rPr>
+              <w:t>Người gửi</w:t>
+            </w:r>
+          </w:p>
+        </w:tc>
+        <w:tc>
+          <w:tcPr>
+            <w:tcW w:w="1200" w:type="dxa"/>
+          </w:tcPr>
+          <w:p>
+            <w:r>
+              <w:rPr>
                 <w:b/>
                 <w:sz w:val="18"/>
               </w:rPr>
-              <w:t>17</w:t>
-            </w:r>
-          </w:p>
-        </w:tc>
-        <w:tc>
-          <w:tcPr>
-            <w:tcW w:w="2056" w:type="dxa"/>
-          </w:tcPr>
-          <w:p>
-            <w:r>
-              <w:rPr>
-                <w:sz w:val="18"/>
-              </w:rPr>
-              <w:t>Người Giao Hàng</w:t>
-            </w:r>
-          </w:p>
-        </w:tc>
-        <w:tc>
-          <w:tcPr>
-            <w:tcW w:w="1200" w:type="dxa"/>
-          </w:tcPr>
-          <w:p>
-            <w:r>
-              <w:rPr>
-                <w:b/>
-                <w:sz w:val="18"/>
-              </w:rPr>
-              <w:t>VA</w:t>
+              <w:t>BVA</w:t>
             </w:r>
           </w:p>
         </w:tc>
@@ -23957,7 +24102,7 @@
               <w:rPr>
                 <w:sz w:val="18"/>
               </w:rPr>
-              <w:t>Hoàn tất các chứng từ liên quan và phí COD trên vận đơn đã giao</w:t>
+              <w:t>Thông tin trạng thái đơn hàng</w:t>
             </w:r>
           </w:p>
         </w:tc>
@@ -23970,7 +24115,7 @@
               <w:rPr>
                 <w:sz w:val="18"/>
               </w:rPr>
-              <w:t>Hoàn tất nghĩa vụ giao dịch COD, gắn trực tiếp với giá trị khách hàng nhận</w:t>
+              <w:t>Giúp khách hàng nắm tình trạng đơn sớm, giảm lo lắng/khiếu nại</w:t>
             </w:r>
           </w:p>
         </w:tc>
@@ -23983,7 +24128,7 @@
               <w:rPr>
                 <w:sz w:val="18"/>
               </w:rPr>
-              <w:t>Số hóa ghi nhận tự động qua quét mã, giảm nhập tay</w:t>
+              <w:t>Gửi thông báo tự động qua app/SMS</w:t>
             </w:r>
           </w:p>
         </w:tc>
@@ -23999,7 +24144,7 @@
                 <w:b/>
                 <w:sz w:val="18"/>
               </w:rPr>
-              <w:t>18</w:t>
+              <w:t>21</w:t>
             </w:r>
           </w:p>
         </w:tc>
@@ -24012,7 +24157,7 @@
               <w:rPr>
                 <w:sz w:val="18"/>
               </w:rPr>
-              <w:t>Bưu cục Viettel Post</w:t>
+              <w:t>Bộ phận CSKH</w:t>
             </w:r>
           </w:p>
         </w:tc>
@@ -24026,7 +24171,7 @@
                 <w:b/>
                 <w:sz w:val="18"/>
               </w:rPr>
-              <w:t>BVA</w:t>
+              <w:t>NVA</w:t>
             </w:r>
           </w:p>
         </w:tc>
@@ -24039,7 +24184,7 @@
               <w:rPr>
                 <w:sz w:val="18"/>
               </w:rPr>
-              <w:t>Tiếp nhận thông tin chứng từ và phí COD (tiền mặt)</w:t>
+              <w:t>Theo dõi và xử lý các vấn đề liên quan đến đơn hàng khiếu nại</w:t>
             </w:r>
           </w:p>
         </w:tc>
@@ -24052,7 +24197,7 @@
               <w:rPr>
                 <w:sz w:val="18"/>
               </w:rPr>
-              <w:t>Cần thiết cho kiểm soát tài chính nội bộ, không phải giá trị khách hàng trực tiếp cảm nhận</w:t>
+              <w:t>Chỉ phát sinh khi có vấn đề ở bước trước — hoạt động khắc phục không mong muốn</w:t>
             </w:r>
           </w:p>
         </w:tc>
@@ -24065,7 +24210,7 @@
               <w:rPr>
                 <w:sz w:val="18"/>
               </w:rPr>
-              <w:t>Giám sát tự động tỷ lệ tuân thủ nộp trong 24h</w:t>
+              <w:t>Chatbot AI xử lý khiếu nại đơn giản, công bố SLA rõ ràng</w:t>
             </w:r>
           </w:p>
         </w:tc>
@@ -24081,7 +24226,7 @@
                 <w:b/>
                 <w:sz w:val="18"/>
               </w:rPr>
-              <w:t>19</w:t>
+              <w:t>22</w:t>
             </w:r>
           </w:p>
         </w:tc>
@@ -24094,7 +24239,7 @@
               <w:rPr>
                 <w:sz w:val="18"/>
               </w:rPr>
-              <w:t>Bưu cục Viettel Post</w:t>
+              <w:t>Người Giao Hàng</w:t>
             </w:r>
           </w:p>
         </w:tc>
@@ -24121,7 +24266,7 @@
               <w:rPr>
                 <w:sz w:val="18"/>
               </w:rPr>
-              <w:t>Cập nhật kết quả giao hàng lên hệ thống Viettel Post</w:t>
+              <w:t>Hoàn tất các chứng từ liên quan và phí COD trên vận đơn đã giao</w:t>
             </w:r>
           </w:p>
         </w:tc>
@@ -24134,7 +24279,7 @@
               <w:rPr>
                 <w:sz w:val="18"/>
               </w:rPr>
-              <w:t>Kiểm soát vận hành, làm căn cứ cho gateway kết quả giao hàng</w:t>
+              <w:t>Hoàn tất nghĩa vụ giao dịch COD nếu không có khiếu nại</w:t>
             </w:r>
           </w:p>
         </w:tc>
@@ -24147,7 +24292,7 @@
               <w:rPr>
                 <w:sz w:val="18"/>
               </w:rPr>
-              <w:t>Tự động cập nhật ngay khi có xác nhận giao/thất bại</w:t>
+              <w:t>Số hóa ghi nhận tự động qua quét mã</w:t>
             </w:r>
           </w:p>
         </w:tc>
@@ -24160,9 +24305,10 @@
           <w:p>
             <w:r>
               <w:rPr>
-                <w:sz w:val="18"/>
-              </w:rPr>
-              <w:t>19.1</w:t>
+                <w:b/>
+                <w:sz w:val="18"/>
+              </w:rPr>
+              <w:t>23</w:t>
             </w:r>
           </w:p>
         </w:tc>
@@ -24175,7 +24321,7 @@
               <w:rPr>
                 <w:sz w:val="18"/>
               </w:rPr>
-              <w:t>Người gửi</w:t>
+              <w:t>Kế toán/Đối soát</w:t>
             </w:r>
           </w:p>
         </w:tc>
@@ -24202,7 +24348,7 @@
               <w:rPr>
                 <w:sz w:val="18"/>
               </w:rPr>
-              <w:t>Thông tin trạng thái đơn hàng</w:t>
+              <w:t>Xác nhận đơn thông tin</w:t>
             </w:r>
           </w:p>
         </w:tc>
@@ -24215,14 +24361,7 @@
               <w:rPr>
                 <w:sz w:val="18"/>
               </w:rPr>
-              <w:t xml:space="preserve">Giúp khách hàng nắm được tình trạng đơn sớm, giảm lo lắng/khiếu nại — nhưng chưa phải giá trị giao dịch cuối </w:t>
-            </w:r>
-            <w:r>
-              <w:rPr>
-                <w:sz w:val="18"/>
-              </w:rPr>
-              <w:lastRenderedPageBreak/>
-              <w:t>cùng (tiền COD chưa về)</w:t>
+              <w:t>Cần thiết để bắt đầu quy trình đối soát nội bộ</w:t>
             </w:r>
           </w:p>
         </w:tc>
@@ -24235,8 +24374,7 @@
               <w:rPr>
                 <w:sz w:val="18"/>
               </w:rPr>
-              <w:lastRenderedPageBreak/>
-              <w:t>Gửi thông báo tự động qua app/SMS ngay khi bước 19 hoàn tất (bổ sung theo BPMN v06)</w:t>
+              <w:t>Tiếp nhận tự động qua hệ thống</w:t>
             </w:r>
           </w:p>
         </w:tc>
@@ -24249,36 +24387,35 @@
           <w:p>
             <w:r>
               <w:rPr>
+                <w:sz w:val="18"/>
+              </w:rPr>
+              <w:t>23.1</w:t>
+            </w:r>
+          </w:p>
+        </w:tc>
+        <w:tc>
+          <w:tcPr>
+            <w:tcW w:w="2056" w:type="dxa"/>
+          </w:tcPr>
+          <w:p>
+            <w:r>
+              <w:rPr>
+                <w:sz w:val="18"/>
+              </w:rPr>
+              <w:t>Kế toán/Đối soát</w:t>
+            </w:r>
+          </w:p>
+        </w:tc>
+        <w:tc>
+          <w:tcPr>
+            <w:tcW w:w="1200" w:type="dxa"/>
+          </w:tcPr>
+          <w:p>
+            <w:r>
+              <w:rPr>
                 <w:b/>
                 <w:sz w:val="18"/>
               </w:rPr>
-              <w:t>20</w:t>
-            </w:r>
-          </w:p>
-        </w:tc>
-        <w:tc>
-          <w:tcPr>
-            <w:tcW w:w="2056" w:type="dxa"/>
-          </w:tcPr>
-          <w:p>
-            <w:r>
-              <w:rPr>
-                <w:sz w:val="18"/>
-              </w:rPr>
-              <w:t>Kế toán/Đối soát</w:t>
-            </w:r>
-          </w:p>
-        </w:tc>
-        <w:tc>
-          <w:tcPr>
-            <w:tcW w:w="1200" w:type="dxa"/>
-          </w:tcPr>
-          <w:p>
-            <w:r>
-              <w:rPr>
-                <w:b/>
-                <w:sz w:val="18"/>
-              </w:rPr>
               <w:t>BVA</w:t>
             </w:r>
           </w:p>
@@ -24292,7 +24429,7 @@
               <w:rPr>
                 <w:sz w:val="18"/>
               </w:rPr>
-              <w:t>Xác nhận đơn thông tin</w:t>
+              <w:t>Kiểm soát các dữ liệu cần đối soát</w:t>
             </w:r>
           </w:p>
         </w:tc>
@@ -24305,7 +24442,7 @@
               <w:rPr>
                 <w:sz w:val="18"/>
               </w:rPr>
-              <w:t>Cần thiết để bắt đầu quy trình đối soát nội bộ</w:t>
+              <w:t>Chuẩn bị dữ liệu đối soát</w:t>
             </w:r>
           </w:p>
         </w:tc>
@@ -24318,7 +24455,7 @@
               <w:rPr>
                 <w:sz w:val="18"/>
               </w:rPr>
-              <w:t>Tiếp nhận tự động qua hệ thống thay vì chứng từ giấy</w:t>
+              <w:t>Tự động rà soát danh sách đơn cần đối soát theo kỳ</w:t>
             </w:r>
           </w:p>
         </w:tc>
@@ -24333,7 +24470,7 @@
               <w:rPr>
                 <w:sz w:val="18"/>
               </w:rPr>
-              <w:t>20.1</w:t>
+              <w:t>23.2</w:t>
             </w:r>
           </w:p>
         </w:tc>
@@ -24373,7 +24510,7 @@
               <w:rPr>
                 <w:sz w:val="18"/>
               </w:rPr>
-              <w:t>Kiểm soát các dữ liệu cần đối soát</w:t>
+              <w:t>Đối soát, đối chiếu số tiền COD với hệ thống và bưu tá</w:t>
             </w:r>
           </w:p>
         </w:tc>
@@ -24386,7 +24523,7 @@
               <w:rPr>
                 <w:sz w:val="18"/>
               </w:rPr>
-              <w:t>Kiểm soát tài chính nội bộ, chuẩn bị dữ liệu đối soát</w:t>
+              <w:t>Kiểm soát tài chính nội bộ thuộc về đối soát</w:t>
             </w:r>
           </w:p>
         </w:tc>
@@ -24399,7 +24536,7 @@
               <w:rPr>
                 <w:sz w:val="18"/>
               </w:rPr>
-              <w:t>Tự động rà soát danh sách đơn cần đối soát theo kỳ</w:t>
+              <w:t>Đối soát thời gian thực thay vì theo kỳ cố định</w:t>
             </w:r>
           </w:p>
         </w:tc>
@@ -24412,9 +24549,10 @@
           <w:p>
             <w:r>
               <w:rPr>
-                <w:sz w:val="18"/>
-              </w:rPr>
-              <w:t>20.2</w:t>
+                <w:b/>
+                <w:sz w:val="18"/>
+              </w:rPr>
+              <w:t>24</w:t>
             </w:r>
           </w:p>
         </w:tc>
@@ -24454,7 +24592,7 @@
               <w:rPr>
                 <w:sz w:val="18"/>
               </w:rPr>
-              <w:t>Đối soát, đối chiếu số tiền COD</w:t>
+              <w:t>Thông tin đối soát phí COD</w:t>
             </w:r>
           </w:p>
         </w:tc>
@@ -24467,7 +24605,7 @@
               <w:rPr>
                 <w:sz w:val="18"/>
               </w:rPr>
-              <w:t>Kiểm soát tài chính nội bộ thuộc về đối soát</w:t>
+              <w:t>Tổng hợp kết quả, căn cứ Gateway chính xác/lệch</w:t>
             </w:r>
           </w:p>
         </w:tc>
@@ -24480,7 +24618,7 @@
               <w:rPr>
                 <w:sz w:val="18"/>
               </w:rPr>
-              <w:t>Đối soát thời gian thực thay vì theo kỳ cố định</w:t>
+              <w:t>Tự động tổng hợp kết quả đối soát</w:t>
             </w:r>
           </w:p>
         </w:tc>
@@ -24493,9 +24631,10 @@
           <w:p>
             <w:r>
               <w:rPr>
-                <w:sz w:val="18"/>
-              </w:rPr>
-              <w:t>20.3</w:t>
+                <w:b/>
+                <w:sz w:val="18"/>
+              </w:rPr>
+              <w:t>25</w:t>
             </w:r>
           </w:p>
         </w:tc>
@@ -24508,7 +24647,7 @@
               <w:rPr>
                 <w:sz w:val="18"/>
               </w:rPr>
-              <w:t>Kế toán/Đối soát</w:t>
+              <w:t>Kế toán</w:t>
             </w:r>
           </w:p>
         </w:tc>
@@ -24535,7 +24674,7 @@
               <w:rPr>
                 <w:sz w:val="18"/>
               </w:rPr>
-              <w:t>Theo dõi và xử lý các vấn đề liên quan đến thanh toán</w:t>
+              <w:t>Xác nhận số tiền đã nhận và cập nhật thông tin lên Viettel Post</w:t>
             </w:r>
           </w:p>
         </w:tc>
@@ -24548,7 +24687,7 @@
               <w:rPr>
                 <w:sz w:val="18"/>
               </w:rPr>
-              <w:t>Xử lý ngoại lệ nội bộ khi phát sinh lệch số liệu</w:t>
+              <w:t>Kiểm soát tài chính, tiền đề cho chuyển tiền</w:t>
             </w:r>
           </w:p>
         </w:tc>
@@ -24561,7 +24700,7 @@
               <w:rPr>
                 <w:sz w:val="18"/>
               </w:rPr>
-              <w:t>Cảnh báo tự động ngay khi phát hiện lệch</w:t>
+              <w:t>Tự động hóa xác nhận số tiền đủ điều kiện</w:t>
             </w:r>
           </w:p>
         </w:tc>
@@ -24577,7 +24716,7 @@
                 <w:b/>
                 <w:sz w:val="18"/>
               </w:rPr>
-              <w:t>21</w:t>
+              <w:t>26</w:t>
             </w:r>
           </w:p>
         </w:tc>
@@ -24590,7 +24729,7 @@
               <w:rPr>
                 <w:sz w:val="18"/>
               </w:rPr>
-              <w:t>Kế toán</w:t>
+              <w:t>Kế toán/Đối soát</w:t>
             </w:r>
           </w:p>
         </w:tc>
@@ -24617,7 +24756,7 @@
               <w:rPr>
                 <w:sz w:val="18"/>
               </w:rPr>
-              <w:t>Xác nhận số tiền đã nhận và cập nhật thông tin lên Viettel Post</w:t>
+              <w:t>Theo dõi và xử lý các vấn đề liên quan đến thanh toán</w:t>
             </w:r>
           </w:p>
         </w:tc>
@@ -24630,7 +24769,7 @@
               <w:rPr>
                 <w:sz w:val="18"/>
               </w:rPr>
-              <w:t>Kiểm soát tài chính, bước tiền đề cho chuyển tiền nhưng chưa phải giá trị cuối cùng khách hàng nhận</w:t>
+              <w:t>Xử lý ngoại lệ nội bộ khi phát sinh lệch số liệu</w:t>
             </w:r>
           </w:p>
         </w:tc>
@@ -24643,7 +24782,7 @@
               <w:rPr>
                 <w:sz w:val="18"/>
               </w:rPr>
-              <w:t>Tự động hóa xác nhận số tiền đủ điều kiện thanh toán</w:t>
+              <w:t>Cảnh báo tự động ngay khi phát hiện lệch</w:t>
             </w:r>
           </w:p>
         </w:tc>
@@ -24659,7 +24798,7 @@
                 <w:b/>
                 <w:sz w:val="18"/>
               </w:rPr>
-              <w:t>22</w:t>
+              <w:t>27</w:t>
             </w:r>
           </w:p>
         </w:tc>
@@ -24672,7 +24811,7 @@
               <w:rPr>
                 <w:sz w:val="18"/>
               </w:rPr>
-              <w:t>Bưu cục Viettel Post</w:t>
+              <w:t>Kế toán</w:t>
             </w:r>
           </w:p>
         </w:tc>
@@ -24699,7 +24838,7 @@
               <w:rPr>
                 <w:sz w:val="18"/>
               </w:rPr>
-              <w:t>Hoàn tất thông tin đơn hàng &amp; COD (đóng vòng lặp nội bộ)</w:t>
+              <w:t>Tiến hành chuyển khoản COD</w:t>
             </w:r>
           </w:p>
         </w:tc>
@@ -24712,7 +24851,7 @@
               <w:rPr>
                 <w:sz w:val="18"/>
               </w:rPr>
-              <w:t>Kiểm soát khép kín vận hành nội bộ trước khi thông báo ra ngoài</w:t>
+              <w:t>Thực hiện nghiệp vụ chuyển tiền, tiền đề hoàn tất giao dịch</w:t>
             </w:r>
           </w:p>
         </w:tc>
@@ -24725,7 +24864,7 @@
               <w:rPr>
                 <w:sz w:val="18"/>
               </w:rPr>
-              <w:t>Tự động đóng vòng lặp ngay khi bước 21 hoàn tất; hoàn thiện Message Flow thông báo cuối cùng</w:t>
+              <w:t>Xử lý chuyển khoản theo nhiều đợt trong ngày</w:t>
             </w:r>
           </w:p>
         </w:tc>
@@ -24741,7 +24880,7 @@
                 <w:b/>
                 <w:sz w:val="18"/>
               </w:rPr>
-              <w:t>23</w:t>
+              <w:t>28</w:t>
             </w:r>
           </w:p>
         </w:tc>
@@ -24754,7 +24893,7 @@
               <w:rPr>
                 <w:sz w:val="18"/>
               </w:rPr>
-              <w:t>Bộ phận CSKH</w:t>
+              <w:t>Bưu cục Viettel Post</w:t>
             </w:r>
           </w:p>
         </w:tc>
@@ -24768,7 +24907,7 @@
                 <w:b/>
                 <w:sz w:val="18"/>
               </w:rPr>
-              <w:t>NVA</w:t>
+              <w:t>BVA</w:t>
             </w:r>
           </w:p>
         </w:tc>
@@ -24781,7 +24920,7 @@
               <w:rPr>
                 <w:sz w:val="18"/>
               </w:rPr>
-              <w:t>Theo dõi và xử lý các vấn đề liên quan đến thanh toán, khiếu nại</w:t>
+              <w:t>Hoàn tất thông tin đơn hàng &amp; COD</w:t>
             </w:r>
           </w:p>
         </w:tc>
@@ -24794,7 +24933,7 @@
               <w:rPr>
                 <w:sz w:val="18"/>
               </w:rPr>
-              <w:t>Chỉ phát sinh khi có lỗi ở bước trước, là hoạt động khắc phục không mong muốn</w:t>
+              <w:t>Kiểm soát khép kín vận hành trước khi thông báo ra ngoài</w:t>
             </w:r>
           </w:p>
         </w:tc>
@@ -24807,12 +24946,104 @@
               <w:rPr>
                 <w:sz w:val="18"/>
               </w:rPr>
-              <w:t>Chatbot AI xử lý khiếu nại đơn giản, công bố SLA rõ ràng</w:t>
+              <w:t>Tự động đóng vòng lặp ngay khi bước 27 hoàn tất</w:t>
+            </w:r>
+          </w:p>
+        </w:tc>
+      </w:tr>
+      <w:tr>
+        <w:tc>
+          <w:tcPr>
+            <w:tcW w:w="704" w:type="dxa"/>
+          </w:tcPr>
+          <w:p>
+            <w:r>
+              <w:rPr>
+                <w:b/>
+                <w:sz w:val="18"/>
+              </w:rPr>
+              <w:lastRenderedPageBreak/>
+              <w:t>29</w:t>
+            </w:r>
+          </w:p>
+        </w:tc>
+        <w:tc>
+          <w:tcPr>
+            <w:tcW w:w="2056" w:type="dxa"/>
+          </w:tcPr>
+          <w:p>
+            <w:r>
+              <w:rPr>
+                <w:sz w:val="18"/>
+              </w:rPr>
+              <w:t>Người gửi</w:t>
+            </w:r>
+          </w:p>
+        </w:tc>
+        <w:tc>
+          <w:tcPr>
+            <w:tcW w:w="1200" w:type="dxa"/>
+          </w:tcPr>
+          <w:p>
+            <w:r>
+              <w:rPr>
+                <w:b/>
+                <w:sz w:val="18"/>
+              </w:rPr>
+              <w:t>BVA</w:t>
+            </w:r>
+          </w:p>
+        </w:tc>
+        <w:tc>
+          <w:tcPr>
+            <w:tcW w:w="2000" w:type="dxa"/>
+          </w:tcPr>
+          <w:p>
+            <w:r>
+              <w:rPr>
+                <w:sz w:val="18"/>
+              </w:rPr>
+              <w:t>Nhận thông tin và phí COD</w:t>
+            </w:r>
+          </w:p>
+        </w:tc>
+        <w:tc>
+          <w:tcPr>
+            <w:tcW w:w="1800" w:type="dxa"/>
+          </w:tcPr>
+          <w:p>
+            <w:r>
+              <w:rPr>
+                <w:sz w:val="18"/>
+              </w:rPr>
+              <w:t>Xác nhận cuối, khách hàng nhận thông báo tiền COD đã về</w:t>
+            </w:r>
+          </w:p>
+        </w:tc>
+        <w:tc>
+          <w:tcPr>
+            <w:tcW w:w="1600" w:type="dxa"/>
+          </w:tcPr>
+          <w:p>
+            <w:r>
+              <w:rPr>
+                <w:sz w:val="18"/>
+              </w:rPr>
+              <w:t>Gửi thông báo + biên lai điện tử tự động</w:t>
             </w:r>
           </w:p>
         </w:tc>
       </w:tr>
     </w:tbl>
+    <w:p>
+      <w:pPr>
+        <w:spacing w:before="200" w:after="80"/>
+        <w:rPr>
+          <w:b/>
+          <w:bCs/>
+        </w:rPr>
+      </w:pPr>
+    </w:p>
     <w:p>
       <w:pPr>
         <w:spacing w:before="200" w:after="80"/>
@@ -24823,10 +25054,10 @@
           <w:noProof/>
         </w:rPr>
         <w:drawing>
-          <wp:inline distT="0" distB="0" distL="0" distR="0" wp14:anchorId="1D733E23" wp14:editId="4F510868">
-            <wp:extent cx="5951621" cy="2776016"/>
-            <wp:effectExtent l="0" t="0" r="0" b="5715"/>
-            <wp:docPr id="1436072736" name="Picture 2"/>
+          <wp:inline distT="0" distB="0" distL="0" distR="0" wp14:anchorId="168EE1EF" wp14:editId="60B065D4">
+            <wp:extent cx="5731510" cy="2325370"/>
+            <wp:effectExtent l="0" t="0" r="2540" b="0"/>
+            <wp:docPr id="1969760349" name="Picture 2"/>
             <wp:cNvGraphicFramePr>
               <a:graphicFrameLocks xmlns:a="http://schemas.openxmlformats.org/drawingml/2006/main" noChangeAspect="1"/>
             </wp:cNvGraphicFramePr>
@@ -24834,7 +25065,7 @@
               <a:graphicData uri="http://schemas.openxmlformats.org/drawingml/2006/picture">
                 <pic:pic xmlns:pic="http://schemas.openxmlformats.org/drawingml/2006/picture">
                   <pic:nvPicPr>
-                    <pic:cNvPr id="1436072736" name="Picture 1436072736"/>
+                    <pic:cNvPr id="1969760349" name="Picture 1969760349"/>
                     <pic:cNvPicPr/>
                   </pic:nvPicPr>
                   <pic:blipFill>
@@ -24852,7 +25083,7 @@
                   <pic:spPr>
                     <a:xfrm>
                       <a:off x="0" y="0"/>
-                      <a:ext cx="5956986" cy="2778518"/>
+                      <a:ext cx="5731510" cy="2325370"/>
                     </a:xfrm>
                     <a:prstGeom prst="rect">
                       <a:avLst/>
@@ -24892,6 +25123,21 @@
         <w:t>4.1.2. Phân tích lãng phí</w:t>
       </w:r>
     </w:p>
+    <w:p>
+      <w:pPr>
+        <w:rPr>
+          <w:b/>
+          <w:bCs/>
+        </w:rPr>
+      </w:pPr>
+      <w:r>
+        <w:rPr>
+          <w:b/>
+          <w:bCs/>
+        </w:rPr>
+        <w:t>Bảng 16: Phân tích lãng phí</w:t>
+      </w:r>
+    </w:p>
     <w:tbl>
       <w:tblPr>
         <w:tblW w:w="0" w:type="auto"/>
@@ -24910,10 +25156,10 @@
         <w:tblLook w:val="04A0" w:firstRow="1" w:lastRow="0" w:firstColumn="1" w:lastColumn="0" w:noHBand="0" w:noVBand="1"/>
       </w:tblPr>
       <w:tblGrid>
-        <w:gridCol w:w="720"/>
-        <w:gridCol w:w="3230"/>
-        <w:gridCol w:w="2194"/>
-        <w:gridCol w:w="2872"/>
+        <w:gridCol w:w="714"/>
+        <w:gridCol w:w="3019"/>
+        <w:gridCol w:w="2065"/>
+        <w:gridCol w:w="3218"/>
       </w:tblGrid>
       <w:tr>
         <w:trPr>
@@ -25207,39 +25453,58 @@
                 <w:sz w:val="18"/>
                 <w:szCs w:val="18"/>
               </w:rPr>
-              <w:t xml:space="preserve">4 cặp Message Flow trung gian (Người nhận → Người </w:t>
-            </w:r>
-            <w:r>
-              <w:rPr>
-                <w:sz w:val="18"/>
-                <w:szCs w:val="18"/>
-              </w:rPr>
-              <w:lastRenderedPageBreak/>
-              <w:t>giao hàng → Hệ thống → Ngân hàng → Người gửi; đã hiệu chỉnh để khớp số cặp nêu, bản gốc chỉ liệt kê 3 cặp)</w:t>
-            </w:r>
-          </w:p>
-        </w:tc>
-        <w:tc>
-          <w:tcPr>
-            <w:tcW w:w="0" w:type="auto"/>
-            <w:tcMar>
-              <w:top w:w="60" w:type="dxa"/>
-              <w:left w:w="100" w:type="dxa"/>
-              <w:bottom w:w="60" w:type="dxa"/>
-              <w:right w:w="100" w:type="dxa"/>
-            </w:tcMar>
-            <w:vAlign w:val="center"/>
-          </w:tcPr>
-          <w:p>
-            <w:pPr>
-              <w:jc w:val="both"/>
-            </w:pPr>
-            <w:r>
-              <w:rPr>
-                <w:sz w:val="18"/>
-                <w:szCs w:val="18"/>
-              </w:rPr>
-              <w:lastRenderedPageBreak/>
+              <w:t xml:space="preserve">4 </w:t>
+            </w:r>
+            <w:r>
+              <w:rPr>
+                <w:sz w:val="18"/>
+                <w:szCs w:val="18"/>
+              </w:rPr>
+              <w:t xml:space="preserve">Thao tác </w:t>
+            </w:r>
+            <w:r>
+              <w:rPr>
+                <w:sz w:val="18"/>
+                <w:szCs w:val="18"/>
+              </w:rPr>
+              <w:t xml:space="preserve">trung gian (Người nhận → Người giao hàng → Hệ thống → </w:t>
+            </w:r>
+            <w:r>
+              <w:rPr>
+                <w:sz w:val="18"/>
+                <w:szCs w:val="18"/>
+              </w:rPr>
+              <w:t>Kế toán</w:t>
+            </w:r>
+            <w:r>
+              <w:rPr>
+                <w:sz w:val="18"/>
+                <w:szCs w:val="18"/>
+              </w:rPr>
+              <w:t xml:space="preserve"> → Người gửi</w:t>
+            </w:r>
+          </w:p>
+        </w:tc>
+        <w:tc>
+          <w:tcPr>
+            <w:tcW w:w="0" w:type="auto"/>
+            <w:tcMar>
+              <w:top w:w="60" w:type="dxa"/>
+              <w:left w:w="100" w:type="dxa"/>
+              <w:bottom w:w="60" w:type="dxa"/>
+              <w:right w:w="100" w:type="dxa"/>
+            </w:tcMar>
+            <w:vAlign w:val="center"/>
+          </w:tcPr>
+          <w:p>
+            <w:pPr>
+              <w:jc w:val="both"/>
+            </w:pPr>
+            <w:r>
+              <w:rPr>
+                <w:sz w:val="18"/>
+                <w:szCs w:val="18"/>
+              </w:rPr>
               <w:t>Tối giản số điểm trung gian bằng thanh toán trực tiếp qua ví điện tử</w:t>
             </w:r>
           </w:p>
@@ -25320,7 +25585,21 @@
                 <w:sz w:val="18"/>
                 <w:szCs w:val="18"/>
               </w:rPr>
-              <w:t>Chu kỳ đối soát 5–7 ngày (PL-02); tuy nhiên lịch làm việc tại mục 2.1.2 nêu đối soát chạy Thứ Hai/Tư/Sáu (3 lần/tuần) — nếu đúng vậy, thời gian chờ trung bình đến kỳ kế tiếp gần với ~24–28 giờ hơn là 84 giờ ; hai giả định này chưa nhất quán, cần đối chiếu lại với vận hành thực tế</w:t>
+              <w:t>Chu kỳ đối soát 5–7 ngày (PL-02); tuy nhiên lịch làm việc tại mục 2.1.2 nêu đối soát chạy Thứ Hai/Tư/Sáu (3 lần/tuần) —</w:t>
+            </w:r>
+            <w:r>
+              <w:rPr>
+                <w:sz w:val="18"/>
+                <w:szCs w:val="18"/>
+              </w:rPr>
+              <w:t xml:space="preserve"> </w:t>
+            </w:r>
+            <w:r>
+              <w:rPr>
+                <w:sz w:val="18"/>
+                <w:szCs w:val="18"/>
+              </w:rPr>
+              <w:t xml:space="preserve"> thời gian chờ trung bình đến kỳ kế tiếp gần với ~24–28 giờ hơn là 84 giờ </w:t>
             </w:r>
           </w:p>
         </w:tc>
@@ -25400,31 +25679,31 @@
                 <w:sz w:val="18"/>
                 <w:szCs w:val="18"/>
               </w:rPr>
-              <w:t>Waiting – chờ gom hàng/chờ lịch vận chuyển tại trung tâm khai thác</w:t>
-            </w:r>
-          </w:p>
-        </w:tc>
-        <w:tc>
-          <w:tcPr>
-            <w:tcW w:w="0" w:type="auto"/>
-            <w:tcMar>
-              <w:top w:w="60" w:type="dxa"/>
-              <w:left w:w="100" w:type="dxa"/>
-              <w:bottom w:w="60" w:type="dxa"/>
-              <w:right w:w="100" w:type="dxa"/>
-            </w:tcMar>
-            <w:vAlign w:val="center"/>
-          </w:tcPr>
-          <w:p>
-            <w:pPr>
-              <w:jc w:val="both"/>
-            </w:pPr>
-            <w:r>
-              <w:rPr>
-                <w:sz w:val="18"/>
-                <w:szCs w:val="18"/>
-              </w:rPr>
-              <w:t>~10 giờ/đơn; trước đây gộp chung vào SLA nội tỉnh 1–2 ngày của B2, chưa tách riêng ở bản gốc</w:t>
+              <w:t xml:space="preserve">Waiting – chờ gom hàng/chờ lịch vận chuyển tại trung tâm khai thác </w:t>
+            </w:r>
+          </w:p>
+        </w:tc>
+        <w:tc>
+          <w:tcPr>
+            <w:tcW w:w="0" w:type="auto"/>
+            <w:tcMar>
+              <w:top w:w="60" w:type="dxa"/>
+              <w:left w:w="100" w:type="dxa"/>
+              <w:bottom w:w="60" w:type="dxa"/>
+              <w:right w:w="100" w:type="dxa"/>
+            </w:tcMar>
+            <w:vAlign w:val="center"/>
+          </w:tcPr>
+          <w:p>
+            <w:pPr>
+              <w:jc w:val="both"/>
+            </w:pPr>
+            <w:r>
+              <w:rPr>
+                <w:sz w:val="18"/>
+                <w:szCs w:val="18"/>
+              </w:rPr>
+              <w:t>~10 giờ/đơn; trước đây gộp chung vào SLA nội tỉnh 1–2 ngày của B2</w:t>
             </w:r>
           </w:p>
         </w:tc>
@@ -25500,27 +25779,27 @@
               <w:rPr>
                 <w:sz w:val="18"/>
               </w:rPr>
-              <w:t>Waiting – chờ xử lý/bốc dỡ tại trung tâm trung chuyển (bước 11)</w:t>
-            </w:r>
-          </w:p>
-        </w:tc>
-        <w:tc>
-          <w:tcPr>
-            <w:tcW w:w="0" w:type="auto"/>
-            <w:tcMar>
-              <w:top w:w="60" w:type="dxa"/>
-              <w:left w:w="100" w:type="dxa"/>
-              <w:bottom w:w="60" w:type="dxa"/>
-              <w:right w:w="100" w:type="dxa"/>
-            </w:tcMar>
-            <w:vAlign w:val="center"/>
-          </w:tcPr>
-          <w:p>
-            <w:r>
-              <w:rPr>
-                <w:sz w:val="18"/>
-              </w:rPr>
-              <w:t>~3 giờ/đơn; trước đây gộp chung vào SLA nội tỉnh 1–2 ngày của B2,</w:t>
+              <w:t xml:space="preserve">Waiting – chờ xử lý/bốc dỡ tại trung tâm trung chuyển </w:t>
+            </w:r>
+          </w:p>
+        </w:tc>
+        <w:tc>
+          <w:tcPr>
+            <w:tcW w:w="0" w:type="auto"/>
+            <w:tcMar>
+              <w:top w:w="60" w:type="dxa"/>
+              <w:left w:w="100" w:type="dxa"/>
+              <w:bottom w:w="60" w:type="dxa"/>
+              <w:right w:w="100" w:type="dxa"/>
+            </w:tcMar>
+            <w:vAlign w:val="center"/>
+          </w:tcPr>
+          <w:p>
+            <w:r>
+              <w:rPr>
+                <w:sz w:val="18"/>
+              </w:rPr>
+              <w:t>~3 giờ/đơn; trước đây gộp chung vào SLA nội tỉnh 1–2 ngày của B2</w:t>
             </w:r>
           </w:p>
         </w:tc>
@@ -25600,31 +25879,31 @@
                 <w:sz w:val="18"/>
                 <w:szCs w:val="18"/>
               </w:rPr>
-              <w:t>Waiting – chờ phân công nhân viên giao hàng tại bưu cục phát</w:t>
-            </w:r>
-          </w:p>
-        </w:tc>
-        <w:tc>
-          <w:tcPr>
-            <w:tcW w:w="0" w:type="auto"/>
-            <w:tcMar>
-              <w:top w:w="60" w:type="dxa"/>
-              <w:left w:w="100" w:type="dxa"/>
-              <w:bottom w:w="60" w:type="dxa"/>
-              <w:right w:w="100" w:type="dxa"/>
-            </w:tcMar>
-            <w:vAlign w:val="center"/>
-          </w:tcPr>
-          <w:p>
-            <w:pPr>
-              <w:jc w:val="both"/>
-            </w:pPr>
-            <w:r>
-              <w:rPr>
-                <w:sz w:val="18"/>
-                <w:szCs w:val="18"/>
-              </w:rPr>
-              <w:t>~2 giờ/đơn, chưa xuất hiện riêng trong mô hình B1–B9 của bản gốc</w:t>
+              <w:t xml:space="preserve">Waiting – chờ phân công nhân viên giao hàng tại bưu cục phát </w:t>
+            </w:r>
+          </w:p>
+        </w:tc>
+        <w:tc>
+          <w:tcPr>
+            <w:tcW w:w="0" w:type="auto"/>
+            <w:tcMar>
+              <w:top w:w="60" w:type="dxa"/>
+              <w:left w:w="100" w:type="dxa"/>
+              <w:bottom w:w="60" w:type="dxa"/>
+              <w:right w:w="100" w:type="dxa"/>
+            </w:tcMar>
+            <w:vAlign w:val="center"/>
+          </w:tcPr>
+          <w:p>
+            <w:pPr>
+              <w:jc w:val="both"/>
+            </w:pPr>
+            <w:r>
+              <w:rPr>
+                <w:sz w:val="18"/>
+                <w:szCs w:val="18"/>
+              </w:rPr>
+              <w:t>~2 giờ/đơn</w:t>
             </w:r>
           </w:p>
         </w:tc>
@@ -25689,7 +25968,7 @@
               <w:rPr>
                 <w:sz w:val="18"/>
               </w:rPr>
-              <w:t>~24 giờ/đơn = cận dưới SLA nội tỉnh 1–2 ngày công bố (PL-02); nay thuộc đúng bước 11 "Luân chuyển hàng giữa các trung tâm"</w:t>
+              <w:t>~24 giờ/đơn = cận dưới SLA nội tỉnh 1–2 ngày công bố (PL-02);</w:t>
             </w:r>
           </w:p>
         </w:tc>
@@ -25734,6 +26013,7 @@
                 <w:sz w:val="18"/>
                 <w:szCs w:val="18"/>
               </w:rPr>
+              <w:lastRenderedPageBreak/>
               <w:t>Move</w:t>
             </w:r>
           </w:p>
@@ -26374,100 +26654,159 @@
             <w:vAlign w:val="center"/>
           </w:tcPr>
           <w:p>
-            <w:pPr>
-              <w:jc w:val="both"/>
-            </w:pPr>
-            <w:r>
-              <w:rPr>
-                <w:sz w:val="18"/>
-                <w:szCs w:val="18"/>
-              </w:rPr>
-              <w:t>Defects – giao hàng thất bại phải xử lý hoàn hàng (nhánh 15.2</w:t>
-            </w:r>
-            <w:r>
-              <w:rPr>
-                <w:sz w:val="18"/>
-                <w:szCs w:val="18"/>
-              </w:rPr>
-              <w:t>)</w:t>
-            </w:r>
-          </w:p>
-        </w:tc>
-        <w:tc>
-          <w:tcPr>
-            <w:tcW w:w="0" w:type="auto"/>
-            <w:tcMar>
-              <w:top w:w="60" w:type="dxa"/>
-              <w:left w:w="100" w:type="dxa"/>
-              <w:bottom w:w="60" w:type="dxa"/>
-              <w:right w:w="100" w:type="dxa"/>
-            </w:tcMar>
-            <w:vAlign w:val="center"/>
-          </w:tcPr>
-          <w:p>
-            <w:pPr>
-              <w:jc w:val="both"/>
-            </w:pPr>
-            <w:r>
-              <w:rPr>
-                <w:sz w:val="18"/>
-                <w:szCs w:val="18"/>
-              </w:rPr>
-              <w:t>PT 0,50 giờ + WT 48 giờ/đơn (</w:t>
-            </w:r>
-            <w:r>
-              <w:rPr>
-                <w:b/>
-                <w:bCs/>
-                <w:sz w:val="18"/>
-                <w:szCs w:val="18"/>
-              </w:rPr>
-              <w:t>Bảng 20.1, bước 15</w:t>
-            </w:r>
-            <w:r>
-              <w:rPr>
-                <w:sz w:val="18"/>
-                <w:szCs w:val="18"/>
-              </w:rPr>
-              <w:t>)</w:t>
-            </w:r>
-          </w:p>
-        </w:tc>
-        <w:tc>
-          <w:tcPr>
-            <w:tcW w:w="0" w:type="auto"/>
-            <w:tcMar>
-              <w:top w:w="60" w:type="dxa"/>
-              <w:left w:w="100" w:type="dxa"/>
-              <w:bottom w:w="60" w:type="dxa"/>
-              <w:right w:w="100" w:type="dxa"/>
-            </w:tcMar>
-            <w:vAlign w:val="center"/>
-          </w:tcPr>
-          <w:p>
-            <w:pPr>
-              <w:jc w:val="both"/>
-            </w:pPr>
-            <w:r>
-              <w:rPr>
-                <w:sz w:val="18"/>
-                <w:szCs w:val="18"/>
-              </w:rPr>
-              <w:t>Xác nhận đơn qua tin nhắn/OTP trước khi giao để giảm tỷ lệ từ chối nhận (đồng bộ với khắc phục 15.2  tại Bảng 15)</w:t>
+            <w:r>
+              <w:rPr>
+                <w:sz w:val="18"/>
+              </w:rPr>
+              <w:t>Defects – giao hàng thất bại, 2 nguyên nhân riêng biệt (bước 13: không liên hệ được; bước 15→16: không đạt yêu cầu)</w:t>
+            </w:r>
+          </w:p>
+        </w:tc>
+        <w:tc>
+          <w:tcPr>
+            <w:tcW w:w="0" w:type="auto"/>
+            <w:tcMar>
+              <w:top w:w="60" w:type="dxa"/>
+              <w:left w:w="100" w:type="dxa"/>
+              <w:bottom w:w="60" w:type="dxa"/>
+              <w:right w:w="100" w:type="dxa"/>
+            </w:tcMar>
+            <w:vAlign w:val="center"/>
+          </w:tcPr>
+          <w:p>
+            <w:pPr>
+              <w:rPr>
+                <w:sz w:val="18"/>
+              </w:rPr>
+            </w:pPr>
+            <w:r>
+              <w:rPr>
+                <w:sz w:val="18"/>
+              </w:rPr>
+              <w:t>Bước 13 (</w:t>
+            </w:r>
+            <w:r>
+              <w:rPr>
+                <w:sz w:val="18"/>
+              </w:rPr>
+              <w:t>5%</w:t>
+            </w:r>
+            <w:r>
+              <w:rPr>
+                <w:sz w:val="18"/>
+              </w:rPr>
+              <w:t>): WT 48h (nhánh ~5%, không liên hệ được)</w:t>
+            </w:r>
+            <w:r>
+              <w:rPr>
+                <w:sz w:val="18"/>
+              </w:rPr>
+              <w:t>.</w:t>
+            </w:r>
+          </w:p>
+          <w:p>
+            <w:r>
+              <w:rPr>
+                <w:sz w:val="18"/>
+              </w:rPr>
+              <w:t>Bước 16: PT 2' + WT 48h (nhánh ~</w:t>
+            </w:r>
+            <w:r>
+              <w:rPr>
+                <w:sz w:val="18"/>
+              </w:rPr>
+              <w:t>8</w:t>
+            </w:r>
+            <w:r>
+              <w:rPr>
+                <w:sz w:val="18"/>
+              </w:rPr>
+              <w:t>%, không đạt yêu cầu).</w:t>
+            </w:r>
+          </w:p>
+        </w:tc>
+        <w:tc>
+          <w:tcPr>
+            <w:tcW w:w="0" w:type="auto"/>
+            <w:tcMar>
+              <w:top w:w="60" w:type="dxa"/>
+              <w:left w:w="100" w:type="dxa"/>
+              <w:bottom w:w="60" w:type="dxa"/>
+              <w:right w:w="100" w:type="dxa"/>
+            </w:tcMar>
+            <w:vAlign w:val="center"/>
+          </w:tcPr>
+          <w:p>
+            <w:r>
+              <w:rPr>
+                <w:sz w:val="18"/>
+              </w:rPr>
+              <w:t>Bước 16: xác nhận trước qua SMS/OTP (giảm nhánh không liên hệ được). Minh bạch hóa thông tin đơn trước khi giao (giảm nhánh không đạt yêu cầu)</w:t>
+            </w:r>
+          </w:p>
+        </w:tc>
+      </w:tr>
+      <w:tr>
+        <w:tc>
+          <w:tcPr>
+            <w:tcW w:w="765" w:type="dxa"/>
+          </w:tcPr>
+          <w:p>
+            <w:r>
+              <w:rPr>
+                <w:sz w:val="18"/>
+              </w:rPr>
+              <w:t>Over-Do</w:t>
+            </w:r>
+          </w:p>
+        </w:tc>
+        <w:tc>
+          <w:tcPr>
+            <w:tcW w:w="2413" w:type="dxa"/>
+          </w:tcPr>
+          <w:p>
+            <w:r>
+              <w:rPr>
+                <w:sz w:val="18"/>
+              </w:rPr>
+              <w:t xml:space="preserve">Overprocessing – xử lý khiếu nại đơn hàng qua nhiều bước thủ </w:t>
+            </w:r>
+            <w:r>
+              <w:rPr>
+                <w:sz w:val="18"/>
+              </w:rPr>
+              <w:t>công</w:t>
+            </w:r>
+          </w:p>
+        </w:tc>
+        <w:tc>
+          <w:tcPr>
+            <w:tcW w:w="3775" w:type="dxa"/>
+          </w:tcPr>
+          <w:p>
+            <w:r>
+              <w:rPr>
+                <w:sz w:val="18"/>
+              </w:rPr>
+              <w:t>PT 15' + WT 48h</w:t>
+            </w:r>
+          </w:p>
+        </w:tc>
+        <w:tc>
+          <w:tcPr>
+            <w:tcW w:w="2063" w:type="dxa"/>
+          </w:tcPr>
+          <w:p>
+            <w:r>
+              <w:rPr>
+                <w:sz w:val="18"/>
+              </w:rPr>
+              <w:t>Chatbot AI hỗ trợ xử lý khiếu nại đơn hàng đơn giản; công bố SLA rõ ràng</w:t>
             </w:r>
           </w:p>
         </w:tc>
       </w:tr>
     </w:tbl>
-    <w:p>
-      <w:pPr>
-        <w:spacing w:before="200" w:after="80"/>
-        <w:rPr>
-          <w:b/>
-          <w:bCs/>
-        </w:rPr>
-      </w:pPr>
-    </w:p>
     <w:p>
       <w:pPr>
         <w:rPr>
@@ -26509,10 +26848,10 @@
           <w:noProof/>
         </w:rPr>
         <w:drawing>
-          <wp:inline distT="0" distB="0" distL="0" distR="0" wp14:anchorId="4C98BCF9" wp14:editId="0CD48077">
-            <wp:extent cx="5855368" cy="2731121"/>
-            <wp:effectExtent l="0" t="0" r="0" b="0"/>
-            <wp:docPr id="953716860" name="Picture 3"/>
+          <wp:inline distT="0" distB="0" distL="0" distR="0" wp14:anchorId="559632F2" wp14:editId="5A288CDA">
+            <wp:extent cx="5731510" cy="2325370"/>
+            <wp:effectExtent l="0" t="0" r="2540" b="0"/>
+            <wp:docPr id="1746582839" name="Picture 3"/>
             <wp:cNvGraphicFramePr>
               <a:graphicFrameLocks xmlns:a="http://schemas.openxmlformats.org/drawingml/2006/main" noChangeAspect="1"/>
             </wp:cNvGraphicFramePr>
@@ -26520,7 +26859,7 @@
               <a:graphicData uri="http://schemas.openxmlformats.org/drawingml/2006/picture">
                 <pic:pic xmlns:pic="http://schemas.openxmlformats.org/drawingml/2006/picture">
                   <pic:nvPicPr>
-                    <pic:cNvPr id="953716860" name="Picture 953716860"/>
+                    <pic:cNvPr id="1746582839" name="Picture 1746582839"/>
                     <pic:cNvPicPr/>
                   </pic:nvPicPr>
                   <pic:blipFill>
@@ -26538,7 +26877,7 @@
                   <pic:spPr>
                     <a:xfrm>
                       <a:off x="0" y="0"/>
-                      <a:ext cx="5866500" cy="2736313"/>
+                      <a:ext cx="5731510" cy="2325370"/>
                     </a:xfrm>
                     <a:prstGeom prst="rect">
                       <a:avLst/>
@@ -27202,7 +27541,7 @@
                 <w:sz w:val="18"/>
                 <w:szCs w:val="18"/>
               </w:rPr>
-              <w:t>Bảng 8 (QL01): thời gian thao tác thu và ghi nhận COD trung bình 2–5 phút/đơn (phương án B); với ~74% thời gian của nhóm lấy hàng dồn vào một thao tác di chuyển (Bảng 16), năng suất bưu tá bị ảnh hưởng trực tiếp bởi các thao tác thủ công lặp lại nhiều lần/ngày</w:t>
+              <w:t>Bảng 8 (QL01): thời gian thao tác thu và ghi nhận COD trung bình 2–5 phút/đơn (phương án B); với thời gian của nhóm lấy hàng dồn vào một thao tác di chuyển (Bảng 16), năng suất bưu tá bị ảnh hưởng trực tiếp bởi các thao tác thủ công lặp lại nhiều lần/ngày</w:t>
             </w:r>
           </w:p>
         </w:tc>
@@ -27494,39 +27833,30 @@
                 <w:sz w:val="18"/>
                 <w:szCs w:val="18"/>
               </w:rPr>
-              <w:t xml:space="preserve">Bảng 8 (QL05): thời gian xử lý một khiếu nại đối soát trung bình trên 72 giờ (phương án C); với 20–50 khiếu nại/tuần (Bảng 11, QTL04) và chưa có SLA công khai, đây là khoảng trống minh bạch </w:t>
-            </w:r>
-            <w:r>
-              <w:rPr>
-                <w:sz w:val="18"/>
-                <w:szCs w:val="18"/>
-              </w:rPr>
-              <w:lastRenderedPageBreak/>
-              <w:t>nghiêm trọng nhất phát hiện trong khảo sát (xem thêm Bảng 21)</w:t>
-            </w:r>
-          </w:p>
-        </w:tc>
-        <w:tc>
-          <w:tcPr>
-            <w:tcW w:w="0" w:type="auto"/>
-            <w:tcMar>
-              <w:top w:w="60" w:type="dxa"/>
-              <w:left w:w="100" w:type="dxa"/>
-              <w:bottom w:w="60" w:type="dxa"/>
-              <w:right w:w="100" w:type="dxa"/>
-            </w:tcMar>
-            <w:vAlign w:val="center"/>
-          </w:tcPr>
-          <w:p>
-            <w:pPr>
-              <w:jc w:val="both"/>
-            </w:pPr>
-            <w:r>
-              <w:rPr>
-                <w:sz w:val="18"/>
-                <w:szCs w:val="18"/>
-              </w:rPr>
-              <w:lastRenderedPageBreak/>
+              <w:t>Bảng 8 (QL05): thời gian xử lý một khiếu nại đối soát trung bình trên 72 giờ (phương án C); với 20–50 khiếu nại/tuần (Bảng 11, QTL04) và chưa có SLA công khai, đây là khoảng trống minh bạch nghiêm trọng nhất phát hiện trong khảo sát (xem thêm Bảng 21)</w:t>
+            </w:r>
+          </w:p>
+        </w:tc>
+        <w:tc>
+          <w:tcPr>
+            <w:tcW w:w="0" w:type="auto"/>
+            <w:tcMar>
+              <w:top w:w="60" w:type="dxa"/>
+              <w:left w:w="100" w:type="dxa"/>
+              <w:bottom w:w="60" w:type="dxa"/>
+              <w:right w:w="100" w:type="dxa"/>
+            </w:tcMar>
+            <w:vAlign w:val="center"/>
+          </w:tcPr>
+          <w:p>
+            <w:pPr>
+              <w:jc w:val="both"/>
+            </w:pPr>
+            <w:r>
+              <w:rPr>
+                <w:sz w:val="18"/>
+                <w:szCs w:val="18"/>
+              </w:rPr>
               <w:t>Ảnh hưởng trải nghiệm khách hàng và tỷ lệ giữ chân khách hàng</w:t>
             </w:r>
           </w:p>
@@ -27553,6 +27883,7 @@
                 <w:sz w:val="18"/>
                 <w:szCs w:val="18"/>
               </w:rPr>
+              <w:lastRenderedPageBreak/>
               <w:t>Ban lãnh đạo Viettel Post</w:t>
             </w:r>
           </w:p>
@@ -28795,15 +29126,21 @@
                 <w:sz w:val="18"/>
                 <w:szCs w:val="18"/>
               </w:rPr>
-              <w:t xml:space="preserve">Vì sao nợ xấu COD tồn đọng lên tới hàng chục tỷ đồng (tính đến 31/3/2026)? Quy mô: chi phí tài chính +78% YoY, lợi nhuận sau thuế giảm 43,7% trong Quý I/2026 (PL-03). Tác nhân chịu ảnh </w:t>
-            </w:r>
-            <w:r>
-              <w:rPr>
-                <w:sz w:val="18"/>
-                <w:szCs w:val="18"/>
-              </w:rPr>
-              <w:lastRenderedPageBreak/>
-              <w:t>hưởng trực tiếp: Ban lãnh đạo Viettel Post (chịu trách nhiệm giải trình báo cáo tài chính hợp nhất) và Người gửi hàng (bị giữ vốn lưu động)</w:t>
+              <w:t xml:space="preserve">Vì sao nợ xấu COD tồn đọng lên tới hàng chục tỷ đồng (tính đến 31/3/2026)? Quy mô: chi phí tài chính +78% YoY, lợi nhuận sau thuế giảm 43,7% trong Quý I/2026 (PL-03). Tác nhân chịu ảnh hưởng trực tiếp: </w:t>
+            </w:r>
+            <w:r>
+              <w:rPr>
+                <w:sz w:val="18"/>
+                <w:szCs w:val="18"/>
+              </w:rPr>
+              <w:t>Bộ phận kế toán</w:t>
+            </w:r>
+            <w:r>
+              <w:rPr>
+                <w:sz w:val="18"/>
+                <w:szCs w:val="18"/>
+              </w:rPr>
+              <w:t xml:space="preserve"> (chịu trách nhiệm giải trình báo cáo tài chính hợp nhất) và Người gửi hàng (bị giữ vốn lưu động)</w:t>
             </w:r>
           </w:p>
         </w:tc>
@@ -28923,7 +29260,7 @@
                 <w:sz w:val="18"/>
               </w:rPr>
               <w:br/>
-              <w:t>Yếu tố đóng góp: Quy trình xác minh khiếu nại đối soát còn nhiều bước thủ công, không có SLA rõ ràng (ISS-02). Thời gian: trên 72 giờ/khiếu nại (Bảng 8, QL05); Quy mô: 20–50 khiếu nại/tuần (Bảng 11, QTL04) ⇒ ước tính 1.440–3.600 giờ-người/tuần chỉ riêng khâu CSKH (Bảng 22). Tác nhân: Bộ phận CSKH và Kế toán/Đối soát phối hợp xử lý (bước 23 và 20.3 trong Bảng 2) nhưng không có mốc SLA để đo lường hiệu quả phối hợp</w:t>
+              <w:t>Yếu tố đóng góp: Quy trình xác minh khiếu nại đối soát còn nhiều bước thủ công, không có SLA rõ ràng (ISS-02). Thời gian: trên 72 giờ/khiếu nại (Bảng 8, QL05); Quy mô: 20–50 khiếu nại/tuần (Bảng 11, QTL04) ⇒ ước tính 1.440–3.600 giờ-người/tuần chỉ riêng khâu CSKH (Bảng 22). Tác nhân: Bộ phận CSKH và Kế toán/Đối soát phối hợp xử lý (bước 21 (khiếu nại đơn hàng) và bước 26 (khiếu nại đối soát) trong Bảng 2) nhưng không có mốc SLA để đo lường hiệu quả phối hợp</w:t>
             </w:r>
           </w:p>
         </w:tc>
@@ -28976,7 +29313,19 @@
                 <w:sz w:val="18"/>
               </w:rPr>
               <w:br/>
-              <w:t>Yếu tố đóng góp: Hệ thống CNTT phục vụ đối soát COD chưa được đầu tư tự động hóa/tích hợp thời gian thực như khâu vận hành kho bãi. Số liệu đối chiếu: tỷ lệ sai sót kho tự động ~0% (PL-06, công nghệ chia chọn thông minh) trong khi đối soát vẫn thao tác thủ công với tỷ lệ lệch 3–7%/kỳ. Tác nhân: Bộ phận CNTT/Hệ thống Viettel Post đã triển khai tự động hóa cho Bưu cục (bước 3–4 và 9–12, Bảng 2) nhưng chưa triển khai tương đương cho Kế toán/Đối soát (bước 20–21)</w:t>
+              <w:t xml:space="preserve">Yếu tố đóng góp: Hệ thống CNTT phục vụ đối soát COD chưa được đầu tư tự động hóa/tích hợp thời gian thực như khâu vận hành kho bãi. Số liệu đối chiếu: tỷ lệ sai sót kho tự động ~0% (PL-06, công nghệ chia chọn thông minh) trong khi đối soát vẫn thao tác thủ công với tỷ lệ lệch 3–7%/kỳ. Tác nhân: </w:t>
+            </w:r>
+            <w:r>
+              <w:rPr>
+                <w:sz w:val="18"/>
+              </w:rPr>
+              <w:t>Bưu cục</w:t>
+            </w:r>
+            <w:r>
+              <w:rPr>
+                <w:sz w:val="18"/>
+              </w:rPr>
+              <w:t xml:space="preserve"> Viettel Post đã triển khai tự động hóa cho Bưu cục (bước 3–4 và 9–12, Bảng 2) nhưng chưa triển khai tương đương cho Kế toán/Đối soát (bước 20–21)</w:t>
             </w:r>
           </w:p>
         </w:tc>
@@ -29042,7 +29391,7 @@
                 <w:sz w:val="18"/>
                 <w:szCs w:val="18"/>
               </w:rPr>
-              <w:t>Yếu tố đóng góp: Nguồn lực đầu tư công nghệ giai đoạn qua tập trung vào vận hành vật lý (kho, chia chọn) – nơi ROI đo lường được ngay bằng công suất xử lý (4 triệu bưu phẩm/ngày, PL-04/PL-06). Số liệu đối chiếu: công suất kho tăng 40% (PL-06) trong khi không có chỉ số cải thiện tương ứng công bố cho khâu đối soát COD. Tác nhân: Ban lãnh đạo/Quản lý vận hành COD là nơi ra quyết định phân bổ ngân sách công nghệ giữa 2 mảng</w:t>
+              <w:t xml:space="preserve">Yếu tố đóng góp: Nguồn lực đầu tư công nghệ giai đoạn qua tập trung vào vận hành vật lý (kho, chia chọn) – nơi ROI đo lường được ngay bằng công suất xử lý (4 triệu bưu phẩm/ngày, PL-04/PL-06). Số liệu đối chiếu: công suất kho tăng 40% (PL-06) trong khi không có chỉ số cải thiện tương ứng công bố cho khâu đối soát COD. </w:t>
             </w:r>
           </w:p>
         </w:tc>
@@ -29117,7 +29466,6 @@
     <w:p>
       <w:pPr>
         <w:spacing w:after="200"/>
-        <w:jc w:val="center"/>
         <w:rPr>
           <w:i/>
           <w:iCs/>
@@ -29167,7 +29515,7 @@
           <w:szCs w:val="18"/>
         </w:rPr>
         <w:drawing>
-          <wp:inline distT="0" distB="0" distL="0" distR="0" wp14:anchorId="10B07FE1" wp14:editId="2F1AA1A0">
+          <wp:inline distT="0" distB="0" distL="0" distR="0" wp14:anchorId="10B07FE1" wp14:editId="220FB6FC">
             <wp:extent cx="5731510" cy="1971675"/>
             <wp:effectExtent l="0" t="0" r="2540" b="9525"/>
             <wp:docPr id="489833953" name="Picture 6"/>
@@ -29256,7 +29604,6 @@
           <w:sz w:val="20"/>
           <w:szCs w:val="20"/>
         </w:rPr>
-        <w:lastRenderedPageBreak/>
         <w:t xml:space="preserve">Giải pháp đề xuất: </w:t>
       </w:r>
       <w:r>
@@ -29273,6 +29620,7 @@
         <w:spacing w:before="280" w:after="120"/>
       </w:pPr>
       <w:r>
+        <w:lastRenderedPageBreak/>
         <w:t>4.2. Phân tích định lượng</w:t>
       </w:r>
     </w:p>
@@ -29287,15 +29635,25 @@
     </w:p>
     <w:p>
       <w:pPr>
-        <w:spacing w:after="160"/>
-        <w:jc w:val="both"/>
+        <w:spacing w:before="200" w:after="80"/>
+        <w:rPr>
+          <w:sz w:val="20"/>
+        </w:rPr>
       </w:pPr>
       <w:r>
         <w:rPr>
           <w:sz w:val="20"/>
         </w:rPr>
-        <w:t>Giả định đo lường dựa trên sơ đồ BPMN chuẩn v06 (Bảng 2, 23 bước chính) và dữ liệu phỏng vấn tại Bảng 8/Bảng 11: tổng thời gian xử lý (PT) kỳ vọng ≈ 111,35 phút (≈1,86 giờ), tổng thời gian chờ (WT) trên nhánh chính = 111 giờ (xem Bảng 20). Chu kỳ (CT = PT + WT) ≈ 112,86 giờ ≈ 4,70 ngày — thấp hơn nhẹ khung 5–7 ngày công bố tại PL-02 (mô hình happy-path lý thuyết, thực tế còn chịu thêm độ trễ hàng đợi/theo lô). Hiệu suất chu trình (C</w:t>
+        <w:t>Giả định đo lường dựa trên sơ đồ BPMN (Bảng 2, 29 bước chính) và dữ liệu phỏng vấn tại Bảng 8/Bảng 11. Tính theo tổng thời gian xử lý (PT) ≈ 112,6 phút (≈1,88 giờ)</w:t>
       </w:r>
+    </w:p>
+    <w:p>
+      <w:pPr>
+        <w:spacing w:before="200" w:after="80"/>
+        <w:rPr>
+          <w:sz w:val="20"/>
+        </w:rPr>
+      </w:pPr>
       <w:r>
         <w:rPr>
           <w:sz w:val="20"/>
@@ -29306,7 +29664,35 @@
         <w:rPr>
           <w:sz w:val="20"/>
         </w:rPr>
-        <w:t>E = PT/CT × 100%) ≈ 1,64%, cho thấy hơn 98% thời gian của quy trình COD là thời gian chờ chứ không phải xử lý thực chất. Tỷ lệ xử lý đúng ngay lần đầu (FTR) = 92% × 95% = 87,4% (xem Bảng 21). Với 12,6% đơn còn lại rơi vào nhánh ngoại lệ (hoàn hàng ~8% hoặc khiếu nại đối soát ~5%), CT thực tế dài hơn đáng kể (xem 2 dòng cuối Bảng 20).</w:t>
+        <w:t xml:space="preserve">ổng thời gian chờ (WT) trên nhánh chính = 111 giờ (xem Bảng 20). </w:t>
+      </w:r>
+    </w:p>
+    <w:p>
+      <w:pPr>
+        <w:spacing w:before="200" w:after="80"/>
+        <w:rPr>
+          <w:sz w:val="20"/>
+        </w:rPr>
+      </w:pPr>
+      <w:r>
+        <w:rPr>
+          <w:sz w:val="20"/>
+        </w:rPr>
+        <w:t xml:space="preserve">Khi đó PT kỳ vọng ≈ 106,74 phút (≈1,78 giờ), WT kỳ vọng ≈ 110,07 giờ, Chu kỳ (CT = PT + WT) ≈ 111,85 giờ ≈ 4,66 ngày — thấp hơn nhẹ khung 5–7 ngày công bố tại PL-02. Hiệu suất chu trình (CTE = PT/CT × 100%) ≈ 1,59%, cho thấy hơn 98% thời gian của quy trình COD là thời gian chờ chứ không phải xử lý thực chất. </w:t>
+      </w:r>
+    </w:p>
+    <w:p>
+      <w:pPr>
+        <w:spacing w:before="200" w:after="80"/>
+        <w:rPr>
+          <w:sz w:val="20"/>
+        </w:rPr>
+      </w:pPr>
+      <w:r>
+        <w:rPr>
+          <w:sz w:val="20"/>
+        </w:rPr>
+        <w:t>Tỷ lệ xử lý đúng ngay lần đầu (FTR) = 95% × 92% × 95% ≈ 83,03% (xem Bảng 21). Với ≈17% đơn còn lại rơi vào nhánh ngoại lệ (không liên hệ được ~5%, không đạt yêu cầu ~8%, lệch đối soát ~5%), CT thực tế của các đơn này dài hơn đáng kể (xem công thức và 2 dòng cuối Bảng 20).</w:t>
       </w:r>
     </w:p>
     <w:p>
@@ -29522,7 +29908,7 @@
               <w:rPr>
                 <w:sz w:val="18"/>
               </w:rPr>
-              <w:t>Hoạt động tự phục vụ của khách hàng trước khi đơn vào hệ thống vận hành nội bộ — không tính vào PT (quy ước chuẩn khi đo PT nội bộ)</w:t>
+              <w:t>Tự phục vụ trước khi vào hệ thống nội bộ</w:t>
             </w:r>
           </w:p>
         </w:tc>
@@ -29589,7 +29975,7 @@
               <w:rPr>
                 <w:sz w:val="18"/>
               </w:rPr>
-              <w:t>PT = 3+3 phút (2 hoạt động xử lý dữ liệu ban đầu, thực hiện ngay khi đơn vào hệ thống, trước khi điều bưu tá đi lấy hàng)</w:t>
+              <w:t>PT = 3+3 phút</w:t>
             </w:r>
           </w:p>
         </w:tc>
@@ -29604,7 +29990,7 @@
               <w:rPr>
                 <w:sz w:val="18"/>
               </w:rPr>
-              <w:t>Người Lấy Hàng — Tiếp nhận, xác nhận, liên hệ người gửi, vận chuyển về bưu cục (bước 5–8)</w:t>
+              <w:t>Người Lấy Hàng — Xác nhận, liên hệ, vận chuyển về bưu cục (bước 5–8)</w:t>
             </w:r>
           </w:p>
         </w:tc>
@@ -29617,7 +30003,13 @@
               <w:rPr>
                 <w:sz w:val="18"/>
               </w:rPr>
-              <w:t>27</w:t>
+              <w:t>2</w:t>
+            </w:r>
+            <w:r>
+              <w:rPr>
+                <w:sz w:val="18"/>
+              </w:rPr>
+              <w:t>4</w:t>
             </w:r>
           </w:p>
         </w:tc>
@@ -29656,19 +30048,7 @@
               <w:rPr>
                 <w:sz w:val="18"/>
               </w:rPr>
-              <w:t>PT = 3+2+2+20 phút</w:t>
-            </w:r>
-            <w:r>
-              <w:rPr>
-                <w:sz w:val="18"/>
-              </w:rPr>
-              <w:t>.</w:t>
-            </w:r>
-            <w:r>
-              <w:rPr>
-                <w:sz w:val="18"/>
-              </w:rPr>
-              <w:t>20 phút vận chuyển về bưu cục là thao tác di chuyển có phát sinh nhân công (waste Motion), không phải thời gian chờ</w:t>
+              <w:t>PT = 2+2+0+20 phút.</w:t>
             </w:r>
           </w:p>
         </w:tc>
@@ -29735,7 +30115,19 @@
               <w:rPr>
                 <w:sz w:val="18"/>
               </w:rPr>
-              <w:t>PT = 5+0+0+5 phút (2 hoạt động xử lý dữ liệu; bước 10, 11 không phát sinh PT riêng). WT = 10 giờ chờ gom hàng (bước 9) + 2 giờ chờ phân công vận chuyển (bước 10) + 27 giờ tại bước 11 [3 giờ xử lý/bốc dỡ tại trung tâm trung chuyển + 24 giờ vận chuyển liên trung tâm (line-haul) theo SLA nội tỉnh 1–2 ngày, cận dưới]</w:t>
+              <w:t>PT=5+0+0+5. WT=10h(gom hàng)+2h(phân công)+27h</w:t>
+            </w:r>
+            <w:r>
+              <w:rPr>
+                <w:sz w:val="18"/>
+              </w:rPr>
+              <w:t xml:space="preserve"> </w:t>
+            </w:r>
+            <w:r>
+              <w:rPr>
+                <w:sz w:val="18"/>
+              </w:rPr>
+              <w:t>(bước 11: 3h xử lý hub+24h vận chuyển liên trung tâm)</w:t>
             </w:r>
           </w:p>
         </w:tc>
@@ -29750,7 +30142,7 @@
               <w:rPr>
                 <w:sz w:val="18"/>
               </w:rPr>
-              <w:t>Người Giao Hàng — Nhận đơn, giao hàng, thu tiền COD, hoàn tất chứng từ (bước 13–17)</w:t>
+              <w:t>Người Giao Hàng — Vận chuyển, liên hệ, giao hàng (bước 13–14)</w:t>
             </w:r>
           </w:p>
         </w:tc>
@@ -29763,7 +30155,13 @@
               <w:rPr>
                 <w:sz w:val="18"/>
               </w:rPr>
-              <w:t>37,65</w:t>
+              <w:t>1</w:t>
+            </w:r>
+            <w:r>
+              <w:rPr>
+                <w:sz w:val="18"/>
+              </w:rPr>
+              <w:t>2</w:t>
             </w:r>
           </w:p>
         </w:tc>
@@ -29802,7 +30200,7 @@
               <w:rPr>
                 <w:sz w:val="18"/>
               </w:rPr>
-              <w:t>PT = 2+30+2+1,65 (kỳ vọng thanh toán: 35% banking×1p + 65% tiền mặt×2p)+2 phút</w:t>
+              <w:t>PT=12</w:t>
             </w:r>
           </w:p>
         </w:tc>
@@ -29817,7 +30215,7 @@
               <w:rPr>
                 <w:sz w:val="18"/>
               </w:rPr>
-              <w:t>Người nhận — Nhận, kiểm tra hàng (bước 15, nhánh 15.1/15.2)</w:t>
+              <w:t>Nhánh ngoại lệ — Không liên hệ được khách (bước 13, Gateway, ~5%)</w:t>
             </w:r>
           </w:p>
         </w:tc>
@@ -29830,7 +30228,7 @@
               <w:rPr>
                 <w:sz w:val="18"/>
               </w:rPr>
-              <w:t>Không tính</w:t>
+              <w:t>0</w:t>
             </w:r>
           </w:p>
         </w:tc>
@@ -29856,7 +30254,7 @@
               <w:rPr>
                 <w:sz w:val="18"/>
               </w:rPr>
-              <w:t>giờ (WT, nhánh ~8%)</w:t>
+              <w:t>phút (PT) / giờ (WT, nhánh)</w:t>
             </w:r>
           </w:p>
         </w:tc>
@@ -29869,7 +30267,7 @@
               <w:rPr>
                 <w:sz w:val="18"/>
               </w:rPr>
-              <w:t>PT là thời gian cá nhân khách hàng. Nếu rơi vào nhánh 15.2 “Đơn hàng không đạt yêu cầu” (~8% số đơn, Bảng 21) phát sinh WT xử lý hoàn hàng</w:t>
+              <w:t>hoàn hàng do không liên hệ được (giả định 5%)</w:t>
             </w:r>
           </w:p>
         </w:tc>
@@ -29884,7 +30282,7 @@
               <w:rPr>
                 <w:sz w:val="18"/>
               </w:rPr>
-              <w:t>Bưu cục — Tiếp nhận chứng từ, cập nhật kết quả giao hàng (bước 18–19)</w:t>
+              <w:t>Người nhận — Kiểm tra đơn hàng (bước 15)</w:t>
             </w:r>
           </w:p>
         </w:tc>
@@ -29897,7 +30295,7 @@
               <w:rPr>
                 <w:sz w:val="18"/>
               </w:rPr>
-              <w:t>5,95</w:t>
+              <w:t>2</w:t>
             </w:r>
           </w:p>
         </w:tc>
@@ -29910,7 +30308,7 @@
               <w:rPr>
                 <w:sz w:val="18"/>
               </w:rPr>
-              <w:t>24</w:t>
+              <w:t>0</w:t>
             </w:r>
           </w:p>
         </w:tc>
@@ -29923,7 +30321,7 @@
               <w:rPr>
                 <w:sz w:val="18"/>
               </w:rPr>
-              <w:t>phút (PT) / giờ (WT)</w:t>
+              <w:t>phút</w:t>
             </w:r>
           </w:p>
         </w:tc>
@@ -29936,7 +30334,7 @@
               <w:rPr>
                 <w:sz w:val="18"/>
               </w:rPr>
-              <w:t>PT = 3×65%+2+2 phút. WT = 24 giờ chờ nộp phí COD &amp; chứng từ cho kế toán (SLA nội bộ, Bảng 8 QL06)</w:t>
+              <w:t>*Thời gian tương tác từ phía người giao. Gateway: đạt yêu cầu không?</w:t>
             </w:r>
           </w:p>
         </w:tc>
@@ -29951,7 +30349,19 @@
               <w:rPr>
                 <w:sz w:val="18"/>
               </w:rPr>
-              <w:t>Kế toán — Xác nhận, kiểm soát dữ liệu, đối soát/đối chiếu, theo dõi xử lý, xác nhận số tiền (bước 20–21)</w:t>
+              <w:t>Nhánh ngoại lệ — Không đạt yêu cầu, hủy nhận (bước 16, ~</w:t>
+            </w:r>
+            <w:r>
+              <w:rPr>
+                <w:sz w:val="18"/>
+              </w:rPr>
+              <w:t>8</w:t>
+            </w:r>
+            <w:r>
+              <w:rPr>
+                <w:sz w:val="18"/>
+              </w:rPr>
+              <w:t>%)</w:t>
             </w:r>
           </w:p>
         </w:tc>
@@ -29964,7 +30374,7 @@
               <w:rPr>
                 <w:sz w:val="18"/>
               </w:rPr>
-              <w:t>22</w:t>
+              <w:t>2</w:t>
             </w:r>
           </w:p>
         </w:tc>
@@ -29976,8 +30386,9 @@
             <w:r>
               <w:rPr>
                 <w:sz w:val="18"/>
-              </w:rPr>
-              <w:t>24 (cơ sở)</w:t>
+                <w:szCs w:val="18"/>
+              </w:rPr>
+              <w:t>0</w:t>
             </w:r>
           </w:p>
         </w:tc>
@@ -29990,7 +30401,7 @@
               <w:rPr>
                 <w:sz w:val="18"/>
               </w:rPr>
-              <w:t>phút (PT) / giờ (WT)</w:t>
+              <w:t>phút (PT) / giờ (WT, nhánh)</w:t>
             </w:r>
           </w:p>
         </w:tc>
@@ -30003,7 +30414,19 @@
               <w:rPr>
                 <w:sz w:val="18"/>
               </w:rPr>
-              <w:t>PT = 5+3+5+4+5 phút. WT cơ sở = 24 giờ chờ kỳ đối soát cố định, khớp lịch đối soát 3 lần/tuần (mục 2.1.2). Nếu phát sinh lệch số liệu (~5%, Bảng 8 QL02): cộng thêm &gt;72 giờ (dòng khiếu nại bên dưới)</w:t>
+              <w:t xml:space="preserve">hoàn hàng do không đạt yêu cầu (giả định </w:t>
+            </w:r>
+            <w:r>
+              <w:rPr>
+                <w:sz w:val="18"/>
+              </w:rPr>
+              <w:t>8</w:t>
+            </w:r>
+            <w:r>
+              <w:rPr>
+                <w:sz w:val="18"/>
+              </w:rPr>
+              <w:t>%)</w:t>
             </w:r>
           </w:p>
         </w:tc>
@@ -30018,7 +30441,7 @@
               <w:rPr>
                 <w:sz w:val="18"/>
               </w:rPr>
-              <w:t>Đóng vòng lặp &amp; chuyển khoản hoàn tất cho người gửi (bước 22)</w:t>
+              <w:t>Người Giao Hàng — Thu tiền COD, chứng từ (bước 18–19)</w:t>
             </w:r>
           </w:p>
         </w:tc>
@@ -30031,7 +30454,7 @@
               <w:rPr>
                 <w:sz w:val="18"/>
               </w:rPr>
-              <w:t>2 (ước tính)</w:t>
+              <w:t>5,65</w:t>
             </w:r>
           </w:p>
         </w:tc>
@@ -30044,7 +30467,7 @@
               <w:rPr>
                 <w:sz w:val="18"/>
               </w:rPr>
-              <w:t>24 (ước tính)</w:t>
+              <w:t>0</w:t>
             </w:r>
           </w:p>
         </w:tc>
@@ -30057,7 +30480,7 @@
               <w:rPr>
                 <w:sz w:val="18"/>
               </w:rPr>
-              <w:t>phút (PT) / giờ (WT)</w:t>
+              <w:t>phút</w:t>
             </w:r>
           </w:p>
         </w:tc>
@@ -30070,7 +30493,7 @@
               <w:rPr>
                 <w:sz w:val="18"/>
               </w:rPr>
-              <w:t>PT ước tính 1 phút/bước cho 2 bước xác nhận tự động (hệ thống + thông báo người gửi). WT = 24 giờ ước tính thời gian ngân hàng xử lý chuyển khoản trước khi người gửi nhận thông báo hoàn tất</w:t>
+              <w:t>PT=1,65(kỳ vọng thu tiền)+4(gộp tiếp nhận chứng từ+cập nhật kết quả)</w:t>
             </w:r>
           </w:p>
         </w:tc>
@@ -30085,7 +30508,7 @@
               <w:rPr>
                 <w:sz w:val="18"/>
               </w:rPr>
-              <w:t>CSKH — Theo dõi và xử lý khiếu nại đối soát (bước 23, nhánh ~5%, kỳ vọng)</w:t>
+              <w:t>Bưu cục — Tổng hợp thông tin đơn hàng (bước 20)</w:t>
             </w:r>
           </w:p>
         </w:tc>
@@ -30098,7 +30521,7 @@
               <w:rPr>
                 <w:sz w:val="18"/>
               </w:rPr>
-              <w:t>0,75 (kỳ vọng)</w:t>
+              <w:t>5,95</w:t>
             </w:r>
           </w:p>
         </w:tc>
@@ -30111,7 +30534,7 @@
               <w:rPr>
                 <w:sz w:val="18"/>
               </w:rPr>
-              <w:t>72 (nhánh ~5%)</w:t>
+              <w:t>24</w:t>
             </w:r>
           </w:p>
         </w:tc>
@@ -30132,14 +30555,7 @@
           <w:tcPr>
             <w:tcW w:w="4516" w:type="dxa"/>
           </w:tcPr>
-          <w:p>
-            <w:r>
-              <w:rPr>
-                <w:sz w:val="18"/>
-              </w:rPr>
-              <w:t>PT kỳ vọng = 15 phút × 5% xác suất phát sinh. WT = &gt;72 giờ xử lý khiếu nại (Bảng 8, QL05)</w:t>
-            </w:r>
-          </w:p>
+          <w:p/>
         </w:tc>
       </w:tr>
       <w:tr>
@@ -30150,11 +30566,9 @@
           <w:p>
             <w:r>
               <w:rPr>
-                <w:b/>
-                <w:sz w:val="18"/>
-              </w:rPr>
-              <w:lastRenderedPageBreak/>
-              <w:t>Tổng PT (nhánh chính, kỳ vọng)</w:t>
+                <w:sz w:val="18"/>
+              </w:rPr>
+              <w:t>Nhánh ngoại lệ — Khiếu nại đơn hàng (bước 21g)</w:t>
             </w:r>
           </w:p>
         </w:tc>
@@ -30165,10 +30579,10 @@
           <w:p>
             <w:r>
               <w:rPr>
-                <w:b/>
-                <w:sz w:val="18"/>
-              </w:rPr>
-              <w:t>111,35 phút ≈ 1,86 giờ</w:t>
+                <w:sz w:val="18"/>
+                <w:szCs w:val="18"/>
+              </w:rPr>
+              <w:t>15</w:t>
             </w:r>
           </w:p>
         </w:tc>
@@ -30179,10 +30593,9 @@
           <w:p>
             <w:r>
               <w:rPr>
-                <w:b/>
-                <w:sz w:val="18"/>
-              </w:rPr>
-              <w:t>—</w:t>
+                <w:sz w:val="18"/>
+              </w:rPr>
+              <w:t>0</w:t>
             </w:r>
           </w:p>
         </w:tc>
@@ -30193,10 +30606,9 @@
           <w:p>
             <w:r>
               <w:rPr>
-                <w:b/>
-                <w:sz w:val="18"/>
-              </w:rPr>
-              <w:t>phút / giờ</w:t>
+                <w:sz w:val="18"/>
+              </w:rPr>
+              <w:t>phút (PT) / giờ (WT)</w:t>
             </w:r>
           </w:p>
         </w:tc>
@@ -30204,14 +30616,7 @@
           <w:tcPr>
             <w:tcW w:w="4516" w:type="dxa"/>
           </w:tcPr>
-          <w:p>
-            <w:r>
-              <w:rPr>
-                <w:sz w:val="18"/>
-              </w:rPr>
-              <w:t>= tổng PT các dòng liên quan (không gồm dòng Người gửi và Người nhận — không tính PT cá nhân khách hàng)</w:t>
-            </w:r>
-          </w:p>
+          <w:p/>
         </w:tc>
       </w:tr>
       <w:tr>
@@ -30222,10 +30627,28 @@
           <w:p>
             <w:r>
               <w:rPr>
-                <w:b/>
-                <w:sz w:val="18"/>
-              </w:rPr>
-              <w:t>Tổng WT (nhánh chính, chưa gồm 2 trường hợp ngoại lệ)</w:t>
+                <w:sz w:val="18"/>
+              </w:rPr>
+              <w:t xml:space="preserve">Người Giao Hàng — Hoàn tất chứng từ </w:t>
+            </w:r>
+            <w:r>
+              <w:rPr>
+                <w:sz w:val="18"/>
+              </w:rPr>
+              <w:lastRenderedPageBreak/>
+              <w:t>(bước 22, nhánh không khiếu nại ~9</w:t>
+            </w:r>
+            <w:r>
+              <w:rPr>
+                <w:sz w:val="18"/>
+              </w:rPr>
+              <w:t>2</w:t>
+            </w:r>
+            <w:r>
+              <w:rPr>
+                <w:sz w:val="18"/>
+              </w:rPr>
+              <w:t>%)</w:t>
             </w:r>
           </w:p>
         </w:tc>
@@ -30236,10 +30659,10 @@
           <w:p>
             <w:r>
               <w:rPr>
-                <w:b/>
-                <w:sz w:val="18"/>
-              </w:rPr>
-              <w:t>—</w:t>
+                <w:sz w:val="18"/>
+              </w:rPr>
+              <w:lastRenderedPageBreak/>
+              <w:t>2</w:t>
             </w:r>
           </w:p>
         </w:tc>
@@ -30250,10 +30673,9 @@
           <w:p>
             <w:r>
               <w:rPr>
-                <w:b/>
-                <w:sz w:val="18"/>
-              </w:rPr>
-              <w:t>111 giờ</w:t>
+                <w:sz w:val="18"/>
+              </w:rPr>
+              <w:t>0</w:t>
             </w:r>
           </w:p>
         </w:tc>
@@ -30264,10 +30686,9 @@
           <w:p>
             <w:r>
               <w:rPr>
-                <w:b/>
-                <w:sz w:val="18"/>
-              </w:rPr>
-              <w:t>giờ</w:t>
+                <w:sz w:val="18"/>
+              </w:rPr>
+              <w:t>phút</w:t>
             </w:r>
           </w:p>
         </w:tc>
@@ -30275,14 +30696,7 @@
           <w:tcPr>
             <w:tcW w:w="4516" w:type="dxa"/>
           </w:tcPr>
-          <w:p>
-            <w:r>
-              <w:rPr>
-                <w:sz w:val="18"/>
-              </w:rPr>
-              <w:t>= 0 (bước 3–4) + 0 (bước 5–8) + 39 (bước 9–12) + 24 (bước 18–19) + 24 (Kế toán, phần cơ sở) + 24 (đóng vòng lặp/chuyển khoản, bước 22)</w:t>
-            </w:r>
-          </w:p>
+          <w:p/>
         </w:tc>
       </w:tr>
       <w:tr>
@@ -30293,24 +30707,377 @@
           <w:p>
             <w:r>
               <w:rPr>
+                <w:sz w:val="18"/>
+              </w:rPr>
+              <w:t>Kế toán — Xác nhận, kiểm soát, đối soát (bước 23–24)</w:t>
+            </w:r>
+          </w:p>
+        </w:tc>
+        <w:tc>
+          <w:tcPr>
+            <w:tcW w:w="927" w:type="dxa"/>
+          </w:tcPr>
+          <w:p>
+            <w:r>
+              <w:rPr>
+                <w:sz w:val="18"/>
+              </w:rPr>
+              <w:t>13</w:t>
+            </w:r>
+          </w:p>
+        </w:tc>
+        <w:tc>
+          <w:tcPr>
+            <w:tcW w:w="886" w:type="dxa"/>
+          </w:tcPr>
+          <w:p>
+            <w:r>
+              <w:rPr>
+                <w:sz w:val="18"/>
+              </w:rPr>
+              <w:t>—</w:t>
+            </w:r>
+          </w:p>
+        </w:tc>
+        <w:tc>
+          <w:tcPr>
+            <w:tcW w:w="856" w:type="dxa"/>
+          </w:tcPr>
+          <w:p>
+            <w:r>
+              <w:rPr>
+                <w:sz w:val="18"/>
+              </w:rPr>
+              <w:t>phút</w:t>
+            </w:r>
+          </w:p>
+        </w:tc>
+        <w:tc>
+          <w:tcPr>
+            <w:tcW w:w="4516" w:type="dxa"/>
+          </w:tcPr>
+          <w:p>
+            <w:r>
+              <w:rPr>
+                <w:sz w:val="18"/>
+              </w:rPr>
+              <w:t xml:space="preserve">PT=5+3+5 </w:t>
+            </w:r>
+          </w:p>
+        </w:tc>
+      </w:tr>
+      <w:tr>
+        <w:tc>
+          <w:tcPr>
+            <w:tcW w:w="1831" w:type="dxa"/>
+          </w:tcPr>
+          <w:p>
+            <w:r>
+              <w:rPr>
+                <w:sz w:val="18"/>
+              </w:rPr>
+              <w:t>Nhánh ngoại lệ — Lệch số liệu đối soát (bước 26, ~5%)</w:t>
+            </w:r>
+          </w:p>
+        </w:tc>
+        <w:tc>
+          <w:tcPr>
+            <w:tcW w:w="927" w:type="dxa"/>
+          </w:tcPr>
+          <w:p>
+            <w:r>
+              <w:rPr>
+                <w:sz w:val="18"/>
+              </w:rPr>
+              <w:t>4</w:t>
+            </w:r>
+          </w:p>
+        </w:tc>
+        <w:tc>
+          <w:tcPr>
+            <w:tcW w:w="886" w:type="dxa"/>
+          </w:tcPr>
+          <w:p>
+            <w:r>
+              <w:rPr>
+                <w:sz w:val="18"/>
+              </w:rPr>
+              <w:t>72 (nhánh)</w:t>
+            </w:r>
+          </w:p>
+        </w:tc>
+        <w:tc>
+          <w:tcPr>
+            <w:tcW w:w="856" w:type="dxa"/>
+          </w:tcPr>
+          <w:p>
+            <w:r>
+              <w:rPr>
+                <w:sz w:val="18"/>
+              </w:rPr>
+              <w:t>phút (PT) / giờ (WT)</w:t>
+            </w:r>
+          </w:p>
+        </w:tc>
+        <w:tc>
+          <w:tcPr>
+            <w:tcW w:w="4516" w:type="dxa"/>
+          </w:tcPr>
+          <w:p>
+            <w:r>
+              <w:rPr>
+                <w:sz w:val="18"/>
+              </w:rPr>
+              <w:t xml:space="preserve">WT </w:t>
+            </w:r>
+            <w:r>
+              <w:rPr>
+                <w:sz w:val="18"/>
+              </w:rPr>
+              <w:t>&gt;72 giờ xử lý (Bảng 8 QL05)</w:t>
+            </w:r>
+          </w:p>
+        </w:tc>
+      </w:tr>
+      <w:tr>
+        <w:tc>
+          <w:tcPr>
+            <w:tcW w:w="1831" w:type="dxa"/>
+          </w:tcPr>
+          <w:p>
+            <w:r>
+              <w:rPr>
+                <w:sz w:val="18"/>
+              </w:rPr>
+              <w:t>Kế toán — Xác nhận số tiền, chuyển khoản (bước 25, 27)</w:t>
+            </w:r>
+          </w:p>
+        </w:tc>
+        <w:tc>
+          <w:tcPr>
+            <w:tcW w:w="927" w:type="dxa"/>
+          </w:tcPr>
+          <w:p>
+            <w:r>
+              <w:rPr>
+                <w:sz w:val="18"/>
+              </w:rPr>
+              <w:t>10</w:t>
+            </w:r>
+          </w:p>
+        </w:tc>
+        <w:tc>
+          <w:tcPr>
+            <w:tcW w:w="886" w:type="dxa"/>
+          </w:tcPr>
+          <w:p>
+            <w:r>
+              <w:rPr>
+                <w:sz w:val="20"/>
+                <w:szCs w:val="20"/>
+              </w:rPr>
+              <w:t>24</w:t>
+            </w:r>
+          </w:p>
+        </w:tc>
+        <w:tc>
+          <w:tcPr>
+            <w:tcW w:w="856" w:type="dxa"/>
+          </w:tcPr>
+          <w:p>
+            <w:r>
+              <w:rPr>
+                <w:sz w:val="18"/>
+              </w:rPr>
+              <w:t>phút (PT) / giờ (WT)</w:t>
+            </w:r>
+          </w:p>
+        </w:tc>
+        <w:tc>
+          <w:tcPr>
+            <w:tcW w:w="4516" w:type="dxa"/>
+          </w:tcPr>
+          <w:p>
+            <w:r>
+              <w:rPr>
+                <w:sz w:val="18"/>
+              </w:rPr>
+              <w:t xml:space="preserve">PT=5+5. WT chờ kỳ đối soát cố định (3 lần/tuần), gắn với bước 25 </w:t>
+            </w:r>
+          </w:p>
+        </w:tc>
+      </w:tr>
+      <w:tr>
+        <w:tc>
+          <w:tcPr>
+            <w:tcW w:w="1831" w:type="dxa"/>
+          </w:tcPr>
+          <w:p>
+            <w:r>
+              <w:rPr>
+                <w:sz w:val="18"/>
+              </w:rPr>
+              <w:t>Bưu cục (bước 28)</w:t>
+            </w:r>
+          </w:p>
+        </w:tc>
+        <w:tc>
+          <w:tcPr>
+            <w:tcW w:w="927" w:type="dxa"/>
+          </w:tcPr>
+          <w:p>
+            <w:r>
+              <w:rPr>
+                <w:sz w:val="18"/>
+              </w:rPr>
+              <w:t>2</w:t>
+            </w:r>
+          </w:p>
+        </w:tc>
+        <w:tc>
+          <w:tcPr>
+            <w:tcW w:w="886" w:type="dxa"/>
+          </w:tcPr>
+          <w:p>
+            <w:r>
+              <w:rPr>
+                <w:sz w:val="18"/>
+              </w:rPr>
+              <w:t>24 (cơ sở)</w:t>
+            </w:r>
+          </w:p>
+        </w:tc>
+        <w:tc>
+          <w:tcPr>
+            <w:tcW w:w="856" w:type="dxa"/>
+          </w:tcPr>
+          <w:p>
+            <w:r>
+              <w:rPr>
+                <w:sz w:val="18"/>
+              </w:rPr>
+              <w:t>phút (PT) / giờ (WT)</w:t>
+            </w:r>
+          </w:p>
+        </w:tc>
+        <w:tc>
+          <w:tcPr>
+            <w:tcW w:w="4516" w:type="dxa"/>
+          </w:tcPr>
+          <w:p/>
+        </w:tc>
+      </w:tr>
+      <w:tr>
+        <w:tc>
+          <w:tcPr>
+            <w:tcW w:w="1831" w:type="dxa"/>
+          </w:tcPr>
+          <w:p>
+            <w:r>
+              <w:rPr>
                 <w:b/>
                 <w:sz w:val="18"/>
               </w:rPr>
-              <w:t>CT — Cycle Time (nhánh chính) / C</w:t>
-            </w:r>
+              <w:t>Tổng PT (nhánh chính, không trọng số)</w:t>
+            </w:r>
+          </w:p>
+        </w:tc>
+        <w:tc>
+          <w:tcPr>
+            <w:tcW w:w="927" w:type="dxa"/>
+          </w:tcPr>
+          <w:p>
             <w:r>
               <w:rPr>
                 <w:b/>
                 <w:sz w:val="18"/>
               </w:rPr>
-              <w:t>T</w:t>
+              <w:t>1</w:t>
             </w:r>
             <w:r>
               <w:rPr>
                 <w:b/>
                 <w:sz w:val="18"/>
               </w:rPr>
-              <w:t>E / FTR</w:t>
+              <w:t>12</w:t>
+            </w:r>
+            <w:r>
+              <w:rPr>
+                <w:b/>
+                <w:sz w:val="18"/>
+              </w:rPr>
+              <w:t>,6 phút ≈ 1,</w:t>
+            </w:r>
+            <w:r>
+              <w:rPr>
+                <w:b/>
+                <w:sz w:val="18"/>
+              </w:rPr>
+              <w:t>88</w:t>
+            </w:r>
+            <w:r>
+              <w:rPr>
+                <w:b/>
+                <w:sz w:val="18"/>
+              </w:rPr>
+              <w:t xml:space="preserve"> giờ</w:t>
+            </w:r>
+          </w:p>
+        </w:tc>
+        <w:tc>
+          <w:tcPr>
+            <w:tcW w:w="886" w:type="dxa"/>
+          </w:tcPr>
+          <w:p>
+            <w:r>
+              <w:rPr>
+                <w:b/>
+                <w:sz w:val="18"/>
+              </w:rPr>
+              <w:t>—</w:t>
+            </w:r>
+          </w:p>
+        </w:tc>
+        <w:tc>
+          <w:tcPr>
+            <w:tcW w:w="856" w:type="dxa"/>
+          </w:tcPr>
+          <w:p>
+            <w:r>
+              <w:rPr>
+                <w:b/>
+                <w:sz w:val="18"/>
+              </w:rPr>
+              <w:t>phút / giờ</w:t>
+            </w:r>
+          </w:p>
+        </w:tc>
+        <w:tc>
+          <w:tcPr>
+            <w:tcW w:w="4516" w:type="dxa"/>
+          </w:tcPr>
+          <w:p>
+            <w:r>
+              <w:rPr>
+                <w:sz w:val="18"/>
+              </w:rPr>
+              <w:t>Tổng theo đúng chuỗi bước chính (không nhân xác suất nhánh)</w:t>
+            </w:r>
+          </w:p>
+        </w:tc>
+      </w:tr>
+      <w:tr>
+        <w:tc>
+          <w:tcPr>
+            <w:tcW w:w="1831" w:type="dxa"/>
+          </w:tcPr>
+          <w:p>
+            <w:r>
+              <w:rPr>
+                <w:b/>
+                <w:sz w:val="18"/>
+              </w:rPr>
+              <w:t>Tổng WT (nhánh chính, 4 cấu phần)</w:t>
             </w:r>
           </w:p>
         </w:tc>
@@ -30338,7 +31105,7 @@
                 <w:b/>
                 <w:sz w:val="18"/>
               </w:rPr>
-              <w:t>—</w:t>
+              <w:t>111 giờ</w:t>
             </w:r>
           </w:p>
         </w:tc>
@@ -30352,7 +31119,7 @@
                 <w:b/>
                 <w:sz w:val="18"/>
               </w:rPr>
-              <w:t>giờ / ngày / %</w:t>
+              <w:t>giờ</w:t>
             </w:r>
           </w:p>
         </w:tc>
@@ -30365,19 +31132,162 @@
               <w:rPr>
                 <w:sz w:val="18"/>
               </w:rPr>
-              <w:t>CT = PT + WT = 1,86 + 111 = 112,86 giờ ≈ 4,70 ngày (thấp hơn nhẹ khung 5–7 ngày công bố tại PL-02 — đây là mô hình happy-path lý thuyết, thực tế còn chịu thêm độ trễ hàng đợi/theo lô chưa mô hình hóa chi tiết ở đây). C</w:t>
-            </w:r>
-            <w:r>
-              <w:rPr>
-                <w:sz w:val="18"/>
-              </w:rPr>
-              <w:t>T</w:t>
-            </w:r>
-            <w:r>
-              <w:rPr>
-                <w:sz w:val="18"/>
-              </w:rPr>
-              <w:t>E = PT/CT×100% = 111,35/(112,86×60)×100% ≈ 1,64%. FTR = 92%×95% = 87,4% (Bảng 21)</w:t>
+              <w:t>= 39 (bước 9–11) + 24 (bước 20) + 24 (bước 25) + 24 (bước 2</w:t>
+            </w:r>
+            <w:r>
+              <w:rPr>
+                <w:sz w:val="18"/>
+              </w:rPr>
+              <w:t>8</w:t>
+            </w:r>
+            <w:r>
+              <w:rPr>
+                <w:sz w:val="18"/>
+              </w:rPr>
+              <w:t>)</w:t>
+            </w:r>
+          </w:p>
+        </w:tc>
+      </w:tr>
+      <w:tr>
+        <w:tc>
+          <w:tcPr>
+            <w:tcW w:w="1831" w:type="dxa"/>
+          </w:tcPr>
+          <w:p>
+            <w:r>
+              <w:rPr>
+                <w:b/>
+                <w:sz w:val="18"/>
+              </w:rPr>
+              <w:t>CT / PCE có trọng số đầy đủ theo % các Gateway</w:t>
+            </w:r>
+          </w:p>
+        </w:tc>
+        <w:tc>
+          <w:tcPr>
+            <w:tcW w:w="927" w:type="dxa"/>
+          </w:tcPr>
+          <w:p>
+            <w:r>
+              <w:rPr>
+                <w:b/>
+                <w:sz w:val="18"/>
+              </w:rPr>
+              <w:t>≈1,</w:t>
+            </w:r>
+            <w:r>
+              <w:rPr>
+                <w:b/>
+                <w:sz w:val="18"/>
+              </w:rPr>
+              <w:t>78</w:t>
+            </w:r>
+            <w:r>
+              <w:rPr>
+                <w:b/>
+                <w:sz w:val="18"/>
+              </w:rPr>
+              <w:t xml:space="preserve"> giờ (10</w:t>
+            </w:r>
+            <w:r>
+              <w:rPr>
+                <w:b/>
+                <w:sz w:val="18"/>
+              </w:rPr>
+              <w:t>6</w:t>
+            </w:r>
+            <w:r>
+              <w:rPr>
+                <w:b/>
+                <w:sz w:val="18"/>
+              </w:rPr>
+              <w:t>,7</w:t>
+            </w:r>
+            <w:r>
+              <w:rPr>
+                <w:b/>
+                <w:sz w:val="18"/>
+              </w:rPr>
+              <w:t>4</w:t>
+            </w:r>
+            <w:r>
+              <w:rPr>
+                <w:b/>
+                <w:sz w:val="18"/>
+              </w:rPr>
+              <w:t>')</w:t>
+            </w:r>
+          </w:p>
+        </w:tc>
+        <w:tc>
+          <w:tcPr>
+            <w:tcW w:w="886" w:type="dxa"/>
+          </w:tcPr>
+          <w:p>
+            <w:r>
+              <w:rPr>
+                <w:b/>
+                <w:sz w:val="18"/>
+              </w:rPr>
+              <w:t>≈11</w:t>
+            </w:r>
+            <w:r>
+              <w:rPr>
+                <w:b/>
+                <w:sz w:val="18"/>
+              </w:rPr>
+              <w:t>0</w:t>
+            </w:r>
+            <w:r>
+              <w:rPr>
+                <w:b/>
+                <w:sz w:val="18"/>
+              </w:rPr>
+              <w:t>,</w:t>
+            </w:r>
+            <w:r>
+              <w:rPr>
+                <w:b/>
+                <w:sz w:val="18"/>
+              </w:rPr>
+              <w:t>07</w:t>
+            </w:r>
+            <w:r>
+              <w:rPr>
+                <w:b/>
+                <w:sz w:val="18"/>
+              </w:rPr>
+              <w:t xml:space="preserve"> giờ</w:t>
+            </w:r>
+          </w:p>
+        </w:tc>
+        <w:tc>
+          <w:tcPr>
+            <w:tcW w:w="856" w:type="dxa"/>
+          </w:tcPr>
+          <w:p>
+            <w:r>
+              <w:rPr>
+                <w:b/>
+                <w:sz w:val="18"/>
+              </w:rPr>
+              <w:t>giờ</w:t>
+            </w:r>
+          </w:p>
+        </w:tc>
+        <w:tc>
+          <w:tcPr>
+            <w:tcW w:w="4516" w:type="dxa"/>
+          </w:tcPr>
+          <w:p>
+            <w:r>
+              <w:rPr>
+                <w:b/>
+                <w:bCs/>
+                <w:sz w:val="18"/>
+              </w:rPr>
+              <w:t>PT≈106,74′ (1,78 giờ), WT≈110,07 giờ, CT≈111,85 giờ≈4,66 ngày, CTE≈1,59%.</w:t>
             </w:r>
           </w:p>
         </w:tc>
@@ -30386,11 +31296,66 @@
     <w:p>
       <w:pPr>
         <w:spacing w:after="220"/>
-        <w:rPr>
-          <w:i/>
-          <w:iCs/>
-        </w:rPr>
       </w:pPr>
+    </w:p>
+    <w:p>
+      <w:pPr>
+        <w:spacing w:after="220"/>
+      </w:pPr>
+      <w:r>
+        <w:t xml:space="preserve">Tổng </w:t>
+      </w:r>
+      <w:r>
+        <w:t>PT = 52 + ( 0,95×( 22 + 0,92×( 26,6 + (0,95×5 + 0,05×4) + 7 ) + 0,08×2 ) + 0,05×0 )</w:t>
+      </w:r>
+      <w:r>
+        <w:t xml:space="preserve"> </w:t>
+      </w:r>
+      <w:r>
+        <w:t>≈ 106,74 phút ≈ 1,78 giờ</w:t>
+      </w:r>
+    </w:p>
+    <w:p>
+      <w:pPr>
+        <w:spacing w:after="220"/>
+      </w:pPr>
+      <w:r>
+        <w:t xml:space="preserve">Tổng WT = </w:t>
+      </w:r>
+      <w:r>
+        <w:t>39 + ( 0,95×( 0,92×( 24 + (0,95×24 + 0,05×72) + 24 ) + 0,08×48 ) + 0,05×48 )</w:t>
+      </w:r>
+      <w:r>
+        <w:t xml:space="preserve"> </w:t>
+      </w:r>
+      <w:r>
+        <w:t>≈</w:t>
+      </w:r>
+      <w:r>
+        <w:t xml:space="preserve"> </w:t>
+      </w:r>
+      <w:r>
+        <w:t>110,0736 giờ ≈ 110,07 giờ</w:t>
+      </w:r>
+    </w:p>
+    <w:p>
+      <w:pPr>
+        <w:spacing w:after="220"/>
+      </w:pPr>
+      <w:r>
+        <w:t xml:space="preserve">CT = </w:t>
+      </w:r>
+      <w:r>
+        <w:t>PT + WT = 1,78 + 110,07 = 111,85 giờ ≈ 4,66 ngày</w:t>
+      </w:r>
+    </w:p>
+    <w:p>
+      <w:pPr>
+        <w:spacing w:after="220"/>
+      </w:pPr>
+      <w:r>
+        <w:t>CTE = PT/CT × 100% = 1,78/111,85 × 100% ≈ 1,59%</w:t>
+      </w:r>
     </w:p>
     <w:p>
       <w:pPr>
@@ -30575,7 +31540,7 @@
                 <w:b/>
                 <w:sz w:val="18"/>
               </w:rPr>
-              <w:t>1 (1.1–1.4)</w:t>
+              <w:t>1 (1.1–1.3)</w:t>
             </w:r>
           </w:p>
         </w:tc>
@@ -30716,14 +31681,7 @@
           <w:tcPr>
             <w:tcW w:w="3592" w:type="dxa"/>
           </w:tcPr>
-          <w:p>
-            <w:r>
-              <w:rPr>
-                <w:sz w:val="18"/>
-              </w:rPr>
-              <w:t>Như trên</w:t>
-            </w:r>
-          </w:p>
+          <w:p/>
         </w:tc>
       </w:tr>
       <w:tr>
@@ -30797,14 +31755,7 @@
           <w:tcPr>
             <w:tcW w:w="3592" w:type="dxa"/>
           </w:tcPr>
-          <w:p>
-            <w:r>
-              <w:rPr>
-                <w:sz w:val="18"/>
-              </w:rPr>
-              <w:t>1 trong 2 số hạng PT=3+3 của nhóm xử lý dữ liệu ban đầu</w:t>
-            </w:r>
-          </w:p>
+          <w:p/>
         </w:tc>
       </w:tr>
       <w:tr>
@@ -30878,14 +31829,7 @@
           <w:tcPr>
             <w:tcW w:w="3592" w:type="dxa"/>
           </w:tcPr>
-          <w:p>
-            <w:r>
-              <w:rPr>
-                <w:sz w:val="18"/>
-              </w:rPr>
-              <w:t>nt</w:t>
-            </w:r>
-          </w:p>
+          <w:p/>
         </w:tc>
       </w:tr>
       <w:tr>
@@ -30912,7 +31856,7 @@
               <w:rPr>
                 <w:sz w:val="18"/>
               </w:rPr>
-              <w:t>Tiếp nhận đơn hàng</w:t>
+              <w:t>Xác nhận thông tin đơn</w:t>
             </w:r>
           </w:p>
         </w:tc>
@@ -30938,7 +31882,7 @@
               <w:rPr>
                 <w:sz w:val="18"/>
               </w:rPr>
-              <w:t>3'</w:t>
+              <w:t>2'</w:t>
             </w:r>
           </w:p>
         </w:tc>
@@ -30959,14 +31903,7 @@
           <w:tcPr>
             <w:tcW w:w="3592" w:type="dxa"/>
           </w:tcPr>
-          <w:p>
-            <w:r>
-              <w:rPr>
-                <w:sz w:val="18"/>
-              </w:rPr>
-              <w:t>PT=3+2+2+20, khớp đúng 4 bước 5–8 (đổi số thứ tự từ 9–12 theo BPMN v06)</w:t>
-            </w:r>
-          </w:p>
+          <w:p/>
         </w:tc>
       </w:tr>
       <w:tr>
@@ -30980,7 +31917,7 @@
                 <w:b/>
                 <w:sz w:val="18"/>
               </w:rPr>
-              <w:t>6</w:t>
+              <w:t>6 (7)</w:t>
             </w:r>
           </w:p>
         </w:tc>
@@ -30993,7 +31930,7 @@
               <w:rPr>
                 <w:sz w:val="18"/>
               </w:rPr>
-              <w:t>Xác nhận thông tin đơn</w:t>
+              <w:t>Liên hệ người gửi</w:t>
             </w:r>
           </w:p>
         </w:tc>
@@ -31040,14 +31977,7 @@
           <w:tcPr>
             <w:tcW w:w="3592" w:type="dxa"/>
           </w:tcPr>
-          <w:p>
-            <w:r>
-              <w:rPr>
-                <w:sz w:val="18"/>
-              </w:rPr>
-              <w:t>nt</w:t>
-            </w:r>
-          </w:p>
+          <w:p/>
         </w:tc>
       </w:tr>
       <w:tr>
@@ -31061,7 +31991,7 @@
                 <w:b/>
                 <w:sz w:val="18"/>
               </w:rPr>
-              <w:t>7 (7.1)</w:t>
+              <w:t>8</w:t>
             </w:r>
           </w:p>
         </w:tc>
@@ -31074,7 +32004,7 @@
               <w:rPr>
                 <w:sz w:val="18"/>
               </w:rPr>
-              <w:t>Liên hệ người gửi</w:t>
+              <w:t>Vận chuyển về bưu cục, cập nhật</w:t>
             </w:r>
           </w:p>
         </w:tc>
@@ -31100,7 +32030,7 @@
               <w:rPr>
                 <w:sz w:val="18"/>
               </w:rPr>
-              <w:t>2'</w:t>
+              <w:t>20'</w:t>
             </w:r>
           </w:p>
         </w:tc>
@@ -31126,7 +32056,7 @@
               <w:rPr>
                 <w:sz w:val="18"/>
               </w:rPr>
-              <w:t>nt — 7.1 là vòng lặp xác nhận với Người gửi (Message Flow), không phát sinh PT/WT riêng</w:t>
+              <w:t>Waste Motion</w:t>
             </w:r>
           </w:p>
         </w:tc>
@@ -31142,7 +32072,7 @@
                 <w:b/>
                 <w:sz w:val="18"/>
               </w:rPr>
-              <w:t>8</w:t>
+              <w:t>9</w:t>
             </w:r>
           </w:p>
         </w:tc>
@@ -31155,7 +32085,7 @@
               <w:rPr>
                 <w:sz w:val="18"/>
               </w:rPr>
-              <w:t>Vận chuyển về bưu cục, cập nhật</w:t>
+              <w:t>Phân loại hàng hóa theo tuyến</w:t>
             </w:r>
           </w:p>
         </w:tc>
@@ -31168,7 +32098,7 @@
               <w:rPr>
                 <w:sz w:val="18"/>
               </w:rPr>
-              <w:t>Người Lấy Hàng</w:t>
+              <w:t>Bưu cục</w:t>
             </w:r>
           </w:p>
         </w:tc>
@@ -31181,7 +32111,7 @@
               <w:rPr>
                 <w:sz w:val="18"/>
               </w:rPr>
-              <w:t>20'</w:t>
+              <w:t>5'</w:t>
             </w:r>
           </w:p>
         </w:tc>
@@ -31192,9 +32122,10 @@
           <w:p>
             <w:r>
               <w:rPr>
-                <w:sz w:val="18"/>
-              </w:rPr>
-              <w:t>0</w:t>
+                <w:b/>
+                <w:sz w:val="18"/>
+              </w:rPr>
+              <w:t>10h</w:t>
             </w:r>
           </w:p>
         </w:tc>
@@ -31207,7 +32138,7 @@
               <w:rPr>
                 <w:sz w:val="18"/>
               </w:rPr>
-              <w:t>Waste Motion, không phải WT</w:t>
+              <w:t>Chờ gom đủ hàng theo tuyến (giả định)</w:t>
             </w:r>
           </w:p>
         </w:tc>
@@ -31223,7 +32154,7 @@
                 <w:b/>
                 <w:sz w:val="18"/>
               </w:rPr>
-              <w:t>9</w:t>
+              <w:t>10</w:t>
             </w:r>
           </w:p>
         </w:tc>
@@ -31236,7 +32167,7 @@
               <w:rPr>
                 <w:sz w:val="18"/>
               </w:rPr>
-              <w:t>Phân loại hàng hóa theo tuyến</w:t>
+              <w:t>Điều phối vận chuyển</w:t>
             </w:r>
           </w:p>
         </w:tc>
@@ -31262,7 +32193,7 @@
               <w:rPr>
                 <w:sz w:val="18"/>
               </w:rPr>
-              <w:t>5'</w:t>
+              <w:t>—</w:t>
             </w:r>
           </w:p>
         </w:tc>
@@ -31276,7 +32207,7 @@
                 <w:b/>
                 <w:sz w:val="18"/>
               </w:rPr>
-              <w:t>10h</w:t>
+              <w:t>2h</w:t>
             </w:r>
           </w:p>
         </w:tc>
@@ -31289,7 +32220,7 @@
               <w:rPr>
                 <w:sz w:val="18"/>
               </w:rPr>
-              <w:t>PT: thao tác phân loại (đổi số thứ tự từ 5 theo BPMN v06, thực hiện sau khi hàng về bưu cục ở bước 8). WT: chờ gom đủ hàng theo tuyến (giả định)</w:t>
+              <w:t>Chờ phân công vận chuyển (giả định)</w:t>
             </w:r>
           </w:p>
         </w:tc>
@@ -31305,7 +32236,8 @@
                 <w:b/>
                 <w:sz w:val="18"/>
               </w:rPr>
-              <w:t>10</w:t>
+              <w:lastRenderedPageBreak/>
+              <w:t>11</w:t>
             </w:r>
           </w:p>
         </w:tc>
@@ -31318,7 +32250,7 @@
               <w:rPr>
                 <w:sz w:val="18"/>
               </w:rPr>
-              <w:t>Điều phối vận chuyển</w:t>
+              <w:t>Luân chuyển hàng giữa các trung tâm</w:t>
             </w:r>
           </w:p>
         </w:tc>
@@ -31358,7 +32290,7 @@
                 <w:b/>
                 <w:sz w:val="18"/>
               </w:rPr>
-              <w:t>2h</w:t>
+              <w:t>27h</w:t>
             </w:r>
           </w:p>
         </w:tc>
@@ -31371,7 +32303,7 @@
               <w:rPr>
                 <w:sz w:val="18"/>
               </w:rPr>
-              <w:t>WT chờ phân công vận chuyển (giả định) — đổi số thứ tự từ 6</w:t>
+              <w:t>3h xử lý hub + 24h vận chuyển liên trung tâm</w:t>
             </w:r>
           </w:p>
         </w:tc>
@@ -31387,7 +32319,7 @@
                 <w:b/>
                 <w:sz w:val="18"/>
               </w:rPr>
-              <w:t>11</w:t>
+              <w:t>12</w:t>
             </w:r>
           </w:p>
         </w:tc>
@@ -31400,7 +32332,7 @@
               <w:rPr>
                 <w:sz w:val="18"/>
               </w:rPr>
-              <w:t>Luân chuyển hàng giữa các trung tâm</w:t>
+              <w:t>Ghi nhận vận đơn &amp; giá trị COD</w:t>
             </w:r>
           </w:p>
         </w:tc>
@@ -31426,36 +32358,28 @@
               <w:rPr>
                 <w:sz w:val="18"/>
               </w:rPr>
+              <w:t>5'</w:t>
+            </w:r>
+          </w:p>
+        </w:tc>
+        <w:tc>
+          <w:tcPr>
+            <w:tcW w:w="905" w:type="dxa"/>
+          </w:tcPr>
+          <w:p>
+            <w:r>
+              <w:rPr>
+                <w:sz w:val="18"/>
+              </w:rPr>
               <w:t>—</w:t>
             </w:r>
           </w:p>
         </w:tc>
         <w:tc>
           <w:tcPr>
-            <w:tcW w:w="905" w:type="dxa"/>
-          </w:tcPr>
-          <w:p>
-            <w:r>
-              <w:rPr>
-                <w:b/>
-                <w:sz w:val="18"/>
-              </w:rPr>
-              <w:t>27h</w:t>
-            </w:r>
-          </w:p>
-        </w:tc>
-        <w:tc>
-          <w:tcPr>
             <w:tcW w:w="3592" w:type="dxa"/>
           </w:tcPr>
-          <w:p>
-            <w:r>
-              <w:rPr>
-                <w:sz w:val="18"/>
-              </w:rPr>
-              <w:t>WT = 3h xử lý/bốc dỡ thực tế tại trung tâm trung chuyển + 24h vận chuyển liên trung tâm (line-haul) theo SLA nội tỉnh 1–2 ngày, cận dưới — đổi số thứ tự từ 7; đã gộp khoảng chờ vận chuyển “giữa bước 12–13” cũ vào đây vì đúng bản chất vật lý sau khi tái sắp xếp BPMN v06</w:t>
-            </w:r>
-          </w:p>
+          <w:p/>
         </w:tc>
       </w:tr>
       <w:tr>
@@ -31469,7 +32393,7 @@
                 <w:b/>
                 <w:sz w:val="18"/>
               </w:rPr>
-              <w:t>12</w:t>
+              <w:t>13</w:t>
             </w:r>
           </w:p>
         </w:tc>
@@ -31482,7 +32406,7 @@
               <w:rPr>
                 <w:sz w:val="18"/>
               </w:rPr>
-              <w:t>Ghi nhận vận đơn &amp; giá trị COD</w:t>
+              <w:t>Vận chuyển &amp; liên hệ người nhận để giao hàng</w:t>
             </w:r>
           </w:p>
         </w:tc>
@@ -31495,7 +32419,7 @@
               <w:rPr>
                 <w:sz w:val="18"/>
               </w:rPr>
-              <w:t>Bưu cục</w:t>
+              <w:t>Người Giao Hàng</w:t>
             </w:r>
           </w:p>
         </w:tc>
@@ -31508,7 +32432,7 @@
               <w:rPr>
                 <w:sz w:val="18"/>
               </w:rPr>
-              <w:t>5'</w:t>
+              <w:t>12'</w:t>
             </w:r>
           </w:p>
         </w:tc>
@@ -31519,9 +32443,10 @@
           <w:p>
             <w:r>
               <w:rPr>
-                <w:sz w:val="18"/>
-              </w:rPr>
-              <w:t>—</w:t>
+                <w:b/>
+                <w:sz w:val="18"/>
+              </w:rPr>
+              <w:t>0 (48h nếu thất bại)</w:t>
             </w:r>
           </w:p>
         </w:tc>
@@ -31529,14 +32454,7 @@
           <w:tcPr>
             <w:tcW w:w="3592" w:type="dxa"/>
           </w:tcPr>
-          <w:p>
-            <w:r>
-              <w:rPr>
-                <w:sz w:val="18"/>
-              </w:rPr>
-              <w:t>Số hạng PT còn lại (đổi số thứ tự từ 8); ghi vào Data Store “Dữ liệu thông tin vận đơn”</w:t>
-            </w:r>
-          </w:p>
+          <w:p/>
         </w:tc>
       </w:tr>
       <w:tr>
@@ -31550,7 +32468,7 @@
                 <w:b/>
                 <w:sz w:val="18"/>
               </w:rPr>
-              <w:t>13</w:t>
+              <w:t>14</w:t>
             </w:r>
           </w:p>
         </w:tc>
@@ -31563,7 +32481,7 @@
               <w:rPr>
                 <w:sz w:val="18"/>
               </w:rPr>
-              <w:t>Nhận thông tin đơn &amp; vận chuyển</w:t>
+              <w:t>Giao đơn cho người nhận</w:t>
             </w:r>
           </w:p>
         </w:tc>
@@ -31589,7 +32507,7 @@
               <w:rPr>
                 <w:sz w:val="18"/>
               </w:rPr>
-              <w:t>2'</w:t>
+              <w:t>20'</w:t>
             </w:r>
           </w:p>
         </w:tc>
@@ -31615,7 +32533,7 @@
               <w:rPr>
                 <w:sz w:val="18"/>
               </w:rPr>
-              <w:t>PT=2+30+2+1,65+2, khớp 5 bước 13–17</w:t>
+              <w:t>Nhánh liên hệ được ~95% (=100%−5%)</w:t>
             </w:r>
           </w:p>
         </w:tc>
@@ -31631,7 +32549,7 @@
                 <w:b/>
                 <w:sz w:val="18"/>
               </w:rPr>
-              <w:t>14</w:t>
+              <w:t>15</w:t>
             </w:r>
           </w:p>
         </w:tc>
@@ -31644,7 +32562,7 @@
               <w:rPr>
                 <w:sz w:val="18"/>
               </w:rPr>
-              <w:t>Giao đơn cho người nhận</w:t>
+              <w:t>Nhận và kiểm tra đơn hàng</w:t>
             </w:r>
           </w:p>
         </w:tc>
@@ -31657,7 +32575,7 @@
               <w:rPr>
                 <w:sz w:val="18"/>
               </w:rPr>
-              <w:t>Người Giao Hàng</w:t>
+              <w:t>Người nhận</w:t>
             </w:r>
           </w:p>
         </w:tc>
@@ -31670,7 +32588,7 @@
               <w:rPr>
                 <w:sz w:val="18"/>
               </w:rPr>
-              <w:t>30'</w:t>
+              <w:t>2'*</w:t>
             </w:r>
           </w:p>
         </w:tc>
@@ -31696,7 +32614,7 @@
               <w:rPr>
                 <w:sz w:val="18"/>
               </w:rPr>
-              <w:t>nt</w:t>
+              <w:t>*PT ghi nhận từ phía người giao; Gateway: đạt yêu cầu không?</w:t>
             </w:r>
           </w:p>
         </w:tc>
@@ -31712,7 +32630,7 @@
                 <w:b/>
                 <w:sz w:val="18"/>
               </w:rPr>
-              <w:t>15</w:t>
+              <w:t>16</w:t>
             </w:r>
           </w:p>
         </w:tc>
@@ -31725,7 +32643,7 @@
               <w:rPr>
                 <w:sz w:val="18"/>
               </w:rPr>
-              <w:t>Nhận &amp; kiểm tra đơn hàng (Gateway)</w:t>
+              <w:t>Hủy nhận đơn hàng</w:t>
             </w:r>
           </w:p>
         </w:tc>
@@ -31751,7 +32669,7 @@
               <w:rPr>
                 <w:sz w:val="18"/>
               </w:rPr>
-              <w:t>2'*</w:t>
+              <w:t>2'</w:t>
             </w:r>
           </w:p>
         </w:tc>
@@ -31765,7 +32683,7 @@
                 <w:b/>
                 <w:sz w:val="18"/>
               </w:rPr>
-              <w:t>48h (nhánh ~8%)</w:t>
+              <w:t>48h</w:t>
             </w:r>
           </w:p>
         </w:tc>
@@ -31778,7 +32696,7 @@
               <w:rPr>
                 <w:sz w:val="18"/>
               </w:rPr>
-              <w:t>*PT ghi nhận là thời gian tương tác lúc giao (từ phía Người Giao Hàng); PT cá nhân người nhận không tính. WT chỉ phát sinh nếu rơi nhánh 15.2</w:t>
+              <w:t>Nhánh thất bại ~3% (giả định) — End Event Tiêu cực #2</w:t>
             </w:r>
           </w:p>
         </w:tc>
@@ -31794,7 +32712,7 @@
                 <w:b/>
                 <w:sz w:val="18"/>
               </w:rPr>
-              <w:t>16 (16.1–16.3)</w:t>
+              <w:t>17</w:t>
             </w:r>
           </w:p>
         </w:tc>
@@ -31807,7 +32725,7 @@
               <w:rPr>
                 <w:sz w:val="18"/>
               </w:rPr>
-              <w:t>Thu tiền COD (Gateway hình thức TT)</w:t>
+              <w:t>Đơn hàng hoàn tất, không vấn đề</w:t>
             </w:r>
           </w:p>
         </w:tc>
@@ -31820,7 +32738,7 @@
               <w:rPr>
                 <w:sz w:val="18"/>
               </w:rPr>
-              <w:t>Người Giao Hàng</w:t>
+              <w:t>Người nhận</w:t>
             </w:r>
           </w:p>
         </w:tc>
@@ -31833,7 +32751,7 @@
               <w:rPr>
                 <w:sz w:val="18"/>
               </w:rPr>
-              <w:t>1,65'</w:t>
+              <w:t>—</w:t>
             </w:r>
           </w:p>
         </w:tc>
@@ -31859,7 +32777,7 @@
               <w:rPr>
                 <w:sz w:val="18"/>
               </w:rPr>
-              <w:t>Kỳ vọng: 35%×banking(1')+65%×tiền mặt(2')</w:t>
+              <w:t>Nhánh thành công ~92% (=100%−5%−3%) → tiếp bước 18</w:t>
             </w:r>
           </w:p>
         </w:tc>
@@ -31875,8 +32793,7 @@
                 <w:b/>
                 <w:sz w:val="18"/>
               </w:rPr>
-              <w:lastRenderedPageBreak/>
-              <w:t>17</w:t>
+              <w:t>18 (18.1–18.3)</w:t>
             </w:r>
           </w:p>
         </w:tc>
@@ -31889,7 +32806,7 @@
               <w:rPr>
                 <w:sz w:val="18"/>
               </w:rPr>
-              <w:t>Hoàn tất chứng từ &amp; phí COD</w:t>
+              <w:t>Thu tiền COD</w:t>
             </w:r>
           </w:p>
         </w:tc>
@@ -31915,7 +32832,7 @@
               <w:rPr>
                 <w:sz w:val="18"/>
               </w:rPr>
-              <w:t>2'</w:t>
+              <w:t>1,65'</w:t>
             </w:r>
           </w:p>
         </w:tc>
@@ -31941,7 +32858,7 @@
               <w:rPr>
                 <w:sz w:val="18"/>
               </w:rPr>
-              <w:t>Số hạng cuối</w:t>
+              <w:t>Kỳ vọng 35% banking×1' + 65% tiền mặt×2'</w:t>
             </w:r>
           </w:p>
         </w:tc>
@@ -31957,7 +32874,7 @@
                 <w:b/>
                 <w:sz w:val="18"/>
               </w:rPr>
-              <w:t>18</w:t>
+              <w:t>19</w:t>
             </w:r>
           </w:p>
         </w:tc>
@@ -31970,7 +32887,7 @@
               <w:rPr>
                 <w:sz w:val="18"/>
               </w:rPr>
-              <w:t>Tiếp nhận chứng từ &amp; phí COD (tiền mặt)</w:t>
+              <w:t>Tiếp nhận chứng từ, phí COD &amp; cập nhật kết quả</w:t>
             </w:r>
           </w:p>
         </w:tc>
@@ -31983,7 +32900,7 @@
               <w:rPr>
                 <w:sz w:val="18"/>
               </w:rPr>
-              <w:t>Bưu cục</w:t>
+              <w:t>Người Giao Hàng</w:t>
             </w:r>
           </w:p>
         </w:tc>
@@ -31996,7 +32913,7 @@
               <w:rPr>
                 <w:sz w:val="18"/>
               </w:rPr>
-              <w:t>1,95'</w:t>
+              <w:t>4'</w:t>
             </w:r>
           </w:p>
         </w:tc>
@@ -32009,7 +32926,7 @@
               <w:rPr>
                 <w:sz w:val="18"/>
               </w:rPr>
-              <w:t>—</w:t>
+              <w:t>0</w:t>
             </w:r>
           </w:p>
         </w:tc>
@@ -32022,7 +32939,7 @@
               <w:rPr>
                 <w:sz w:val="18"/>
               </w:rPr>
-              <w:t>=3'×65% (chỉ áp dụng khi thu tiền mặt) (giả định)</w:t>
+              <w:t>GỘP 2 thao tác cũ (tiếp nhận chứng từ 2'+ cập nhật kết quả 2')</w:t>
             </w:r>
           </w:p>
         </w:tc>
@@ -32038,7 +32955,7 @@
                 <w:b/>
                 <w:sz w:val="18"/>
               </w:rPr>
-              <w:t>19</w:t>
+              <w:t>20</w:t>
             </w:r>
           </w:p>
         </w:tc>
@@ -32051,7 +32968,7 @@
               <w:rPr>
                 <w:sz w:val="18"/>
               </w:rPr>
-              <w:t>Cập nhật kết quả giao hàng (Gateway)</w:t>
+              <w:t>Thông tin đơn hàng</w:t>
             </w:r>
           </w:p>
         </w:tc>
@@ -32077,7 +32994,7 @@
               <w:rPr>
                 <w:sz w:val="18"/>
               </w:rPr>
-              <w:t>4'</w:t>
+              <w:t>5,95'</w:t>
             </w:r>
           </w:p>
         </w:tc>
@@ -32104,7 +33021,7 @@
               <w:rPr>
                 <w:sz w:val="18"/>
               </w:rPr>
-              <w:t>=2+2. WT chờ nộp phí COD &amp; chứng từ cho kế toán (giả định phân bổ). Phát Intermediate Throw Message Event trước Gateway</w:t>
+              <w:t>Phát Intermediate Throw Event</w:t>
             </w:r>
           </w:p>
         </w:tc>
@@ -32119,7 +33036,7 @@
               <w:rPr>
                 <w:sz w:val="18"/>
               </w:rPr>
-              <w:t>19.1</w:t>
+              <w:t>20.1</w:t>
             </w:r>
           </w:p>
         </w:tc>
@@ -32184,7 +33101,7 @@
               <w:rPr>
                 <w:sz w:val="18"/>
               </w:rPr>
-              <w:t>Nhận thông báo qua Message Flow từ event sau bước 19 — không phát sinh PT/WT đáng kể (gửi tự động)</w:t>
+              <w:t>Message Flow tự động — End Event Tích cực #1</w:t>
             </w:r>
           </w:p>
         </w:tc>
@@ -32200,7 +33117,7 @@
                 <w:b/>
                 <w:sz w:val="18"/>
               </w:rPr>
-              <w:t>20</w:t>
+              <w:t>21</w:t>
             </w:r>
           </w:p>
         </w:tc>
@@ -32213,7 +33130,7 @@
               <w:rPr>
                 <w:sz w:val="18"/>
               </w:rPr>
-              <w:t>Xác nhận đơn thông tin</w:t>
+              <w:t>Xử lý khiếu nại đơn hàng</w:t>
             </w:r>
           </w:p>
         </w:tc>
@@ -32226,7 +33143,7 @@
               <w:rPr>
                 <w:sz w:val="18"/>
               </w:rPr>
-              <w:t>Kế toán/Đối soát</w:t>
+              <w:t>Bộ phận CSKH</w:t>
             </w:r>
           </w:p>
         </w:tc>
@@ -32239,7 +33156,7 @@
               <w:rPr>
                 <w:sz w:val="18"/>
               </w:rPr>
-              <w:t>5'</w:t>
+              <w:t xml:space="preserve">15' </w:t>
             </w:r>
           </w:p>
         </w:tc>
@@ -32249,10 +33166,7 @@
           </w:tcPr>
           <w:p>
             <w:r>
-              <w:rPr>
-                <w:sz w:val="18"/>
-              </w:rPr>
-              <w:t>—</w:t>
+              <w:t>0</w:t>
             </w:r>
           </w:p>
         </w:tc>
@@ -32260,14 +33174,7 @@
           <w:tcPr>
             <w:tcW w:w="3592" w:type="dxa"/>
           </w:tcPr>
-          <w:p>
-            <w:r>
-              <w:rPr>
-                <w:sz w:val="18"/>
-              </w:rPr>
-              <w:t>PT=5+3+5+4+5, khớp đúng 5 bước 20–21</w:t>
-            </w:r>
-          </w:p>
+          <w:p/>
         </w:tc>
       </w:tr>
       <w:tr>
@@ -32278,9 +33185,10 @@
           <w:p>
             <w:r>
               <w:rPr>
-                <w:sz w:val="18"/>
-              </w:rPr>
-              <w:t>20.1</w:t>
+                <w:b/>
+                <w:sz w:val="18"/>
+              </w:rPr>
+              <w:t>22</w:t>
             </w:r>
           </w:p>
         </w:tc>
@@ -32293,7 +33201,7 @@
               <w:rPr>
                 <w:sz w:val="18"/>
               </w:rPr>
-              <w:t>Kiểm soát dữ liệu cần đối soát</w:t>
+              <w:t>Hoàn tất chứng từ liên quan &amp; phí COD</w:t>
             </w:r>
           </w:p>
         </w:tc>
@@ -32306,7 +33214,7 @@
               <w:rPr>
                 <w:sz w:val="18"/>
               </w:rPr>
-              <w:t>Kế toán/Đối soát</w:t>
+              <w:t>Người Giao Hàng</w:t>
             </w:r>
           </w:p>
         </w:tc>
@@ -32319,7 +33227,7 @@
               <w:rPr>
                 <w:sz w:val="18"/>
               </w:rPr>
-              <w:t>3'</w:t>
+              <w:t>2'</w:t>
             </w:r>
           </w:p>
         </w:tc>
@@ -32332,7 +33240,7 @@
               <w:rPr>
                 <w:sz w:val="18"/>
               </w:rPr>
-              <w:t>—</w:t>
+              <w:t>0</w:t>
             </w:r>
           </w:p>
         </w:tc>
@@ -32345,7 +33253,7 @@
               <w:rPr>
                 <w:sz w:val="18"/>
               </w:rPr>
-              <w:t>nt</w:t>
+              <w:t>Nhánh không khiếu nại ~97%</w:t>
             </w:r>
           </w:p>
         </w:tc>
@@ -32358,9 +33266,10 @@
           <w:p>
             <w:r>
               <w:rPr>
-                <w:sz w:val="18"/>
-              </w:rPr>
-              <w:t>20.2</w:t>
+                <w:b/>
+                <w:sz w:val="18"/>
+              </w:rPr>
+              <w:t>23 (23.1,23.2)</w:t>
             </w:r>
           </w:p>
         </w:tc>
@@ -32373,7 +33282,7 @@
               <w:rPr>
                 <w:sz w:val="18"/>
               </w:rPr>
-              <w:t>Đối soát, đối chiếu số tiền COD</w:t>
+              <w:t>Xác nhận đơn thông tin &amp; kiểm soát đối soát</w:t>
             </w:r>
           </w:p>
         </w:tc>
@@ -32399,7 +33308,7 @@
               <w:rPr>
                 <w:sz w:val="18"/>
               </w:rPr>
-              <w:t>5'</w:t>
+              <w:t>13'</w:t>
             </w:r>
           </w:p>
         </w:tc>
@@ -32425,7 +33334,7 @@
               <w:rPr>
                 <w:sz w:val="18"/>
               </w:rPr>
-              <w:t>nt</w:t>
+              <w:t>= 5+3+5 (Gateway song song 23.1//23.2)</w:t>
             </w:r>
           </w:p>
         </w:tc>
@@ -32438,9 +33347,10 @@
           <w:p>
             <w:r>
               <w:rPr>
-                <w:sz w:val="18"/>
-              </w:rPr>
-              <w:t>20.3</w:t>
+                <w:b/>
+                <w:sz w:val="18"/>
+              </w:rPr>
+              <w:t>24</w:t>
             </w:r>
           </w:p>
         </w:tc>
@@ -32453,7 +33363,7 @@
               <w:rPr>
                 <w:sz w:val="18"/>
               </w:rPr>
-              <w:t>Theo dõi, xử lý vấn đề thanh toán</w:t>
+              <w:t>Thông tin đối soát phí COD</w:t>
             </w:r>
           </w:p>
         </w:tc>
@@ -32479,7 +33389,7 @@
               <w:rPr>
                 <w:sz w:val="18"/>
               </w:rPr>
-              <w:t>4'</w:t>
+              <w:t>—</w:t>
             </w:r>
           </w:p>
         </w:tc>
@@ -32505,7 +33415,7 @@
               <w:rPr>
                 <w:sz w:val="18"/>
               </w:rPr>
-              <w:t>nt</w:t>
+              <w:t>Gateway: đối soát chính xác không?</w:t>
             </w:r>
           </w:p>
         </w:tc>
@@ -32521,7 +33431,7 @@
                 <w:b/>
                 <w:sz w:val="18"/>
               </w:rPr>
-              <w:t>21</w:t>
+              <w:t>25</w:t>
             </w:r>
           </w:p>
         </w:tc>
@@ -32534,7 +33444,7 @@
               <w:rPr>
                 <w:sz w:val="18"/>
               </w:rPr>
-              <w:t>Xác nhận số tiền, cập nhật lên Viettel Post</w:t>
+              <w:t>Xác nhận số tiền &amp; cập nhật lên Viettel Post</w:t>
             </w:r>
           </w:p>
         </w:tc>
@@ -32587,7 +33497,7 @@
               <w:rPr>
                 <w:sz w:val="18"/>
               </w:rPr>
-              <w:t>Chờ kỳ đối soát cố định (3 lần/tuần). Nếu lệch số liệu (~5%): +&gt;72h (→ nhánh bước 23)</w:t>
+              <w:t>Nhánh khớp ~95%. Chờ kỳ đối soát cố định (3 lần/tuần)</w:t>
             </w:r>
           </w:p>
         </w:tc>
@@ -32603,7 +33513,7 @@
                 <w:b/>
                 <w:sz w:val="18"/>
               </w:rPr>
-              <w:t>22</w:t>
+              <w:t>26</w:t>
             </w:r>
           </w:p>
         </w:tc>
@@ -32616,7 +33526,7 @@
               <w:rPr>
                 <w:sz w:val="18"/>
               </w:rPr>
-              <w:t>Hoàn tất thông tin đơn hàng &amp; COD</w:t>
+              <w:t>Xử lý vấn đề thanh toán</w:t>
             </w:r>
           </w:p>
         </w:tc>
@@ -32629,7 +33539,7 @@
               <w:rPr>
                 <w:sz w:val="18"/>
               </w:rPr>
-              <w:t>Bưu cục</w:t>
+              <w:t>Kế toán/Đối soát</w:t>
             </w:r>
           </w:p>
         </w:tc>
@@ -32642,7 +33552,7 @@
               <w:rPr>
                 <w:sz w:val="18"/>
               </w:rPr>
-              <w:t>2'</w:t>
+              <w:t>4'</w:t>
             </w:r>
           </w:p>
         </w:tc>
@@ -32656,7 +33566,7 @@
                 <w:b/>
                 <w:sz w:val="18"/>
               </w:rPr>
-              <w:t>24h</w:t>
+              <w:t>72h (nhánh ~5%)</w:t>
             </w:r>
           </w:p>
         </w:tc>
@@ -32669,7 +33579,7 @@
               <w:rPr>
                 <w:sz w:val="18"/>
               </w:rPr>
-              <w:t>WT ngân hàng xử lý chuyển khoản (ước tính, cần xác nhận vận hành). Đóng vòng lặp nội bộ + phát event thông báo cuối (Message Flow đang hoàn thiện kết nối)</w:t>
+              <w:t>Nhánh lệch số liệu ~5% (giữ nguyên giả định cũ)</w:t>
             </w:r>
           </w:p>
         </w:tc>
@@ -32685,7 +33595,7 @@
                 <w:b/>
                 <w:sz w:val="18"/>
               </w:rPr>
-              <w:t>23</w:t>
+              <w:t>27</w:t>
             </w:r>
           </w:p>
         </w:tc>
@@ -32698,7 +33608,7 @@
               <w:rPr>
                 <w:sz w:val="18"/>
               </w:rPr>
-              <w:t>Theo dõi, xử lý khiếu nại đối soát</w:t>
+              <w:t>Tiến hành chuyển khoản COD</w:t>
             </w:r>
           </w:p>
         </w:tc>
@@ -32711,7 +33621,7 @@
               <w:rPr>
                 <w:sz w:val="18"/>
               </w:rPr>
-              <w:t>Bộ phận CSKH</w:t>
+              <w:t>Kế toán</w:t>
             </w:r>
           </w:p>
         </w:tc>
@@ -32724,7 +33634,7 @@
               <w:rPr>
                 <w:sz w:val="18"/>
               </w:rPr>
-              <w:t>15' (0,75' kỳ vọng)</w:t>
+              <w:t>5'</w:t>
             </w:r>
           </w:p>
         </w:tc>
@@ -32735,10 +33645,84 @@
           <w:p>
             <w:r>
               <w:rPr>
+                <w:sz w:val="18"/>
+              </w:rPr>
+              <w:t>0</w:t>
+            </w:r>
+          </w:p>
+        </w:tc>
+        <w:tc>
+          <w:tcPr>
+            <w:tcW w:w="3592" w:type="dxa"/>
+          </w:tcPr>
+          <w:p/>
+        </w:tc>
+      </w:tr>
+      <w:tr>
+        <w:tc>
+          <w:tcPr>
+            <w:tcW w:w="1065" w:type="dxa"/>
+          </w:tcPr>
+          <w:p>
+            <w:r>
+              <w:rPr>
                 <w:b/>
                 <w:sz w:val="18"/>
               </w:rPr>
-              <w:t>72h (nhánh ~5%)</w:t>
+              <w:t>28</w:t>
+            </w:r>
+          </w:p>
+        </w:tc>
+        <w:tc>
+          <w:tcPr>
+            <w:tcW w:w="1497" w:type="dxa"/>
+          </w:tcPr>
+          <w:p>
+            <w:r>
+              <w:rPr>
+                <w:sz w:val="18"/>
+              </w:rPr>
+              <w:t>Hoàn tất thông tin đơn hàng &amp; COD</w:t>
+            </w:r>
+          </w:p>
+        </w:tc>
+        <w:tc>
+          <w:tcPr>
+            <w:tcW w:w="1054" w:type="dxa"/>
+          </w:tcPr>
+          <w:p>
+            <w:r>
+              <w:rPr>
+                <w:sz w:val="18"/>
+              </w:rPr>
+              <w:t>Bưu cục</w:t>
+            </w:r>
+          </w:p>
+        </w:tc>
+        <w:tc>
+          <w:tcPr>
+            <w:tcW w:w="903" w:type="dxa"/>
+          </w:tcPr>
+          <w:p>
+            <w:r>
+              <w:rPr>
+                <w:sz w:val="18"/>
+              </w:rPr>
+              <w:t>2'</w:t>
+            </w:r>
+          </w:p>
+        </w:tc>
+        <w:tc>
+          <w:tcPr>
+            <w:tcW w:w="905" w:type="dxa"/>
+          </w:tcPr>
+          <w:p>
+            <w:r>
+              <w:rPr>
+                <w:b/>
+                <w:sz w:val="18"/>
+              </w:rPr>
+              <w:t>24h</w:t>
             </w:r>
           </w:p>
         </w:tc>
@@ -32751,7 +33735,88 @@
               <w:rPr>
                 <w:sz w:val="18"/>
               </w:rPr>
-              <w:t>PT kỳ vọng = 15'×5% xác suất phát sinh — đổi số thứ tự từ 24 (bước 23 cũ “Xác nhận thông tin đơn hàng/Người gửi” đã được thay thế bằng bước 19.1)</w:t>
+              <w:t>Chờ ngân hàng xử lý; phát Intermediate Throw Event cuối</w:t>
+            </w:r>
+          </w:p>
+        </w:tc>
+      </w:tr>
+      <w:tr>
+        <w:tc>
+          <w:tcPr>
+            <w:tcW w:w="1065" w:type="dxa"/>
+          </w:tcPr>
+          <w:p>
+            <w:r>
+              <w:rPr>
+                <w:b/>
+                <w:sz w:val="18"/>
+              </w:rPr>
+              <w:t>29</w:t>
+            </w:r>
+          </w:p>
+        </w:tc>
+        <w:tc>
+          <w:tcPr>
+            <w:tcW w:w="1497" w:type="dxa"/>
+          </w:tcPr>
+          <w:p>
+            <w:r>
+              <w:rPr>
+                <w:sz w:val="18"/>
+              </w:rPr>
+              <w:t>Nhận thông tin và phí COD</w:t>
+            </w:r>
+          </w:p>
+        </w:tc>
+        <w:tc>
+          <w:tcPr>
+            <w:tcW w:w="1054" w:type="dxa"/>
+          </w:tcPr>
+          <w:p>
+            <w:r>
+              <w:rPr>
+                <w:sz w:val="18"/>
+              </w:rPr>
+              <w:t>Người gửi</w:t>
+            </w:r>
+          </w:p>
+        </w:tc>
+        <w:tc>
+          <w:tcPr>
+            <w:tcW w:w="903" w:type="dxa"/>
+          </w:tcPr>
+          <w:p>
+            <w:r>
+              <w:rPr>
+                <w:sz w:val="18"/>
+              </w:rPr>
+              <w:t>Không tính</w:t>
+            </w:r>
+          </w:p>
+        </w:tc>
+        <w:tc>
+          <w:tcPr>
+            <w:tcW w:w="905" w:type="dxa"/>
+          </w:tcPr>
+          <w:p>
+            <w:r>
+              <w:rPr>
+                <w:sz w:val="18"/>
+              </w:rPr>
+              <w:t>0</w:t>
+            </w:r>
+          </w:p>
+        </w:tc>
+        <w:tc>
+          <w:tcPr>
+            <w:tcW w:w="3592" w:type="dxa"/>
+          </w:tcPr>
+          <w:p>
+            <w:r>
+              <w:rPr>
+                <w:sz w:val="18"/>
+              </w:rPr>
+              <w:t>Message Flow — End Event Tích cực #2</w:t>
             </w:r>
           </w:p>
         </w:tc>
@@ -32781,11 +33846,12 @@
           <w:iCs/>
           <w:noProof/>
         </w:rPr>
+        <w:lastRenderedPageBreak/>
         <w:drawing>
-          <wp:inline distT="0" distB="0" distL="0" distR="0" wp14:anchorId="4417FC2C" wp14:editId="2D7CDAA4">
-            <wp:extent cx="5731510" cy="2672080"/>
+          <wp:inline distT="0" distB="0" distL="0" distR="0" wp14:anchorId="3AE9F96F" wp14:editId="6C6D4858">
+            <wp:extent cx="5731510" cy="2326640"/>
             <wp:effectExtent l="0" t="0" r="2540" b="0"/>
-            <wp:docPr id="1632357137" name="Picture 4"/>
+            <wp:docPr id="637052625" name="Picture 1"/>
             <wp:cNvGraphicFramePr>
               <a:graphicFrameLocks xmlns:a="http://schemas.openxmlformats.org/drawingml/2006/main" noChangeAspect="1"/>
             </wp:cNvGraphicFramePr>
@@ -32793,7 +33859,7 @@
               <a:graphicData uri="http://schemas.openxmlformats.org/drawingml/2006/picture">
                 <pic:pic xmlns:pic="http://schemas.openxmlformats.org/drawingml/2006/picture">
                   <pic:nvPicPr>
-                    <pic:cNvPr id="1632357137" name="Picture 1632357137"/>
+                    <pic:cNvPr id="637052625" name="Picture 637052625"/>
                     <pic:cNvPicPr/>
                   </pic:nvPicPr>
                   <pic:blipFill>
@@ -32811,7 +33877,7 @@
                   <pic:spPr>
                     <a:xfrm>
                       <a:off x="0" y="0"/>
-                      <a:ext cx="5731510" cy="2672080"/>
+                      <a:ext cx="5731510" cy="2326640"/>
                     </a:xfrm>
                     <a:prstGeom prst="rect">
                       <a:avLst/>
@@ -32918,7 +33984,6 @@
                 <w:sz w:val="18"/>
                 <w:szCs w:val="18"/>
               </w:rPr>
-              <w:lastRenderedPageBreak/>
               <w:t>Chỉ số chất lượng</w:t>
             </w:r>
           </w:p>
@@ -33072,13 +34137,9 @@
             <w:vAlign w:val="center"/>
           </w:tcPr>
           <w:p>
-            <w:pPr>
-              <w:jc w:val="both"/>
-            </w:pPr>
-            <w:r>
-              <w:rPr>
-                <w:sz w:val="18"/>
-                <w:szCs w:val="18"/>
+            <w:r>
+              <w:rPr>
+                <w:sz w:val="18"/>
               </w:rPr>
               <w:t>Tỷ lệ giao hàng thành công</w:t>
             </w:r>
@@ -33096,61 +34157,61 @@
             <w:vAlign w:val="center"/>
           </w:tcPr>
           <w:p>
-            <w:pPr>
-              <w:jc w:val="both"/>
-            </w:pPr>
-            <w:r>
-              <w:rPr>
-                <w:sz w:val="18"/>
-                <w:szCs w:val="18"/>
-              </w:rPr>
-              <w:t>(Số đơn giao thành công / Tổng số đơn) × 100%</w:t>
-            </w:r>
-          </w:p>
-        </w:tc>
-        <w:tc>
-          <w:tcPr>
-            <w:tcW w:w="0" w:type="auto"/>
-            <w:tcMar>
-              <w:top w:w="60" w:type="dxa"/>
-              <w:left w:w="100" w:type="dxa"/>
-              <w:bottom w:w="60" w:type="dxa"/>
-              <w:right w:w="100" w:type="dxa"/>
-            </w:tcMar>
-            <w:vAlign w:val="center"/>
-          </w:tcPr>
-          <w:p>
-            <w:pPr>
-              <w:jc w:val="both"/>
-            </w:pPr>
-            <w:r>
-              <w:rPr>
-                <w:sz w:val="18"/>
-                <w:szCs w:val="18"/>
-              </w:rPr>
-              <w:t>92% (giả định)</w:t>
-            </w:r>
-          </w:p>
-        </w:tc>
-        <w:tc>
-          <w:tcPr>
-            <w:tcW w:w="0" w:type="auto"/>
-            <w:tcMar>
-              <w:top w:w="60" w:type="dxa"/>
-              <w:left w:w="100" w:type="dxa"/>
-              <w:bottom w:w="60" w:type="dxa"/>
-              <w:right w:w="100" w:type="dxa"/>
-            </w:tcMar>
-            <w:vAlign w:val="center"/>
-          </w:tcPr>
-          <w:p>
-            <w:pPr>
-              <w:jc w:val="both"/>
-            </w:pPr>
-            <w:r>
-              <w:rPr>
-                <w:sz w:val="18"/>
-                <w:szCs w:val="18"/>
+            <w:r>
+              <w:rPr>
+                <w:sz w:val="18"/>
+              </w:rPr>
+              <w:t>100% − Tỷ lệ không liên hệ được − Tỷ lệ không đạt yêu cầu</w:t>
+            </w:r>
+          </w:p>
+        </w:tc>
+        <w:tc>
+          <w:tcPr>
+            <w:tcW w:w="0" w:type="auto"/>
+            <w:tcMar>
+              <w:top w:w="60" w:type="dxa"/>
+              <w:left w:w="100" w:type="dxa"/>
+              <w:bottom w:w="60" w:type="dxa"/>
+              <w:right w:w="100" w:type="dxa"/>
+            </w:tcMar>
+            <w:vAlign w:val="center"/>
+          </w:tcPr>
+          <w:p>
+            <w:r>
+              <w:rPr>
+                <w:sz w:val="18"/>
+              </w:rPr>
+              <w:t>92% = 100%−</w:t>
+            </w:r>
+            <w:r>
+              <w:rPr>
+                <w:sz w:val="18"/>
+              </w:rPr>
+              <w:t>8</w:t>
+            </w:r>
+            <w:r>
+              <w:rPr>
+                <w:sz w:val="18"/>
+              </w:rPr>
+              <w:t xml:space="preserve">% </w:t>
+            </w:r>
+          </w:p>
+        </w:tc>
+        <w:tc>
+          <w:tcPr>
+            <w:tcW w:w="0" w:type="auto"/>
+            <w:tcMar>
+              <w:top w:w="60" w:type="dxa"/>
+              <w:left w:w="100" w:type="dxa"/>
+              <w:bottom w:w="60" w:type="dxa"/>
+              <w:right w:w="100" w:type="dxa"/>
+            </w:tcMar>
+            <w:vAlign w:val="center"/>
+          </w:tcPr>
+          <w:p>
+            <w:r>
+              <w:rPr>
+                <w:sz w:val="18"/>
               </w:rPr>
               <w:t>%</w:t>
             </w:r>
@@ -33167,40 +34228,25 @@
             </w:tcMar>
             <w:vAlign w:val="center"/>
           </w:tcPr>
-          <w:p>
-            <w:pPr>
-              <w:jc w:val="both"/>
-            </w:pPr>
-            <w:r>
-              <w:rPr>
-                <w:sz w:val="18"/>
-                <w:szCs w:val="18"/>
-              </w:rPr>
-              <w:t>Thấp hơn tỷ lệ đúng hạn cam kết toàn hệ thống 99,68% (PL-04) do rủi ro riêng của nhánh COD (từ chối nhận)</w:t>
-            </w:r>
-          </w:p>
-        </w:tc>
-        <w:tc>
-          <w:tcPr>
-            <w:tcW w:w="0" w:type="auto"/>
-            <w:tcMar>
-              <w:top w:w="60" w:type="dxa"/>
-              <w:left w:w="100" w:type="dxa"/>
-              <w:bottom w:w="60" w:type="dxa"/>
-              <w:right w:w="100" w:type="dxa"/>
-            </w:tcMar>
-            <w:vAlign w:val="center"/>
-          </w:tcPr>
-          <w:p>
-            <w:pPr>
-              <w:jc w:val="both"/>
-            </w:pPr>
-            <w:r>
-              <w:rPr>
-                <w:sz w:val="18"/>
-                <w:szCs w:val="18"/>
-              </w:rPr>
-              <w:t>Xác nhận đơn qua tin nhắn tự động trước khi giao</w:t>
+          <w:p/>
+        </w:tc>
+        <w:tc>
+          <w:tcPr>
+            <w:tcW w:w="0" w:type="auto"/>
+            <w:tcMar>
+              <w:top w:w="60" w:type="dxa"/>
+              <w:left w:w="100" w:type="dxa"/>
+              <w:bottom w:w="60" w:type="dxa"/>
+              <w:right w:w="100" w:type="dxa"/>
+            </w:tcMar>
+            <w:vAlign w:val="center"/>
+          </w:tcPr>
+          <w:p>
+            <w:r>
+              <w:rPr>
+                <w:sz w:val="18"/>
+              </w:rPr>
+              <w:t>Không liên hệ được: xác nhận SMS/OTP trước giao (bước 16). Không đạt yêu cầu: minh bạch hóa thông tin đơn trước khi giao</w:t>
             </w:r>
           </w:p>
         </w:tc>
@@ -33364,13 +34410,9 @@
             <w:vAlign w:val="center"/>
           </w:tcPr>
           <w:p>
-            <w:pPr>
-              <w:jc w:val="both"/>
-            </w:pPr>
-            <w:r>
-              <w:rPr>
-                <w:sz w:val="18"/>
-                <w:szCs w:val="18"/>
+            <w:r>
+              <w:rPr>
+                <w:sz w:val="18"/>
               </w:rPr>
               <w:t>FTR toàn quy trình</w:t>
             </w:r>
@@ -33388,61 +34430,77 @@
             <w:vAlign w:val="center"/>
           </w:tcPr>
           <w:p>
-            <w:pPr>
-              <w:jc w:val="both"/>
-            </w:pPr>
-            <w:r>
-              <w:rPr>
-                <w:sz w:val="18"/>
-                <w:szCs w:val="18"/>
-              </w:rPr>
-              <w:t>92% × 95%</w:t>
-            </w:r>
-          </w:p>
-        </w:tc>
-        <w:tc>
-          <w:tcPr>
-            <w:tcW w:w="0" w:type="auto"/>
-            <w:tcMar>
-              <w:top w:w="60" w:type="dxa"/>
-              <w:left w:w="100" w:type="dxa"/>
-              <w:bottom w:w="60" w:type="dxa"/>
-              <w:right w:w="100" w:type="dxa"/>
-            </w:tcMar>
-            <w:vAlign w:val="center"/>
-          </w:tcPr>
-          <w:p>
-            <w:pPr>
-              <w:jc w:val="both"/>
-            </w:pPr>
-            <w:r>
-              <w:rPr>
-                <w:sz w:val="18"/>
-                <w:szCs w:val="18"/>
-              </w:rPr>
-              <w:t>87,4%</w:t>
-            </w:r>
-          </w:p>
-        </w:tc>
-        <w:tc>
-          <w:tcPr>
-            <w:tcW w:w="0" w:type="auto"/>
-            <w:tcMar>
-              <w:top w:w="60" w:type="dxa"/>
-              <w:left w:w="100" w:type="dxa"/>
-              <w:bottom w:w="60" w:type="dxa"/>
-              <w:right w:w="100" w:type="dxa"/>
-            </w:tcMar>
-            <w:vAlign w:val="center"/>
-          </w:tcPr>
-          <w:p>
-            <w:pPr>
-              <w:jc w:val="both"/>
-            </w:pPr>
-            <w:r>
-              <w:rPr>
-                <w:sz w:val="18"/>
-                <w:szCs w:val="18"/>
+            <w:r>
+              <w:rPr>
+                <w:sz w:val="18"/>
+              </w:rPr>
+              <w:t>9</w:t>
+            </w:r>
+            <w:r>
+              <w:rPr>
+                <w:sz w:val="18"/>
+              </w:rPr>
+              <w:t>5</w:t>
+            </w:r>
+            <w:r>
+              <w:rPr>
+                <w:sz w:val="18"/>
+              </w:rPr>
+              <w:t>% × 9</w:t>
+            </w:r>
+            <w:r>
+              <w:rPr>
+                <w:sz w:val="18"/>
+              </w:rPr>
+              <w:t>2</w:t>
+            </w:r>
+            <w:r>
+              <w:rPr>
+                <w:sz w:val="18"/>
+              </w:rPr>
+              <w:t>% × 95%</w:t>
+            </w:r>
+          </w:p>
+        </w:tc>
+        <w:tc>
+          <w:tcPr>
+            <w:tcW w:w="0" w:type="auto"/>
+            <w:tcMar>
+              <w:top w:w="60" w:type="dxa"/>
+              <w:left w:w="100" w:type="dxa"/>
+              <w:bottom w:w="60" w:type="dxa"/>
+              <w:right w:w="100" w:type="dxa"/>
+            </w:tcMar>
+            <w:vAlign w:val="center"/>
+          </w:tcPr>
+          <w:p>
+            <w:r>
+              <w:rPr>
+                <w:sz w:val="18"/>
+              </w:rPr>
+              <w:t>8</w:t>
+            </w:r>
+            <w:r>
+              <w:rPr>
+                <w:sz w:val="18"/>
+              </w:rPr>
+              <w:t>3</w:t>
+            </w:r>
+            <w:r>
+              <w:rPr>
+                <w:sz w:val="18"/>
+              </w:rPr>
+              <w:t>,</w:t>
+            </w:r>
+            <w:r>
+              <w:rPr>
+                <w:sz w:val="18"/>
+              </w:rPr>
+              <w:t>03</w:t>
+            </w:r>
+            <w:r>
+              <w:rPr>
+                <w:sz w:val="18"/>
               </w:rPr>
               <w:t>%</w:t>
             </w:r>
@@ -33460,39 +34518,44 @@
             <w:vAlign w:val="center"/>
           </w:tcPr>
           <w:p>
-            <w:pPr>
-              <w:jc w:val="both"/>
-            </w:pPr>
-            <w:r>
-              <w:rPr>
-                <w:sz w:val="18"/>
-                <w:szCs w:val="18"/>
-              </w:rPr>
-              <w:t>Gần 13% số đơn phải đi qua ít nhất 1 nhánh xử lý ngoại lệ (hoàn hàng hoặc khiếu nại)</w:t>
-            </w:r>
-          </w:p>
-        </w:tc>
-        <w:tc>
-          <w:tcPr>
-            <w:tcW w:w="0" w:type="auto"/>
-            <w:tcMar>
-              <w:top w:w="60" w:type="dxa"/>
-              <w:left w:w="100" w:type="dxa"/>
-              <w:bottom w:w="60" w:type="dxa"/>
-              <w:right w:w="100" w:type="dxa"/>
-            </w:tcMar>
-            <w:vAlign w:val="center"/>
-          </w:tcPr>
-          <w:p>
-            <w:pPr>
-              <w:jc w:val="both"/>
-            </w:pPr>
-            <w:r>
-              <w:rPr>
-                <w:sz w:val="18"/>
-                <w:szCs w:val="18"/>
-              </w:rPr>
-              <w:t>Giảm đồng thời tỷ lệ lệch số liệu và tỷ lệ giao thất bại để nâng FTR</w:t>
+            <w:r>
+              <w:rPr>
+                <w:sz w:val="18"/>
+              </w:rPr>
+              <w:t>%</w:t>
+            </w:r>
+          </w:p>
+        </w:tc>
+        <w:tc>
+          <w:tcPr>
+            <w:tcW w:w="0" w:type="auto"/>
+            <w:tcMar>
+              <w:top w:w="60" w:type="dxa"/>
+              <w:left w:w="100" w:type="dxa"/>
+              <w:bottom w:w="60" w:type="dxa"/>
+              <w:right w:w="100" w:type="dxa"/>
+            </w:tcMar>
+            <w:vAlign w:val="center"/>
+          </w:tcPr>
+          <w:p/>
+        </w:tc>
+        <w:tc>
+          <w:tcPr>
+            <w:tcW w:w="0" w:type="auto"/>
+            <w:tcMar>
+              <w:top w:w="60" w:type="dxa"/>
+              <w:left w:w="100" w:type="dxa"/>
+              <w:bottom w:w="60" w:type="dxa"/>
+              <w:right w:w="100" w:type="dxa"/>
+            </w:tcMar>
+            <w:vAlign w:val="center"/>
+          </w:tcPr>
+          <w:p>
+            <w:r>
+              <w:rPr>
+                <w:sz w:val="18"/>
+              </w:rPr>
+              <w:t>Giảm đồng thời cả 3 tỷ lệ ngoại lệ: xác nhận trước khi giao, minh bạch thông tin đơn, đối soát thời gian thực</w:t>
             </w:r>
           </w:p>
         </w:tc>
@@ -33537,13 +34600,6 @@
             <w:pPr>
               <w:jc w:val="both"/>
             </w:pPr>
-            <w:r>
-              <w:rPr>
-                <w:sz w:val="18"/>
-                <w:szCs w:val="18"/>
-              </w:rPr>
-              <w:t>Không áp dụng — chưa có SLA để đối chiếu</w:t>
-            </w:r>
           </w:p>
         </w:tc>
         <w:tc>
@@ -33639,6 +34695,79 @@
                 <w:szCs w:val="18"/>
               </w:rPr>
               <w:t>Công bố SLA cụ thể theo loại khiếu nại (VD: 48–72 giờ)</w:t>
+            </w:r>
+          </w:p>
+        </w:tc>
+      </w:tr>
+      <w:tr>
+        <w:tc>
+          <w:tcPr>
+            <w:tcW w:w="1310" w:type="dxa"/>
+          </w:tcPr>
+          <w:p>
+            <w:r>
+              <w:rPr>
+                <w:sz w:val="18"/>
+              </w:rPr>
+              <w:t xml:space="preserve">Tỷ lệ khiếu nại đơn hàng </w:t>
+            </w:r>
+          </w:p>
+        </w:tc>
+        <w:tc>
+          <w:tcPr>
+            <w:tcW w:w="1454" w:type="dxa"/>
+          </w:tcPr>
+          <w:p>
+            <w:r>
+              <w:rPr>
+                <w:sz w:val="18"/>
+              </w:rPr>
+              <w:t>Số đơn có khiếu nại đơn hàng / Tổng số đơn giao thành công</w:t>
+            </w:r>
+          </w:p>
+        </w:tc>
+        <w:tc>
+          <w:tcPr>
+            <w:tcW w:w="1333" w:type="dxa"/>
+          </w:tcPr>
+          <w:p/>
+        </w:tc>
+        <w:tc>
+          <w:tcPr>
+            <w:tcW w:w="830" w:type="dxa"/>
+          </w:tcPr>
+          <w:p>
+            <w:r>
+              <w:rPr>
+                <w:sz w:val="18"/>
+              </w:rPr>
+              <w:t>%</w:t>
+            </w:r>
+          </w:p>
+        </w:tc>
+        <w:tc>
+          <w:tcPr>
+            <w:tcW w:w="2461" w:type="dxa"/>
+          </w:tcPr>
+          <w:p>
+            <w:r>
+              <w:rPr>
+                <w:sz w:val="18"/>
+              </w:rPr>
+              <w:t>xử lý vấn đề liên quan trực tiếp đến đơn hàng/giao nhận, không phải sai lệch tài chính</w:t>
+            </w:r>
+          </w:p>
+        </w:tc>
+        <w:tc>
+          <w:tcPr>
+            <w:tcW w:w="1628" w:type="dxa"/>
+          </w:tcPr>
+          <w:p>
+            <w:r>
+              <w:rPr>
+                <w:sz w:val="18"/>
+              </w:rPr>
+              <w:t>đề xuất theo dõi riêng trong hệ thống CSKH</w:t>
             </w:r>
           </w:p>
         </w:tc>
@@ -33726,6 +34855,7 @@
                 <w:sz w:val="18"/>
                 <w:szCs w:val="18"/>
               </w:rPr>
+              <w:lastRenderedPageBreak/>
               <w:t>Khoản mục chi phí</w:t>
             </w:r>
           </w:p>
@@ -33903,13 +35033,9 @@
             <w:vAlign w:val="center"/>
           </w:tcPr>
           <w:p>
-            <w:pPr>
-              <w:jc w:val="both"/>
-            </w:pPr>
-            <w:r>
-              <w:rPr>
-                <w:sz w:val="18"/>
-                <w:szCs w:val="18"/>
+            <w:r>
+              <w:rPr>
+                <w:sz w:val="18"/>
               </w:rPr>
               <w:t>Tổng PT (giờ) × đơn giá nhân công giả định (60.000đ/giờ)</w:t>
             </w:r>
@@ -33927,15 +35053,47 @@
             <w:vAlign w:val="center"/>
           </w:tcPr>
           <w:p>
-            <w:pPr>
-              <w:jc w:val="both"/>
-            </w:pPr>
-            <w:r>
-              <w:rPr>
-                <w:sz w:val="18"/>
-                <w:szCs w:val="18"/>
-              </w:rPr>
-              <w:t>1,86 giờ × 60.000đ ≈ 111.350đ/đơn</w:t>
+            <w:r>
+              <w:rPr>
+                <w:sz w:val="18"/>
+              </w:rPr>
+              <w:t>1,</w:t>
+            </w:r>
+            <w:r>
+              <w:rPr>
+                <w:sz w:val="18"/>
+              </w:rPr>
+              <w:t>88</w:t>
+            </w:r>
+            <w:r>
+              <w:rPr>
+                <w:sz w:val="18"/>
+              </w:rPr>
+              <w:t xml:space="preserve"> giờ × 60.000đ ≈ </w:t>
+            </w:r>
+            <w:r>
+              <w:rPr>
+                <w:sz w:val="18"/>
+              </w:rPr>
+              <w:t>85</w:t>
+            </w:r>
+            <w:r>
+              <w:rPr>
+                <w:sz w:val="18"/>
+              </w:rPr>
+              <w:t>.</w:t>
+            </w:r>
+            <w:r>
+              <w:rPr>
+                <w:sz w:val="18"/>
+              </w:rPr>
+              <w:t>2</w:t>
+            </w:r>
+            <w:r>
+              <w:rPr>
+                <w:sz w:val="18"/>
+              </w:rPr>
+              <w:t>00đ/đơn</w:t>
             </w:r>
           </w:p>
         </w:tc>
@@ -33974,34 +35132,7 @@
             </w:tcMar>
             <w:vAlign w:val="center"/>
           </w:tcPr>
-          <w:p>
-            <w:pPr>
-              <w:jc w:val="both"/>
-            </w:pPr>
-            <w:r>
-              <w:rPr>
-                <w:sz w:val="18"/>
-                <w:szCs w:val="18"/>
-              </w:rPr>
-              <w:t xml:space="preserve">Tổng </w:t>
-            </w:r>
-            <w:r>
-              <w:rPr>
-                <w:b/>
-                <w:bCs/>
-                <w:sz w:val="18"/>
-                <w:szCs w:val="18"/>
-              </w:rPr>
-              <w:t>1,86 giờ</w:t>
-            </w:r>
-            <w:r>
-              <w:rPr>
-                <w:sz w:val="18"/>
-                <w:szCs w:val="18"/>
-              </w:rPr>
-              <w:t xml:space="preserve"> khớp đúng dòng PT tổng tại Bảng 20 (111,35 phút)</w:t>
-            </w:r>
-          </w:p>
+          <w:p/>
         </w:tc>
         <w:tc>
           <w:tcPr>
@@ -34136,13 +35267,6 @@
             <w:pPr>
               <w:jc w:val="both"/>
             </w:pPr>
-            <w:r>
-              <w:rPr>
-                <w:sz w:val="18"/>
-                <w:szCs w:val="18"/>
-              </w:rPr>
-              <w:t>Đây là doanh thu, không phải chi phí lãng phí — nêu để làm rõ ranh giới với các khoản mục bên dưới</w:t>
-            </w:r>
           </w:p>
         </w:tc>
         <w:tc>
@@ -34520,7 +35644,7 @@
               <w:rPr>
                 <w:sz w:val="18"/>
               </w:rPr>
-              <w:t>Giả định ban đầu dùng 0,3% giá trị đơn</w:t>
+              <w:t>Giả định ban đầu dùng 0,3% giá trị đơn — ĐÃ HIỆU CHỈNH vì ngành áp dụng phí cố định/giao dịch, không theo %. Với đơn giá trị nhỏ, phí cố định chiếm tỷ trọng cao hơn nhiều so với % (5.000đ so với ước tính cũ 1.500đ)</w:t>
             </w:r>
           </w:p>
         </w:tc>
@@ -34548,8 +35672,19 @@
               <w:rPr>
                 <w:sz w:val="18"/>
               </w:rPr>
-              <w:lastRenderedPageBreak/>
-              <w:t>Chi phí rủi ro ngoại lệ (hoàn hàng ~8% + khiếu nại ~5%, kỳ vọng)</w:t>
+              <w:t>Chi phí rủi ro ngoại lệ (không liên hệ ~5% + không đạt ~</w:t>
+            </w:r>
+            <w:r>
+              <w:rPr>
+                <w:sz w:val="18"/>
+              </w:rPr>
+              <w:t>8</w:t>
+            </w:r>
+            <w:r>
+              <w:rPr>
+                <w:sz w:val="18"/>
+              </w:rPr>
+              <w:t xml:space="preserve"> + lệch đối soát ~5%, kỳ vọng)</w:t>
             </w:r>
           </w:p>
         </w:tc>
@@ -34562,7 +35697,7 @@
               <w:rPr>
                 <w:sz w:val="18"/>
               </w:rPr>
-              <w:t>Hoàn hàng: (PT 0,5h×60.000đ/h + phí hoàn 5.000đ + chi phí tài chính 148đ)×8%. Khiếu nại: chi phí tài chính riêng (WT 72h, B23)×5%</w:t>
+              <w:t>Đã tính gộp trực tiếp trong PT/WT kỳ vọng bước 13,16,21,26 — xem Bảng 20.1 v11</w:t>
             </w:r>
           </w:p>
         </w:tc>
@@ -34575,7 +35710,7 @@
               <w:rPr>
                 <w:sz w:val="18"/>
               </w:rPr>
-              <w:t>≈2.823đ/đơn (kỳ vọng)</w:t>
+              <w:t>Đã gộp vào dòng Nhân công/Tài chính bên dưới (không tách riêng để tránh trùng lặp)</w:t>
             </w:r>
           </w:p>
         </w:tc>
@@ -34601,7 +35736,7 @@
               <w:rPr>
                 <w:sz w:val="18"/>
               </w:rPr>
-              <w:t>Phí xử lý hoàn hàng theo benchmark GHTK (5.000đ/đơn, áp dụng nội tỉnh)</w:t>
+              <w:t>v11: tính bằng phương pháp kỳ vọng hóa trực tiếp trên PT/WT từng bước (bước 18→29), chính xác hơn cách cộng dồn rời rạc trước đây</w:t>
             </w:r>
           </w:p>
         </w:tc>
@@ -34625,14 +35760,9 @@
             <w:tcW w:w="977" w:type="dxa"/>
           </w:tcPr>
           <w:p>
-            <w:pPr>
-              <w:rPr>
-                <w:bCs/>
-              </w:rPr>
-            </w:pPr>
-            <w:r>
-              <w:rPr>
-                <w:bCs/>
+            <w:r>
+              <w:rPr>
+                <w:b/>
                 <w:sz w:val="18"/>
               </w:rPr>
               <w:t>TỔNG CHI PHÍ COD-SPECIFIC / ĐƠN</w:t>
@@ -34648,7 +35778,7 @@
               <w:rPr>
                 <w:sz w:val="18"/>
               </w:rPr>
-              <w:t>= Nhân công (34.350đ) + Tài chính vốn bị giữ 72h, giá trị đơn 300.000đ, lãi suất cơ hội 9%/năm (222đ) + Ngân hàng (5.000đ) + Rủi ro ngoại lệ (2.823đ)</w:t>
+              <w:t>= Nhân công (38.940đ, PT kỳ vọng bước 18–29 = 38,94') + Tài chính (234đ, WT kỳ vọng ≈75,84h) + Ngân hàng (5.000đ)</w:t>
             </w:r>
           </w:p>
         </w:tc>
@@ -34657,17 +35787,12 @@
             <w:tcW w:w="1787" w:type="dxa"/>
           </w:tcPr>
           <w:p>
-            <w:pPr>
-              <w:rPr>
-                <w:bCs/>
-              </w:rPr>
-            </w:pPr>
-            <w:r>
-              <w:rPr>
-                <w:bCs/>
-                <w:sz w:val="18"/>
-              </w:rPr>
-              <w:t>42.395đ/đơn</w:t>
+            <w:r>
+              <w:rPr>
+                <w:b/>
+                <w:sz w:val="18"/>
+              </w:rPr>
+              <w:t>≈44.174đ/đơn</w:t>
             </w:r>
           </w:p>
         </w:tc>
@@ -34676,14 +35801,9 @@
             <w:tcW w:w="1123" w:type="dxa"/>
           </w:tcPr>
           <w:p>
-            <w:pPr>
-              <w:rPr>
-                <w:bCs/>
-              </w:rPr>
-            </w:pPr>
-            <w:r>
-              <w:rPr>
-                <w:bCs/>
+            <w:r>
+              <w:rPr>
+                <w:b/>
                 <w:sz w:val="18"/>
               </w:rPr>
               <w:t>đồng/đơn</w:t>
@@ -34699,7 +35819,7 @@
               <w:rPr>
                 <w:sz w:val="18"/>
               </w:rPr>
-              <w:t>Giả định đã kiểm chứng theo số liệu ngành (không tự ước): giá trị COD trung bình 300.000đ/đơn (benchmark goship.io khi phân tích tác động phí COD); lãi suất cơ hội vốn 9%/năm (lãi suất vay SXKD phổ biến 8–10%/năm, T6/2026, dùng thay WACC do không có dữ liệu công bố riêng)</w:t>
+              <w:t>Giảm nhẹ so với 45.664đ (v09) — nhờ gộp bước 24-25 cũ thành 19, giảm PT lặp lại</w:t>
             </w:r>
           </w:p>
         </w:tc>
@@ -34712,7 +35832,7 @@
               <w:rPr>
                 <w:sz w:val="18"/>
               </w:rPr>
-              <w:t>TO-BE (sau tối ưu PT −30%, WT −60%, xác suất lỗi giảm theo AS-IS/TO-BE): Tổng chi phí giảm còn ≈30.188đ/đơn</w:t>
+              <w:t>TO-BE (tính đúng theo % giảm riêng từng nhóm bước, Bảng AS-IS/TO-BE): PT COD-specific ≈19,66', WT ≈12h → Tổng chi phí giảm còn ≈25.756đ/đơn</w:t>
             </w:r>
           </w:p>
         </w:tc>
@@ -34723,14 +35843,10 @@
             <w:tcW w:w="977" w:type="dxa"/>
           </w:tcPr>
           <w:p>
-            <w:pPr>
-              <w:rPr>
-                <w:bCs/>
-              </w:rPr>
-            </w:pPr>
-            <w:r>
-              <w:rPr>
-                <w:bCs/>
+            <w:r>
+              <w:rPr>
+                <w:b/>
+                <w:color w:val="C8102E"/>
                 <w:sz w:val="18"/>
               </w:rPr>
               <w:t>LỢI NHUẬN RÒNG / ĐƠN COD</w:t>
@@ -34746,7 +35862,7 @@
               <w:rPr>
                 <w:sz w:val="18"/>
               </w:rPr>
-              <w:t>Doanh thu (phí COD thu từ khách hàng, PL-01, trung bình 17.500đ) − Tổng chi phí COD-specific (42.395đ)</w:t>
+              <w:t>Doanh thu (phí COD, PL-01, trung bình 17.500đ) − Tổng chi phí COD-specific (44.174đ)</w:t>
             </w:r>
           </w:p>
         </w:tc>
@@ -34755,17 +35871,13 @@
             <w:tcW w:w="1787" w:type="dxa"/>
           </w:tcPr>
           <w:p>
-            <w:pPr>
-              <w:rPr>
-                <w:bCs/>
-              </w:rPr>
-            </w:pPr>
-            <w:r>
-              <w:rPr>
-                <w:bCs/>
-                <w:sz w:val="18"/>
-              </w:rPr>
-              <w:t>−24.895đ/đơn (= −142,3% doanh thu)</w:t>
+            <w:r>
+              <w:rPr>
+                <w:b/>
+                <w:color w:val="C8102E"/>
+                <w:sz w:val="18"/>
+              </w:rPr>
+              <w:t>≈ −26.674đ/đơn (= −152,4% doanh thu)</w:t>
             </w:r>
           </w:p>
         </w:tc>
@@ -34774,14 +35886,9 @@
             <w:tcW w:w="1123" w:type="dxa"/>
           </w:tcPr>
           <w:p>
-            <w:pPr>
-              <w:rPr>
-                <w:bCs/>
-              </w:rPr>
-            </w:pPr>
-            <w:r>
-              <w:rPr>
-                <w:bCs/>
+            <w:r>
+              <w:rPr>
+                <w:b/>
                 <w:sz w:val="18"/>
               </w:rPr>
               <w:t>đồng/đơn (%)</w:t>
@@ -34797,7 +35904,7 @@
               <w:rPr>
                 <w:sz w:val="18"/>
               </w:rPr>
-              <w:t>Viettel Post đang LỖ trên mỗi đơn COD ở mức phí hiện hành — đây là bằng chứng định lượng trực tiếp, ở cấp độ 1 đơn hàng, cho kết luận tại Bảng 19 (chi phí tài chính +78% YoY, LNST giảm 43,7% Quý I/2026)</w:t>
+              <w:t>Vẫn lỗ sâu dù đã tối ưu số bước — xác nhận lại: vấn đề nằm ở CẤU TRÚC PHÍ COD, không chỉ ở số lượng bước xử lý. Cắt giảm bước giúp giảm WT/PT nhưng không đủ bù chi phí tài chính + rủi ro ngoại lệ</w:t>
             </w:r>
           </w:p>
         </w:tc>
@@ -34810,7 +35917,14 @@
               <w:rPr>
                 <w:sz w:val="18"/>
               </w:rPr>
-              <w:t>TO-BE sau tối ưu toàn diện vẫn lỗ ≈ −72,5% doanh thu (−12.688đ/đơn) → tối ưu vận hành KHÔNG đủ để hòa vốn; cần bổ sung khuyến nghị chiến lược: xem xét lại cấu trúc/mức phí COD</w:t>
+              <w:t xml:space="preserve">TO-BE sau tối ưu toàn diện vẫn lỗ ≈ −47,2% doanh thu (−8.256đ/đơn) → tối ưu vận hành làm giảm đáng kể mức lỗ nhưng chưa đủ để hòa vốn; cần bổ sung khuyến nghị </w:t>
+            </w:r>
+            <w:r>
+              <w:rPr>
+                <w:sz w:val="18"/>
+              </w:rPr>
+              <w:lastRenderedPageBreak/>
+              <w:t>chiến lược: xem xét lại cấu trúc/mức phí COD</w:t>
             </w:r>
           </w:p>
         </w:tc>
@@ -34931,7 +36045,6 @@
           <w:sz w:val="20"/>
           <w:szCs w:val="20"/>
         </w:rPr>
-        <w:lastRenderedPageBreak/>
         <w:t>[8] Onship - Chính sách bồi thường đơn hàng của Viettel Post: https://onship.io/2022/08/08/chinh-sach-boi-thuong-don-hang-cua-viettel-post/</w:t>
       </w:r>
     </w:p>

--- a/01.WORKING_SPACE/2.TranVietHai-25410198/v1/Quy Trình Thu Phí COD.docx
+++ b/01.WORKING_SPACE/2.TranVietHai-25410198/v1/Quy Trình Thu Phí COD.docx
@@ -29515,7 +29515,7 @@
           <w:szCs w:val="18"/>
         </w:rPr>
         <w:drawing>
-          <wp:inline distT="0" distB="0" distL="0" distR="0" wp14:anchorId="10B07FE1" wp14:editId="220FB6FC">
+          <wp:inline distT="0" distB="0" distL="0" distR="0" wp14:anchorId="10B07FE1" wp14:editId="492A22AB">
             <wp:extent cx="5731510" cy="1971675"/>
             <wp:effectExtent l="0" t="0" r="2540" b="9525"/>
             <wp:docPr id="489833953" name="Picture 6"/>
@@ -35075,7 +35075,7 @@
               <w:rPr>
                 <w:sz w:val="18"/>
               </w:rPr>
-              <w:t>85</w:t>
+              <w:t>112</w:t>
             </w:r>
             <w:r>
               <w:rPr>
@@ -35087,7 +35087,7 @@
               <w:rPr>
                 <w:sz w:val="18"/>
               </w:rPr>
-              <w:t>2</w:t>
+              <w:t>8</w:t>
             </w:r>
             <w:r>
               <w:rPr>
@@ -39053,6 +39053,7 @@
   <w:style w:type="character" w:default="1" w:styleId="DefaultParagraphFont">
     <w:name w:val="Default Paragraph Font"/>
     <w:uiPriority w:val="1"/>
+    <w:semiHidden/>
     <w:unhideWhenUsed/>
   </w:style>
   <w:style w:type="table" w:default="1" w:styleId="TableNormal">
